--- a/GPTI-Tema-6/Actividad 6.1 Sintesis_CynthiaMorales_GPTI_7ISCM.docx
+++ b/GPTI-Tema-6/Actividad 6.1 Sintesis_CynthiaMorales_GPTI_7ISCM.docx
@@ -222,8 +222,42 @@
           <w:sz w:val="28"/>
           <w:szCs w:val="28"/>
         </w:rPr>
-        <w:t>Instituto Tecnológico de Frontera Comalapa</w:t>
-      </w:r>
+        <w:t xml:space="preserve">Instituto </w:t>
+      </w:r>
+      <w:proofErr w:type="spellStart"/>
+      <w:r>
+        <w:rPr>
+          <w:rFonts w:cs="Arial"/>
+          <w:b/>
+          <w:bCs/>
+          <w:sz w:val="28"/>
+          <w:szCs w:val="28"/>
+        </w:rPr>
+        <w:t>Tecnológico</w:t>
+      </w:r>
+      <w:proofErr w:type="spellEnd"/>
+      <w:r>
+        <w:rPr>
+          <w:rFonts w:cs="Arial"/>
+          <w:b/>
+          <w:bCs/>
+          <w:sz w:val="28"/>
+          <w:szCs w:val="28"/>
+        </w:rPr>
+        <w:t xml:space="preserve"> de Frontera </w:t>
+      </w:r>
+      <w:proofErr w:type="spellStart"/>
+      <w:r>
+        <w:rPr>
+          <w:rFonts w:cs="Arial"/>
+          <w:b/>
+          <w:bCs/>
+          <w:sz w:val="28"/>
+          <w:szCs w:val="28"/>
+        </w:rPr>
+        <w:t>Comalapa</w:t>
+      </w:r>
+      <w:proofErr w:type="spellEnd"/>
     </w:p>
     <w:p>
       <w:pPr>
@@ -234,6 +268,7 @@
           <w:szCs w:val="28"/>
         </w:rPr>
       </w:pPr>
+      <w:proofErr w:type="spellStart"/>
       <w:r>
         <w:rPr>
           <w:rFonts w:cs="Arial"/>
@@ -242,7 +277,18 @@
           <w:sz w:val="28"/>
           <w:szCs w:val="28"/>
         </w:rPr>
-        <w:t>Modalidad Mixta</w:t>
+        <w:t>Modalidad</w:t>
+      </w:r>
+      <w:proofErr w:type="spellEnd"/>
+      <w:r>
+        <w:rPr>
+          <w:rFonts w:cs="Arial"/>
+          <w:b/>
+          <w:bCs/>
+          <w:sz w:val="28"/>
+          <w:szCs w:val="28"/>
+        </w:rPr>
+        <w:t xml:space="preserve"> Mixta</w:t>
       </w:r>
     </w:p>
     <w:p>
@@ -295,12 +341,37 @@
           <w:szCs w:val="28"/>
         </w:rPr>
       </w:pPr>
+      <w:proofErr w:type="spellStart"/>
       <w:r>
         <w:rPr>
           <w:sz w:val="28"/>
           <w:szCs w:val="28"/>
         </w:rPr>
-        <w:t>Gestión de Proyectos TI</w:t>
+        <w:t>Gestión</w:t>
+      </w:r>
+      <w:proofErr w:type="spellEnd"/>
+      <w:r>
+        <w:rPr>
+          <w:sz w:val="28"/>
+          <w:szCs w:val="28"/>
+        </w:rPr>
+        <w:t xml:space="preserve"> de </w:t>
+      </w:r>
+      <w:proofErr w:type="spellStart"/>
+      <w:r>
+        <w:rPr>
+          <w:sz w:val="28"/>
+          <w:szCs w:val="28"/>
+        </w:rPr>
+        <w:t>Proyectos</w:t>
+      </w:r>
+      <w:proofErr w:type="spellEnd"/>
+      <w:r>
+        <w:rPr>
+          <w:sz w:val="28"/>
+          <w:szCs w:val="28"/>
+        </w:rPr>
+        <w:t xml:space="preserve"> TI</w:t>
       </w:r>
     </w:p>
     <w:p>
@@ -334,6 +405,7 @@
           <w:szCs w:val="28"/>
         </w:rPr>
       </w:pPr>
+      <w:proofErr w:type="spellStart"/>
       <w:r>
         <w:rPr>
           <w:rFonts w:cs="Arial"/>
@@ -342,6 +414,7 @@
         </w:rPr>
         <w:t>Séptimo</w:t>
       </w:r>
+      <w:proofErr w:type="spellEnd"/>
       <w:r>
         <w:rPr>
           <w:rFonts w:cs="Arial"/>
@@ -362,6 +435,7 @@
           <w:szCs w:val="28"/>
         </w:rPr>
       </w:pPr>
+      <w:proofErr w:type="spellStart"/>
       <w:r>
         <w:rPr>
           <w:rFonts w:cs="Arial"/>
@@ -370,7 +444,18 @@
           <w:sz w:val="28"/>
           <w:szCs w:val="28"/>
         </w:rPr>
-        <w:t>Especialidad:</w:t>
+        <w:t>Especialidad</w:t>
+      </w:r>
+      <w:proofErr w:type="spellEnd"/>
+      <w:r>
+        <w:rPr>
+          <w:rFonts w:cs="Arial"/>
+          <w:b/>
+          <w:bCs/>
+          <w:sz w:val="28"/>
+          <w:szCs w:val="28"/>
+        </w:rPr>
+        <w:t>:</w:t>
       </w:r>
     </w:p>
     <w:p>
@@ -382,13 +467,77 @@
           <w:szCs w:val="28"/>
         </w:rPr>
       </w:pPr>
+      <w:proofErr w:type="spellStart"/>
       <w:r>
         <w:rPr>
           <w:rFonts w:cs="Arial"/>
           <w:sz w:val="28"/>
           <w:szCs w:val="28"/>
         </w:rPr>
-        <w:t>Ingeniería en Sistemas Computacionales.</w:t>
+        <w:t>Ingeniería</w:t>
+      </w:r>
+      <w:proofErr w:type="spellEnd"/>
+      <w:r>
+        <w:rPr>
+          <w:rFonts w:cs="Arial"/>
+          <w:sz w:val="28"/>
+          <w:szCs w:val="28"/>
+        </w:rPr>
+        <w:t xml:space="preserve"> </w:t>
+      </w:r>
+      <w:proofErr w:type="spellStart"/>
+      <w:r>
+        <w:rPr>
+          <w:rFonts w:cs="Arial"/>
+          <w:sz w:val="28"/>
+          <w:szCs w:val="28"/>
+        </w:rPr>
+        <w:t>en</w:t>
+      </w:r>
+      <w:proofErr w:type="spellEnd"/>
+      <w:r>
+        <w:rPr>
+          <w:rFonts w:cs="Arial"/>
+          <w:sz w:val="28"/>
+          <w:szCs w:val="28"/>
+        </w:rPr>
+        <w:t xml:space="preserve"> </w:t>
+      </w:r>
+      <w:proofErr w:type="spellStart"/>
+      <w:r>
+        <w:rPr>
+          <w:rFonts w:cs="Arial"/>
+          <w:sz w:val="28"/>
+          <w:szCs w:val="28"/>
+        </w:rPr>
+        <w:t>Sistemas</w:t>
+      </w:r>
+      <w:proofErr w:type="spellEnd"/>
+      <w:r>
+        <w:rPr>
+          <w:rFonts w:cs="Arial"/>
+          <w:sz w:val="28"/>
+          <w:szCs w:val="28"/>
+        </w:rPr>
+        <w:t xml:space="preserve"> </w:t>
+      </w:r>
+      <w:proofErr w:type="spellStart"/>
+      <w:r>
+        <w:rPr>
+          <w:rFonts w:cs="Arial"/>
+          <w:sz w:val="28"/>
+          <w:szCs w:val="28"/>
+        </w:rPr>
+        <w:t>Computacionales</w:t>
+      </w:r>
+      <w:proofErr w:type="spellEnd"/>
+      <w:r>
+        <w:rPr>
+          <w:rFonts w:cs="Arial"/>
+          <w:sz w:val="28"/>
+          <w:szCs w:val="28"/>
+        </w:rPr>
+        <w:t>.</w:t>
       </w:r>
     </w:p>
     <w:p>
@@ -400,6 +549,7 @@
           <w:szCs w:val="28"/>
         </w:rPr>
       </w:pPr>
+      <w:proofErr w:type="spellStart"/>
       <w:r>
         <w:rPr>
           <w:rFonts w:cs="Arial"/>
@@ -408,7 +558,18 @@
           <w:sz w:val="28"/>
           <w:szCs w:val="28"/>
         </w:rPr>
-        <w:t>Numero de control</w:t>
+        <w:t>Numero</w:t>
+      </w:r>
+      <w:proofErr w:type="spellEnd"/>
+      <w:r>
+        <w:rPr>
+          <w:rFonts w:cs="Arial"/>
+          <w:b/>
+          <w:bCs/>
+          <w:sz w:val="28"/>
+          <w:szCs w:val="28"/>
+        </w:rPr>
+        <w:t xml:space="preserve"> de control</w:t>
       </w:r>
       <w:r>
         <w:rPr>
@@ -456,6 +617,7 @@
           <w:szCs w:val="28"/>
         </w:rPr>
       </w:pPr>
+      <w:proofErr w:type="spellStart"/>
       <w:r>
         <w:rPr>
           <w:rFonts w:cs="Arial"/>
@@ -464,7 +626,40 @@
           <w:sz w:val="28"/>
           <w:szCs w:val="28"/>
         </w:rPr>
-        <w:t xml:space="preserve">Nombre del alumno: </w:t>
+        <w:t>Nombre</w:t>
+      </w:r>
+      <w:proofErr w:type="spellEnd"/>
+      <w:r>
+        <w:rPr>
+          <w:rFonts w:cs="Arial"/>
+          <w:b/>
+          <w:bCs/>
+          <w:sz w:val="28"/>
+          <w:szCs w:val="28"/>
+        </w:rPr>
+        <w:t xml:space="preserve"> del </w:t>
+      </w:r>
+      <w:proofErr w:type="spellStart"/>
+      <w:r>
+        <w:rPr>
+          <w:rFonts w:cs="Arial"/>
+          <w:b/>
+          <w:bCs/>
+          <w:sz w:val="28"/>
+          <w:szCs w:val="28"/>
+        </w:rPr>
+        <w:t>alumno</w:t>
+      </w:r>
+      <w:proofErr w:type="spellEnd"/>
+      <w:r>
+        <w:rPr>
+          <w:rFonts w:cs="Arial"/>
+          <w:b/>
+          <w:bCs/>
+          <w:sz w:val="28"/>
+          <w:szCs w:val="28"/>
+        </w:rPr>
+        <w:t xml:space="preserve">: </w:t>
       </w:r>
     </w:p>
     <w:p>
@@ -496,6 +691,7 @@
           <w:szCs w:val="28"/>
         </w:rPr>
       </w:pPr>
+      <w:proofErr w:type="spellStart"/>
       <w:r>
         <w:rPr>
           <w:rFonts w:cs="Arial"/>
@@ -506,6 +702,7 @@
         </w:rPr>
         <w:t>Nombre</w:t>
       </w:r>
+      <w:proofErr w:type="spellEnd"/>
       <w:r>
         <w:rPr>
           <w:rFonts w:cs="Arial"/>
@@ -514,8 +711,20 @@
           <w:sz w:val="28"/>
           <w:szCs w:val="28"/>
         </w:rPr>
-        <w:t xml:space="preserve"> de la actividad</w:t>
-      </w:r>
+        <w:t xml:space="preserve"> de la </w:t>
+      </w:r>
+      <w:proofErr w:type="spellStart"/>
+      <w:r>
+        <w:rPr>
+          <w:rFonts w:cs="Arial"/>
+          <w:b/>
+          <w:bCs/>
+          <w:sz w:val="28"/>
+          <w:szCs w:val="28"/>
+        </w:rPr>
+        <w:t>actividad</w:t>
+      </w:r>
+      <w:proofErr w:type="spellEnd"/>
       <w:r>
         <w:rPr>
           <w:rFonts w:cs="Arial"/>
@@ -536,6 +745,7 @@
           <w:szCs w:val="28"/>
         </w:rPr>
       </w:pPr>
+      <w:proofErr w:type="spellStart"/>
       <w:r>
         <w:rPr>
           <w:rFonts w:cs="Arial"/>
@@ -544,6 +754,7 @@
         </w:rPr>
         <w:t>sintesis</w:t>
       </w:r>
+      <w:proofErr w:type="spellEnd"/>
     </w:p>
     <w:p>
       <w:pPr>
@@ -556,6 +767,7 @@
           <w:szCs w:val="28"/>
         </w:rPr>
       </w:pPr>
+      <w:proofErr w:type="spellStart"/>
       <w:r>
         <w:rPr>
           <w:rFonts w:cs="Arial"/>
@@ -564,7 +776,40 @@
           <w:sz w:val="28"/>
           <w:szCs w:val="28"/>
         </w:rPr>
-        <w:t>Nombre del docente:</w:t>
+        <w:t>Nombre</w:t>
+      </w:r>
+      <w:proofErr w:type="spellEnd"/>
+      <w:r>
+        <w:rPr>
+          <w:rFonts w:cs="Arial"/>
+          <w:b/>
+          <w:bCs/>
+          <w:sz w:val="28"/>
+          <w:szCs w:val="28"/>
+        </w:rPr>
+        <w:t xml:space="preserve"> del </w:t>
+      </w:r>
+      <w:proofErr w:type="spellStart"/>
+      <w:r>
+        <w:rPr>
+          <w:rFonts w:cs="Arial"/>
+          <w:b/>
+          <w:bCs/>
+          <w:sz w:val="28"/>
+          <w:szCs w:val="28"/>
+        </w:rPr>
+        <w:t>docente</w:t>
+      </w:r>
+      <w:proofErr w:type="spellEnd"/>
+      <w:r>
+        <w:rPr>
+          <w:rFonts w:cs="Arial"/>
+          <w:b/>
+          <w:bCs/>
+          <w:sz w:val="28"/>
+          <w:szCs w:val="28"/>
+        </w:rPr>
+        <w:t>:</w:t>
       </w:r>
     </w:p>
     <w:p>
@@ -642,7 +887,25 @@
           <w:sz w:val="28"/>
           <w:szCs w:val="28"/>
         </w:rPr>
-        <w:t>Frontera Comalapa, Chiapas</w:t>
+        <w:t xml:space="preserve">Frontera </w:t>
+      </w:r>
+      <w:proofErr w:type="spellStart"/>
+      <w:r>
+        <w:rPr>
+          <w:rFonts w:cs="Arial"/>
+          <w:sz w:val="28"/>
+          <w:szCs w:val="28"/>
+        </w:rPr>
+        <w:t>Comalapa</w:t>
+      </w:r>
+      <w:proofErr w:type="spellEnd"/>
+      <w:r>
+        <w:rPr>
+          <w:rFonts w:cs="Arial"/>
+          <w:sz w:val="28"/>
+          <w:szCs w:val="28"/>
+        </w:rPr>
+        <w:t>, Chiapas</w:t>
       </w:r>
       <w:r>
         <w:rPr>
@@ -674,8 +937,18 @@
           <w:sz w:val="28"/>
           <w:szCs w:val="28"/>
         </w:rPr>
-        <w:t xml:space="preserve"> 01 de Octubre</w:t>
-      </w:r>
+        <w:t xml:space="preserve"> 01 de </w:t>
+      </w:r>
+      <w:proofErr w:type="spellStart"/>
+      <w:r>
+        <w:rPr>
+          <w:rFonts w:cs="Arial"/>
+          <w:sz w:val="28"/>
+          <w:szCs w:val="28"/>
+        </w:rPr>
+        <w:t>Octubre</w:t>
+      </w:r>
+      <w:proofErr w:type="spellEnd"/>
       <w:r>
         <w:rPr>
           <w:sz w:val="28"/>
@@ -720,6 +993,7 @@
       <w:pPr>
         <w:jc w:val="both"/>
       </w:pPr>
+      <w:proofErr w:type="spellStart"/>
       <w:r>
         <w:rPr>
           <w:sz w:val="28"/>
@@ -728,13 +1002,334 @@
         <w:lastRenderedPageBreak/>
         <w:t>Introducción</w:t>
       </w:r>
+      <w:proofErr w:type="spellEnd"/>
     </w:p>
     <w:p>
       <w:pPr>
         <w:jc w:val="both"/>
       </w:pPr>
       <w:r>
-        <w:t>La gestión de proyectos de Tecnologías de la Información (TI) comprende el conjunto de conocimientos, procesos y herramientas utilizados para planificar, organizar, ejecutar, supervisar y cerrar proyectos relacionados con sistemas, software, infraestructura y servicios tecnológicos. Su finalidad es transformar una necesidad o idea en un resultado concreto, considerando factores como el alcance, tiempo, costos, recursos, calidad, riesgos y expectativas de las partes interesadas.</w:t>
+        <w:t xml:space="preserve">La </w:t>
+      </w:r>
+      <w:proofErr w:type="spellStart"/>
+      <w:r>
+        <w:t>gestión</w:t>
+      </w:r>
+      <w:proofErr w:type="spellEnd"/>
+      <w:r>
+        <w:t xml:space="preserve"> de </w:t>
+      </w:r>
+      <w:proofErr w:type="spellStart"/>
+      <w:r>
+        <w:t>proyectos</w:t>
+      </w:r>
+      <w:proofErr w:type="spellEnd"/>
+      <w:r>
+        <w:t xml:space="preserve"> de </w:t>
+      </w:r>
+      <w:proofErr w:type="spellStart"/>
+      <w:r>
+        <w:t>Tecnologías</w:t>
+      </w:r>
+      <w:proofErr w:type="spellEnd"/>
+      <w:r>
+        <w:t xml:space="preserve"> de la </w:t>
+      </w:r>
+      <w:proofErr w:type="spellStart"/>
+      <w:r>
+        <w:t>Información</w:t>
+      </w:r>
+      <w:proofErr w:type="spellEnd"/>
+      <w:r>
+        <w:t xml:space="preserve"> (TI) </w:t>
+      </w:r>
+      <w:proofErr w:type="spellStart"/>
+      <w:r>
+        <w:t>comprende</w:t>
+      </w:r>
+      <w:proofErr w:type="spellEnd"/>
+      <w:r>
+        <w:t xml:space="preserve"> </w:t>
+      </w:r>
+      <w:proofErr w:type="spellStart"/>
+      <w:r>
+        <w:t>el</w:t>
+      </w:r>
+      <w:proofErr w:type="spellEnd"/>
+      <w:r>
+        <w:t xml:space="preserve"> conjunto de </w:t>
+      </w:r>
+      <w:proofErr w:type="spellStart"/>
+      <w:r>
+        <w:t>conocimientos</w:t>
+      </w:r>
+      <w:proofErr w:type="spellEnd"/>
+      <w:r>
+        <w:t xml:space="preserve">, </w:t>
+      </w:r>
+      <w:proofErr w:type="spellStart"/>
+      <w:r>
+        <w:t>procesos</w:t>
+      </w:r>
+      <w:proofErr w:type="spellEnd"/>
+      <w:r>
+        <w:t xml:space="preserve"> y </w:t>
+      </w:r>
+      <w:proofErr w:type="spellStart"/>
+      <w:r>
+        <w:t>herramientas</w:t>
+      </w:r>
+      <w:proofErr w:type="spellEnd"/>
+      <w:r>
+        <w:t xml:space="preserve"> </w:t>
+      </w:r>
+      <w:proofErr w:type="spellStart"/>
+      <w:r>
+        <w:t>utilizados</w:t>
+      </w:r>
+      <w:proofErr w:type="spellEnd"/>
+      <w:r>
+        <w:t xml:space="preserve"> para </w:t>
+      </w:r>
+      <w:proofErr w:type="spellStart"/>
+      <w:r>
+        <w:t>planificar</w:t>
+      </w:r>
+      <w:proofErr w:type="spellEnd"/>
+      <w:r>
+        <w:t xml:space="preserve">, </w:t>
+      </w:r>
+      <w:proofErr w:type="spellStart"/>
+      <w:r>
+        <w:t>organizar</w:t>
+      </w:r>
+      <w:proofErr w:type="spellEnd"/>
+      <w:r>
+        <w:t xml:space="preserve">, </w:t>
+      </w:r>
+      <w:proofErr w:type="spellStart"/>
+      <w:r>
+        <w:t>ejecutar</w:t>
+      </w:r>
+      <w:proofErr w:type="spellEnd"/>
+      <w:r>
+        <w:t xml:space="preserve">, </w:t>
+      </w:r>
+      <w:proofErr w:type="spellStart"/>
+      <w:r>
+        <w:t>supervisar</w:t>
+      </w:r>
+      <w:proofErr w:type="spellEnd"/>
+      <w:r>
+        <w:t xml:space="preserve"> y </w:t>
+      </w:r>
+      <w:proofErr w:type="spellStart"/>
+      <w:r>
+        <w:t>cerrar</w:t>
+      </w:r>
+      <w:proofErr w:type="spellEnd"/>
+      <w:r>
+        <w:t xml:space="preserve"> </w:t>
+      </w:r>
+      <w:proofErr w:type="spellStart"/>
+      <w:r>
+        <w:t>proyectos</w:t>
+      </w:r>
+      <w:proofErr w:type="spellEnd"/>
+      <w:r>
+        <w:t xml:space="preserve"> </w:t>
+      </w:r>
+      <w:proofErr w:type="spellStart"/>
+      <w:r>
+        <w:t>relacionados</w:t>
+      </w:r>
+      <w:proofErr w:type="spellEnd"/>
+      <w:r>
+        <w:t xml:space="preserve"> con </w:t>
+      </w:r>
+      <w:proofErr w:type="spellStart"/>
+      <w:r>
+        <w:t>sistemas</w:t>
+      </w:r>
+      <w:proofErr w:type="spellEnd"/>
+      <w:r>
+        <w:t xml:space="preserve">, software, </w:t>
+      </w:r>
+      <w:proofErr w:type="spellStart"/>
+      <w:r>
+        <w:t>infraestructura</w:t>
+      </w:r>
+      <w:proofErr w:type="spellEnd"/>
+      <w:r>
+        <w:t xml:space="preserve"> y </w:t>
+      </w:r>
+      <w:proofErr w:type="spellStart"/>
+      <w:r>
+        <w:t>servicios</w:t>
+      </w:r>
+      <w:proofErr w:type="spellEnd"/>
+      <w:r>
+        <w:t xml:space="preserve"> </w:t>
+      </w:r>
+      <w:proofErr w:type="spellStart"/>
+      <w:r>
+        <w:t>tecnológicos</w:t>
+      </w:r>
+      <w:proofErr w:type="spellEnd"/>
+      <w:r>
+        <w:t xml:space="preserve">. Su </w:t>
+      </w:r>
+      <w:proofErr w:type="spellStart"/>
+      <w:r>
+        <w:t>finalidad</w:t>
+      </w:r>
+      <w:proofErr w:type="spellEnd"/>
+      <w:r>
+        <w:t xml:space="preserve"> es </w:t>
+      </w:r>
+      <w:proofErr w:type="spellStart"/>
+      <w:r>
+        <w:t>transformar</w:t>
+      </w:r>
+      <w:proofErr w:type="spellEnd"/>
+      <w:r>
+        <w:t xml:space="preserve"> </w:t>
+      </w:r>
+      <w:proofErr w:type="spellStart"/>
+      <w:r>
+        <w:t>una</w:t>
+      </w:r>
+      <w:proofErr w:type="spellEnd"/>
+      <w:r>
+        <w:t xml:space="preserve"> </w:t>
+      </w:r>
+      <w:proofErr w:type="spellStart"/>
+      <w:r>
+        <w:t>necesidad</w:t>
+      </w:r>
+      <w:proofErr w:type="spellEnd"/>
+      <w:r>
+        <w:t xml:space="preserve"> o idea </w:t>
+      </w:r>
+      <w:proofErr w:type="spellStart"/>
+      <w:r>
+        <w:t>en</w:t>
+      </w:r>
+      <w:proofErr w:type="spellEnd"/>
+      <w:r>
+        <w:t xml:space="preserve"> un </w:t>
+      </w:r>
+      <w:proofErr w:type="spellStart"/>
+      <w:r>
+        <w:t>resultado</w:t>
+      </w:r>
+      <w:proofErr w:type="spellEnd"/>
+      <w:r>
+        <w:t xml:space="preserve"> </w:t>
+      </w:r>
+      <w:proofErr w:type="spellStart"/>
+      <w:r>
+        <w:t>concreto</w:t>
+      </w:r>
+      <w:proofErr w:type="spellEnd"/>
+      <w:r>
+        <w:t xml:space="preserve">, </w:t>
+      </w:r>
+      <w:proofErr w:type="spellStart"/>
+      <w:r>
+        <w:t>considerando</w:t>
+      </w:r>
+      <w:proofErr w:type="spellEnd"/>
+      <w:r>
+        <w:t xml:space="preserve"> </w:t>
+      </w:r>
+      <w:proofErr w:type="spellStart"/>
+      <w:r>
+        <w:t>factores</w:t>
+      </w:r>
+      <w:proofErr w:type="spellEnd"/>
+      <w:r>
+        <w:t xml:space="preserve"> </w:t>
+      </w:r>
+      <w:proofErr w:type="spellStart"/>
+      <w:r>
+        <w:t>como</w:t>
+      </w:r>
+      <w:proofErr w:type="spellEnd"/>
+      <w:r>
+        <w:t xml:space="preserve"> </w:t>
+      </w:r>
+      <w:proofErr w:type="spellStart"/>
+      <w:r>
+        <w:t>el</w:t>
+      </w:r>
+      <w:proofErr w:type="spellEnd"/>
+      <w:r>
+        <w:t xml:space="preserve"> </w:t>
+      </w:r>
+      <w:proofErr w:type="spellStart"/>
+      <w:r>
+        <w:t>alcance</w:t>
+      </w:r>
+      <w:proofErr w:type="spellEnd"/>
+      <w:r>
+        <w:t xml:space="preserve">, </w:t>
+      </w:r>
+      <w:proofErr w:type="spellStart"/>
+      <w:r>
+        <w:t>tiempo</w:t>
+      </w:r>
+      <w:proofErr w:type="spellEnd"/>
+      <w:r>
+        <w:t xml:space="preserve">, </w:t>
+      </w:r>
+      <w:proofErr w:type="spellStart"/>
+      <w:r>
+        <w:t>costos</w:t>
+      </w:r>
+      <w:proofErr w:type="spellEnd"/>
+      <w:r>
+        <w:t xml:space="preserve">, </w:t>
+      </w:r>
+      <w:proofErr w:type="spellStart"/>
+      <w:r>
+        <w:t>recursos</w:t>
+      </w:r>
+      <w:proofErr w:type="spellEnd"/>
+      <w:r>
+        <w:t xml:space="preserve">, </w:t>
+      </w:r>
+      <w:proofErr w:type="spellStart"/>
+      <w:r>
+        <w:t>calidad</w:t>
+      </w:r>
+      <w:proofErr w:type="spellEnd"/>
+      <w:r>
+        <w:t xml:space="preserve">, </w:t>
+      </w:r>
+      <w:proofErr w:type="spellStart"/>
+      <w:r>
+        <w:t>riesgos</w:t>
+      </w:r>
+      <w:proofErr w:type="spellEnd"/>
+      <w:r>
+        <w:t xml:space="preserve"> y </w:t>
+      </w:r>
+      <w:proofErr w:type="spellStart"/>
+      <w:r>
+        <w:t>expectativas</w:t>
+      </w:r>
+      <w:proofErr w:type="spellEnd"/>
+      <w:r>
+        <w:t xml:space="preserve"> de las partes </w:t>
+      </w:r>
+      <w:proofErr w:type="spellStart"/>
+      <w:r>
+        <w:t>interesadas</w:t>
+      </w:r>
+      <w:proofErr w:type="spellEnd"/>
+      <w:r>
+        <w:t>.</w:t>
       </w:r>
     </w:p>
     <w:p>
@@ -742,7 +1337,399 @@
         <w:jc w:val="both"/>
       </w:pPr>
       <w:r>
-        <w:t>En un proyecto de TI no basta con desarrollar una solución técnicamente funcional. También es necesario establecer objetivos claros, distribuir responsabilidades, controlar los cambios, dar seguimiento al avance y mantener una comunicación constante con el equipo y los interesados. El ciclo de vida de un proyecto suele considerar las etapas de inicio, planificación, ejecución, monitoreo y control, y cierre; estas etapas permiten ordenar el trabajo y facilitar la toma de decisiones durante el proyecto (PMI, s. f.).</w:t>
+        <w:t xml:space="preserve">En un </w:t>
+      </w:r>
+      <w:proofErr w:type="spellStart"/>
+      <w:r>
+        <w:t>proyecto</w:t>
+      </w:r>
+      <w:proofErr w:type="spellEnd"/>
+      <w:r>
+        <w:t xml:space="preserve"> de TI no basta con </w:t>
+      </w:r>
+      <w:proofErr w:type="spellStart"/>
+      <w:r>
+        <w:t>desarrollar</w:t>
+      </w:r>
+      <w:proofErr w:type="spellEnd"/>
+      <w:r>
+        <w:t xml:space="preserve"> </w:t>
+      </w:r>
+      <w:proofErr w:type="spellStart"/>
+      <w:r>
+        <w:t>una</w:t>
+      </w:r>
+      <w:proofErr w:type="spellEnd"/>
+      <w:r>
+        <w:t xml:space="preserve"> </w:t>
+      </w:r>
+      <w:proofErr w:type="spellStart"/>
+      <w:r>
+        <w:t>solución</w:t>
+      </w:r>
+      <w:proofErr w:type="spellEnd"/>
+      <w:r>
+        <w:t xml:space="preserve"> </w:t>
+      </w:r>
+      <w:proofErr w:type="spellStart"/>
+      <w:r>
+        <w:t>técnicamente</w:t>
+      </w:r>
+      <w:proofErr w:type="spellEnd"/>
+      <w:r>
+        <w:t xml:space="preserve"> </w:t>
+      </w:r>
+      <w:proofErr w:type="spellStart"/>
+      <w:r>
+        <w:t>funcional</w:t>
+      </w:r>
+      <w:proofErr w:type="spellEnd"/>
+      <w:r>
+        <w:t xml:space="preserve">. </w:t>
+      </w:r>
+      <w:proofErr w:type="spellStart"/>
+      <w:r>
+        <w:t>También</w:t>
+      </w:r>
+      <w:proofErr w:type="spellEnd"/>
+      <w:r>
+        <w:t xml:space="preserve"> es </w:t>
+      </w:r>
+      <w:proofErr w:type="spellStart"/>
+      <w:r>
+        <w:t>necesario</w:t>
+      </w:r>
+      <w:proofErr w:type="spellEnd"/>
+      <w:r>
+        <w:t xml:space="preserve"> </w:t>
+      </w:r>
+      <w:proofErr w:type="spellStart"/>
+      <w:r>
+        <w:t>establecer</w:t>
+      </w:r>
+      <w:proofErr w:type="spellEnd"/>
+      <w:r>
+        <w:t xml:space="preserve"> </w:t>
+      </w:r>
+      <w:proofErr w:type="spellStart"/>
+      <w:r>
+        <w:t>objetivos</w:t>
+      </w:r>
+      <w:proofErr w:type="spellEnd"/>
+      <w:r>
+        <w:t xml:space="preserve"> claros, </w:t>
+      </w:r>
+      <w:proofErr w:type="spellStart"/>
+      <w:r>
+        <w:t>distribuir</w:t>
+      </w:r>
+      <w:proofErr w:type="spellEnd"/>
+      <w:r>
+        <w:t xml:space="preserve"> </w:t>
+      </w:r>
+      <w:proofErr w:type="spellStart"/>
+      <w:r>
+        <w:t>responsabilidades</w:t>
+      </w:r>
+      <w:proofErr w:type="spellEnd"/>
+      <w:r>
+        <w:t xml:space="preserve">, </w:t>
+      </w:r>
+      <w:proofErr w:type="spellStart"/>
+      <w:r>
+        <w:t>controlar</w:t>
+      </w:r>
+      <w:proofErr w:type="spellEnd"/>
+      <w:r>
+        <w:t xml:space="preserve"> </w:t>
+      </w:r>
+      <w:proofErr w:type="spellStart"/>
+      <w:r>
+        <w:t>los</w:t>
+      </w:r>
+      <w:proofErr w:type="spellEnd"/>
+      <w:r>
+        <w:t xml:space="preserve"> </w:t>
+      </w:r>
+      <w:proofErr w:type="spellStart"/>
+      <w:r>
+        <w:t>cambios</w:t>
+      </w:r>
+      <w:proofErr w:type="spellEnd"/>
+      <w:r>
+        <w:t xml:space="preserve">, </w:t>
+      </w:r>
+      <w:proofErr w:type="spellStart"/>
+      <w:r>
+        <w:t>dar</w:t>
+      </w:r>
+      <w:proofErr w:type="spellEnd"/>
+      <w:r>
+        <w:t xml:space="preserve"> </w:t>
+      </w:r>
+      <w:proofErr w:type="spellStart"/>
+      <w:r>
+        <w:t>seguimiento</w:t>
+      </w:r>
+      <w:proofErr w:type="spellEnd"/>
+      <w:r>
+        <w:t xml:space="preserve"> al </w:t>
+      </w:r>
+      <w:proofErr w:type="spellStart"/>
+      <w:r>
+        <w:t>avance</w:t>
+      </w:r>
+      <w:proofErr w:type="spellEnd"/>
+      <w:r>
+        <w:t xml:space="preserve"> y </w:t>
+      </w:r>
+      <w:proofErr w:type="spellStart"/>
+      <w:r>
+        <w:t>mantener</w:t>
+      </w:r>
+      <w:proofErr w:type="spellEnd"/>
+      <w:r>
+        <w:t xml:space="preserve"> </w:t>
+      </w:r>
+      <w:proofErr w:type="spellStart"/>
+      <w:r>
+        <w:t>una</w:t>
+      </w:r>
+      <w:proofErr w:type="spellEnd"/>
+      <w:r>
+        <w:t xml:space="preserve"> </w:t>
+      </w:r>
+      <w:proofErr w:type="spellStart"/>
+      <w:r>
+        <w:t>comunicación</w:t>
+      </w:r>
+      <w:proofErr w:type="spellEnd"/>
+      <w:r>
+        <w:t xml:space="preserve"> </w:t>
+      </w:r>
+      <w:proofErr w:type="spellStart"/>
+      <w:r>
+        <w:t>constante</w:t>
+      </w:r>
+      <w:proofErr w:type="spellEnd"/>
+      <w:r>
+        <w:t xml:space="preserve"> con </w:t>
+      </w:r>
+      <w:proofErr w:type="spellStart"/>
+      <w:r>
+        <w:t>el</w:t>
+      </w:r>
+      <w:proofErr w:type="spellEnd"/>
+      <w:r>
+        <w:t xml:space="preserve"> </w:t>
+      </w:r>
+      <w:proofErr w:type="spellStart"/>
+      <w:r>
+        <w:t>equipo</w:t>
+      </w:r>
+      <w:proofErr w:type="spellEnd"/>
+      <w:r>
+        <w:t xml:space="preserve"> y </w:t>
+      </w:r>
+      <w:proofErr w:type="spellStart"/>
+      <w:r>
+        <w:t>los</w:t>
+      </w:r>
+      <w:proofErr w:type="spellEnd"/>
+      <w:r>
+        <w:t xml:space="preserve"> </w:t>
+      </w:r>
+      <w:proofErr w:type="spellStart"/>
+      <w:r>
+        <w:t>interesados</w:t>
+      </w:r>
+      <w:proofErr w:type="spellEnd"/>
+      <w:r>
+        <w:t xml:space="preserve">. El </w:t>
+      </w:r>
+      <w:proofErr w:type="spellStart"/>
+      <w:r>
+        <w:t>ciclo</w:t>
+      </w:r>
+      <w:proofErr w:type="spellEnd"/>
+      <w:r>
+        <w:t xml:space="preserve"> de </w:t>
+      </w:r>
+      <w:proofErr w:type="spellStart"/>
+      <w:r>
+        <w:t>vida</w:t>
+      </w:r>
+      <w:proofErr w:type="spellEnd"/>
+      <w:r>
+        <w:t xml:space="preserve"> de un </w:t>
+      </w:r>
+      <w:proofErr w:type="spellStart"/>
+      <w:r>
+        <w:t>proyecto</w:t>
+      </w:r>
+      <w:proofErr w:type="spellEnd"/>
+      <w:r>
+        <w:t xml:space="preserve"> </w:t>
+      </w:r>
+      <w:proofErr w:type="spellStart"/>
+      <w:r>
+        <w:t>suele</w:t>
+      </w:r>
+      <w:proofErr w:type="spellEnd"/>
+      <w:r>
+        <w:t xml:space="preserve"> </w:t>
+      </w:r>
+      <w:proofErr w:type="spellStart"/>
+      <w:r>
+        <w:t>considerar</w:t>
+      </w:r>
+      <w:proofErr w:type="spellEnd"/>
+      <w:r>
+        <w:t xml:space="preserve"> las </w:t>
+      </w:r>
+      <w:proofErr w:type="spellStart"/>
+      <w:r>
+        <w:t>etapas</w:t>
+      </w:r>
+      <w:proofErr w:type="spellEnd"/>
+      <w:r>
+        <w:t xml:space="preserve"> de </w:t>
+      </w:r>
+      <w:proofErr w:type="spellStart"/>
+      <w:r>
+        <w:t>inicio</w:t>
+      </w:r>
+      <w:proofErr w:type="spellEnd"/>
+      <w:r>
+        <w:t xml:space="preserve">, </w:t>
+      </w:r>
+      <w:proofErr w:type="spellStart"/>
+      <w:r>
+        <w:t>planificación</w:t>
+      </w:r>
+      <w:proofErr w:type="spellEnd"/>
+      <w:r>
+        <w:t xml:space="preserve">, </w:t>
+      </w:r>
+      <w:proofErr w:type="spellStart"/>
+      <w:r>
+        <w:t>ejecución</w:t>
+      </w:r>
+      <w:proofErr w:type="spellEnd"/>
+      <w:r>
+        <w:t xml:space="preserve">, </w:t>
+      </w:r>
+      <w:proofErr w:type="spellStart"/>
+      <w:r>
+        <w:t>monitoreo</w:t>
+      </w:r>
+      <w:proofErr w:type="spellEnd"/>
+      <w:r>
+        <w:t xml:space="preserve"> y control, y </w:t>
+      </w:r>
+      <w:proofErr w:type="spellStart"/>
+      <w:r>
+        <w:t>cierre</w:t>
+      </w:r>
+      <w:proofErr w:type="spellEnd"/>
+      <w:r>
+        <w:t xml:space="preserve">; </w:t>
+      </w:r>
+      <w:proofErr w:type="spellStart"/>
+      <w:r>
+        <w:t>estas</w:t>
+      </w:r>
+      <w:proofErr w:type="spellEnd"/>
+      <w:r>
+        <w:t xml:space="preserve"> </w:t>
+      </w:r>
+      <w:proofErr w:type="spellStart"/>
+      <w:r>
+        <w:t>etapas</w:t>
+      </w:r>
+      <w:proofErr w:type="spellEnd"/>
+      <w:r>
+        <w:t xml:space="preserve"> </w:t>
+      </w:r>
+      <w:proofErr w:type="spellStart"/>
+      <w:r>
+        <w:t>permiten</w:t>
+      </w:r>
+      <w:proofErr w:type="spellEnd"/>
+      <w:r>
+        <w:t xml:space="preserve"> </w:t>
+      </w:r>
+      <w:proofErr w:type="spellStart"/>
+      <w:r>
+        <w:t>ordenar</w:t>
+      </w:r>
+      <w:proofErr w:type="spellEnd"/>
+      <w:r>
+        <w:t xml:space="preserve"> </w:t>
+      </w:r>
+      <w:proofErr w:type="spellStart"/>
+      <w:r>
+        <w:t>el</w:t>
+      </w:r>
+      <w:proofErr w:type="spellEnd"/>
+      <w:r>
+        <w:t xml:space="preserve"> </w:t>
+      </w:r>
+      <w:proofErr w:type="spellStart"/>
+      <w:r>
+        <w:t>trabajo</w:t>
+      </w:r>
+      <w:proofErr w:type="spellEnd"/>
+      <w:r>
+        <w:t xml:space="preserve"> y </w:t>
+      </w:r>
+      <w:proofErr w:type="spellStart"/>
+      <w:r>
+        <w:t>facilitar</w:t>
+      </w:r>
+      <w:proofErr w:type="spellEnd"/>
+      <w:r>
+        <w:t xml:space="preserve"> la </w:t>
+      </w:r>
+      <w:proofErr w:type="spellStart"/>
+      <w:r>
+        <w:t>toma</w:t>
+      </w:r>
+      <w:proofErr w:type="spellEnd"/>
+      <w:r>
+        <w:t xml:space="preserve"> de </w:t>
+      </w:r>
+      <w:proofErr w:type="spellStart"/>
+      <w:r>
+        <w:t>decisiones</w:t>
+      </w:r>
+      <w:proofErr w:type="spellEnd"/>
+      <w:r>
+        <w:t xml:space="preserve"> </w:t>
+      </w:r>
+      <w:proofErr w:type="spellStart"/>
+      <w:r>
+        <w:t>durante</w:t>
+      </w:r>
+      <w:proofErr w:type="spellEnd"/>
+      <w:r>
+        <w:t xml:space="preserve"> </w:t>
+      </w:r>
+      <w:proofErr w:type="spellStart"/>
+      <w:r>
+        <w:t>el</w:t>
+      </w:r>
+      <w:proofErr w:type="spellEnd"/>
+      <w:r>
+        <w:t xml:space="preserve"> </w:t>
+      </w:r>
+      <w:proofErr w:type="spellStart"/>
+      <w:r>
+        <w:t>proyecto</w:t>
+      </w:r>
+      <w:proofErr w:type="spellEnd"/>
+      <w:r>
+        <w:t xml:space="preserve"> (PMI, s. f.).</w:t>
       </w:r>
     </w:p>
     <w:p>
@@ -750,7 +1737,199 @@
         <w:jc w:val="both"/>
       </w:pPr>
       <w:r>
-        <w:t>Esta síntesis reúne los principales elementos de la materia: fundamentos de la gestión de proyectos TI, planeación y organización, herramientas tecnológicas, control de cambios y seguimiento, gestión de riesgos, así como evaluación, lecciones aprendidas, documentación y cierre.</w:t>
+        <w:t xml:space="preserve">Esta </w:t>
+      </w:r>
+      <w:proofErr w:type="spellStart"/>
+      <w:r>
+        <w:t>síntesis</w:t>
+      </w:r>
+      <w:proofErr w:type="spellEnd"/>
+      <w:r>
+        <w:t xml:space="preserve"> </w:t>
+      </w:r>
+      <w:proofErr w:type="spellStart"/>
+      <w:r>
+        <w:t>reúne</w:t>
+      </w:r>
+      <w:proofErr w:type="spellEnd"/>
+      <w:r>
+        <w:t xml:space="preserve"> </w:t>
+      </w:r>
+      <w:proofErr w:type="spellStart"/>
+      <w:r>
+        <w:t>los</w:t>
+      </w:r>
+      <w:proofErr w:type="spellEnd"/>
+      <w:r>
+        <w:t xml:space="preserve"> </w:t>
+      </w:r>
+      <w:proofErr w:type="spellStart"/>
+      <w:r>
+        <w:t>principales</w:t>
+      </w:r>
+      <w:proofErr w:type="spellEnd"/>
+      <w:r>
+        <w:t xml:space="preserve"> </w:t>
+      </w:r>
+      <w:proofErr w:type="spellStart"/>
+      <w:r>
+        <w:t>elementos</w:t>
+      </w:r>
+      <w:proofErr w:type="spellEnd"/>
+      <w:r>
+        <w:t xml:space="preserve"> de la </w:t>
+      </w:r>
+      <w:proofErr w:type="spellStart"/>
+      <w:r>
+        <w:t>materia</w:t>
+      </w:r>
+      <w:proofErr w:type="spellEnd"/>
+      <w:r>
+        <w:t xml:space="preserve">: </w:t>
+      </w:r>
+      <w:proofErr w:type="spellStart"/>
+      <w:r>
+        <w:t>fundamentos</w:t>
+      </w:r>
+      <w:proofErr w:type="spellEnd"/>
+      <w:r>
+        <w:t xml:space="preserve"> de la </w:t>
+      </w:r>
+      <w:proofErr w:type="spellStart"/>
+      <w:r>
+        <w:t>gestión</w:t>
+      </w:r>
+      <w:proofErr w:type="spellEnd"/>
+      <w:r>
+        <w:t xml:space="preserve"> de </w:t>
+      </w:r>
+      <w:proofErr w:type="spellStart"/>
+      <w:r>
+        <w:t>proyectos</w:t>
+      </w:r>
+      <w:proofErr w:type="spellEnd"/>
+      <w:r>
+        <w:t xml:space="preserve"> TI, </w:t>
+      </w:r>
+      <w:proofErr w:type="spellStart"/>
+      <w:r>
+        <w:t>planeación</w:t>
+      </w:r>
+      <w:proofErr w:type="spellEnd"/>
+      <w:r>
+        <w:t xml:space="preserve"> y </w:t>
+      </w:r>
+      <w:proofErr w:type="spellStart"/>
+      <w:r>
+        <w:t>organización</w:t>
+      </w:r>
+      <w:proofErr w:type="spellEnd"/>
+      <w:r>
+        <w:t xml:space="preserve">, </w:t>
+      </w:r>
+      <w:proofErr w:type="spellStart"/>
+      <w:r>
+        <w:t>herramientas</w:t>
+      </w:r>
+      <w:proofErr w:type="spellEnd"/>
+      <w:r>
+        <w:t xml:space="preserve"> </w:t>
+      </w:r>
+      <w:proofErr w:type="spellStart"/>
+      <w:r>
+        <w:t>tecnológicas</w:t>
+      </w:r>
+      <w:proofErr w:type="spellEnd"/>
+      <w:r>
+        <w:t xml:space="preserve">, control de </w:t>
+      </w:r>
+      <w:proofErr w:type="spellStart"/>
+      <w:r>
+        <w:t>cambios</w:t>
+      </w:r>
+      <w:proofErr w:type="spellEnd"/>
+      <w:r>
+        <w:t xml:space="preserve"> y </w:t>
+      </w:r>
+      <w:proofErr w:type="spellStart"/>
+      <w:r>
+        <w:t>seguimiento</w:t>
+      </w:r>
+      <w:proofErr w:type="spellEnd"/>
+      <w:r>
+        <w:t xml:space="preserve">, </w:t>
+      </w:r>
+      <w:proofErr w:type="spellStart"/>
+      <w:r>
+        <w:t>gestión</w:t>
+      </w:r>
+      <w:proofErr w:type="spellEnd"/>
+      <w:r>
+        <w:t xml:space="preserve"> de </w:t>
+      </w:r>
+      <w:proofErr w:type="spellStart"/>
+      <w:r>
+        <w:t>riesgos</w:t>
+      </w:r>
+      <w:proofErr w:type="spellEnd"/>
+      <w:r>
+        <w:t xml:space="preserve">, </w:t>
+      </w:r>
+      <w:proofErr w:type="spellStart"/>
+      <w:r>
+        <w:t>así</w:t>
+      </w:r>
+      <w:proofErr w:type="spellEnd"/>
+      <w:r>
+        <w:t xml:space="preserve"> </w:t>
+      </w:r>
+      <w:proofErr w:type="spellStart"/>
+      <w:r>
+        <w:t>como</w:t>
+      </w:r>
+      <w:proofErr w:type="spellEnd"/>
+      <w:r>
+        <w:t xml:space="preserve"> </w:t>
+      </w:r>
+      <w:proofErr w:type="spellStart"/>
+      <w:r>
+        <w:t>evaluación</w:t>
+      </w:r>
+      <w:proofErr w:type="spellEnd"/>
+      <w:r>
+        <w:t xml:space="preserve">, </w:t>
+      </w:r>
+      <w:proofErr w:type="spellStart"/>
+      <w:r>
+        <w:t>lecciones</w:t>
+      </w:r>
+      <w:proofErr w:type="spellEnd"/>
+      <w:r>
+        <w:t xml:space="preserve"> </w:t>
+      </w:r>
+      <w:proofErr w:type="spellStart"/>
+      <w:r>
+        <w:t>aprendidas</w:t>
+      </w:r>
+      <w:proofErr w:type="spellEnd"/>
+      <w:r>
+        <w:t xml:space="preserve">, </w:t>
+      </w:r>
+      <w:proofErr w:type="spellStart"/>
+      <w:r>
+        <w:t>documentación</w:t>
+      </w:r>
+      <w:proofErr w:type="spellEnd"/>
+      <w:r>
+        <w:t xml:space="preserve"> y </w:t>
+      </w:r>
+      <w:proofErr w:type="spellStart"/>
+      <w:r>
+        <w:t>cierre</w:t>
+      </w:r>
+      <w:proofErr w:type="spellEnd"/>
+      <w:r>
+        <w:t>.</w:t>
       </w:r>
     </w:p>
     <w:p>
@@ -761,31 +1940,611 @@
           <w:sz w:val="28"/>
         </w:rPr>
       </w:pPr>
+      <w:proofErr w:type="spellStart"/>
       <w:r>
         <w:rPr>
           <w:sz w:val="28"/>
         </w:rPr>
         <w:t>Justificación</w:t>
       </w:r>
+      <w:proofErr w:type="spellEnd"/>
     </w:p>
     <w:p>
       <w:pPr>
         <w:jc w:val="both"/>
       </w:pPr>
       <w:r>
-        <w:t>El estudio de la gestión de proyectos TI es importante porque los proyectos tecnológicos requieren coordinar personas, actividades, recursos y decisiones dentro de condiciones de tiempo y presupuesto determinadas. Una administración deficiente puede provocar retrasos, incremento de costos, problemas de calidad, cambios no controlados o resultados que no satisfagan las necesidades del usuario.</w:t>
+        <w:t xml:space="preserve">El </w:t>
+      </w:r>
+      <w:proofErr w:type="spellStart"/>
+      <w:r>
+        <w:t>estudio</w:t>
+      </w:r>
+      <w:proofErr w:type="spellEnd"/>
+      <w:r>
+        <w:t xml:space="preserve"> de la </w:t>
+      </w:r>
+      <w:proofErr w:type="spellStart"/>
+      <w:r>
+        <w:t>gestión</w:t>
+      </w:r>
+      <w:proofErr w:type="spellEnd"/>
+      <w:r>
+        <w:t xml:space="preserve"> de </w:t>
+      </w:r>
+      <w:proofErr w:type="spellStart"/>
+      <w:r>
+        <w:t>proyectos</w:t>
+      </w:r>
+      <w:proofErr w:type="spellEnd"/>
+      <w:r>
+        <w:t xml:space="preserve"> TI es </w:t>
+      </w:r>
+      <w:proofErr w:type="spellStart"/>
+      <w:r>
+        <w:t>importante</w:t>
+      </w:r>
+      <w:proofErr w:type="spellEnd"/>
+      <w:r>
+        <w:t xml:space="preserve"> </w:t>
+      </w:r>
+      <w:proofErr w:type="spellStart"/>
+      <w:r>
+        <w:t>porque</w:t>
+      </w:r>
+      <w:proofErr w:type="spellEnd"/>
+      <w:r>
+        <w:t xml:space="preserve"> </w:t>
+      </w:r>
+      <w:proofErr w:type="spellStart"/>
+      <w:r>
+        <w:t>los</w:t>
+      </w:r>
+      <w:proofErr w:type="spellEnd"/>
+      <w:r>
+        <w:t xml:space="preserve"> </w:t>
+      </w:r>
+      <w:proofErr w:type="spellStart"/>
+      <w:r>
+        <w:t>proyectos</w:t>
+      </w:r>
+      <w:proofErr w:type="spellEnd"/>
+      <w:r>
+        <w:t xml:space="preserve"> </w:t>
+      </w:r>
+      <w:proofErr w:type="spellStart"/>
+      <w:r>
+        <w:t>tecnológicos</w:t>
+      </w:r>
+      <w:proofErr w:type="spellEnd"/>
+      <w:r>
+        <w:t xml:space="preserve"> </w:t>
+      </w:r>
+      <w:proofErr w:type="spellStart"/>
+      <w:r>
+        <w:t>requieren</w:t>
+      </w:r>
+      <w:proofErr w:type="spellEnd"/>
+      <w:r>
+        <w:t xml:space="preserve"> </w:t>
+      </w:r>
+      <w:proofErr w:type="spellStart"/>
+      <w:r>
+        <w:t>coordinar</w:t>
+      </w:r>
+      <w:proofErr w:type="spellEnd"/>
+      <w:r>
+        <w:t xml:space="preserve"> personas, </w:t>
+      </w:r>
+      <w:proofErr w:type="spellStart"/>
+      <w:r>
+        <w:t>actividades</w:t>
+      </w:r>
+      <w:proofErr w:type="spellEnd"/>
+      <w:r>
+        <w:t xml:space="preserve">, </w:t>
+      </w:r>
+      <w:proofErr w:type="spellStart"/>
+      <w:r>
+        <w:t>recursos</w:t>
+      </w:r>
+      <w:proofErr w:type="spellEnd"/>
+      <w:r>
+        <w:t xml:space="preserve"> y </w:t>
+      </w:r>
+      <w:proofErr w:type="spellStart"/>
+      <w:r>
+        <w:t>decisiones</w:t>
+      </w:r>
+      <w:proofErr w:type="spellEnd"/>
+      <w:r>
+        <w:t xml:space="preserve"> </w:t>
+      </w:r>
+      <w:proofErr w:type="spellStart"/>
+      <w:r>
+        <w:t>dentro</w:t>
+      </w:r>
+      <w:proofErr w:type="spellEnd"/>
+      <w:r>
+        <w:t xml:space="preserve"> de </w:t>
+      </w:r>
+      <w:proofErr w:type="spellStart"/>
+      <w:r>
+        <w:t>condiciones</w:t>
+      </w:r>
+      <w:proofErr w:type="spellEnd"/>
+      <w:r>
+        <w:t xml:space="preserve"> de </w:t>
+      </w:r>
+      <w:proofErr w:type="spellStart"/>
+      <w:r>
+        <w:t>tiempo</w:t>
+      </w:r>
+      <w:proofErr w:type="spellEnd"/>
+      <w:r>
+        <w:t xml:space="preserve"> y </w:t>
+      </w:r>
+      <w:proofErr w:type="spellStart"/>
+      <w:r>
+        <w:t>presupuesto</w:t>
+      </w:r>
+      <w:proofErr w:type="spellEnd"/>
+      <w:r>
+        <w:t xml:space="preserve"> </w:t>
+      </w:r>
+      <w:proofErr w:type="spellStart"/>
+      <w:r>
+        <w:t>determinadas</w:t>
+      </w:r>
+      <w:proofErr w:type="spellEnd"/>
+      <w:r>
+        <w:t xml:space="preserve">. Una </w:t>
+      </w:r>
+      <w:proofErr w:type="spellStart"/>
+      <w:r>
+        <w:t>administración</w:t>
+      </w:r>
+      <w:proofErr w:type="spellEnd"/>
+      <w:r>
+        <w:t xml:space="preserve"> </w:t>
+      </w:r>
+      <w:proofErr w:type="spellStart"/>
+      <w:r>
+        <w:t>deficiente</w:t>
+      </w:r>
+      <w:proofErr w:type="spellEnd"/>
+      <w:r>
+        <w:t xml:space="preserve"> </w:t>
+      </w:r>
+      <w:proofErr w:type="spellStart"/>
+      <w:r>
+        <w:t>puede</w:t>
+      </w:r>
+      <w:proofErr w:type="spellEnd"/>
+      <w:r>
+        <w:t xml:space="preserve"> </w:t>
+      </w:r>
+      <w:proofErr w:type="spellStart"/>
+      <w:r>
+        <w:t>provocar</w:t>
+      </w:r>
+      <w:proofErr w:type="spellEnd"/>
+      <w:r>
+        <w:t xml:space="preserve"> </w:t>
+      </w:r>
+      <w:proofErr w:type="spellStart"/>
+      <w:r>
+        <w:t>retrasos</w:t>
+      </w:r>
+      <w:proofErr w:type="spellEnd"/>
+      <w:r>
+        <w:t xml:space="preserve">, </w:t>
+      </w:r>
+      <w:proofErr w:type="spellStart"/>
+      <w:r>
+        <w:t>incremento</w:t>
+      </w:r>
+      <w:proofErr w:type="spellEnd"/>
+      <w:r>
+        <w:t xml:space="preserve"> de </w:t>
+      </w:r>
+      <w:proofErr w:type="spellStart"/>
+      <w:r>
+        <w:t>costos</w:t>
+      </w:r>
+      <w:proofErr w:type="spellEnd"/>
+      <w:r>
+        <w:t xml:space="preserve">, </w:t>
+      </w:r>
+      <w:proofErr w:type="spellStart"/>
+      <w:r>
+        <w:t>problemas</w:t>
+      </w:r>
+      <w:proofErr w:type="spellEnd"/>
+      <w:r>
+        <w:t xml:space="preserve"> de </w:t>
+      </w:r>
+      <w:proofErr w:type="spellStart"/>
+      <w:r>
+        <w:t>calidad</w:t>
+      </w:r>
+      <w:proofErr w:type="spellEnd"/>
+      <w:r>
+        <w:t xml:space="preserve">, </w:t>
+      </w:r>
+      <w:proofErr w:type="spellStart"/>
+      <w:r>
+        <w:t>cambios</w:t>
+      </w:r>
+      <w:proofErr w:type="spellEnd"/>
+      <w:r>
+        <w:t xml:space="preserve"> no </w:t>
+      </w:r>
+      <w:proofErr w:type="spellStart"/>
+      <w:r>
+        <w:t>controlados</w:t>
+      </w:r>
+      <w:proofErr w:type="spellEnd"/>
+      <w:r>
+        <w:t xml:space="preserve"> o </w:t>
+      </w:r>
+      <w:proofErr w:type="spellStart"/>
+      <w:r>
+        <w:t>resultados</w:t>
+      </w:r>
+      <w:proofErr w:type="spellEnd"/>
+      <w:r>
+        <w:t xml:space="preserve"> que no </w:t>
+      </w:r>
+      <w:proofErr w:type="spellStart"/>
+      <w:r>
+        <w:t>satisfagan</w:t>
+      </w:r>
+      <w:proofErr w:type="spellEnd"/>
+      <w:r>
+        <w:t xml:space="preserve"> las </w:t>
+      </w:r>
+      <w:proofErr w:type="spellStart"/>
+      <w:r>
+        <w:t>necesidades</w:t>
+      </w:r>
+      <w:proofErr w:type="spellEnd"/>
+      <w:r>
+        <w:t xml:space="preserve"> del </w:t>
+      </w:r>
+      <w:proofErr w:type="spellStart"/>
+      <w:r>
+        <w:t>usuario</w:t>
+      </w:r>
+      <w:proofErr w:type="spellEnd"/>
+      <w:r>
+        <w:t>.</w:t>
       </w:r>
     </w:p>
     <w:p>
       <w:pPr>
         <w:jc w:val="both"/>
       </w:pPr>
-      <w:r>
-        <w:t xml:space="preserve">Conocer los métodos de planificación, seguimiento y control permite organizar mejor las actividades y detectar desviaciones antes de que se conviertan en problemas mayores. Asimismo, la gestión de riesgos ayuda a identificar incertidumbres, analizar su probabilidad e impacto y establecer respuestas apropiadas. Al finalizar, la </w:t>
-      </w:r>
+      <w:proofErr w:type="spellStart"/>
+      <w:r>
+        <w:t>Conocer</w:t>
+      </w:r>
+      <w:proofErr w:type="spellEnd"/>
+      <w:r>
+        <w:t xml:space="preserve"> </w:t>
+      </w:r>
+      <w:proofErr w:type="spellStart"/>
+      <w:r>
+        <w:t>los</w:t>
+      </w:r>
+      <w:proofErr w:type="spellEnd"/>
+      <w:r>
+        <w:t xml:space="preserve"> </w:t>
+      </w:r>
+      <w:proofErr w:type="spellStart"/>
+      <w:r>
+        <w:t>métodos</w:t>
+      </w:r>
+      <w:proofErr w:type="spellEnd"/>
+      <w:r>
+        <w:t xml:space="preserve"> de </w:t>
+      </w:r>
+      <w:proofErr w:type="spellStart"/>
+      <w:r>
+        <w:t>planificación</w:t>
+      </w:r>
+      <w:proofErr w:type="spellEnd"/>
+      <w:r>
+        <w:t xml:space="preserve">, </w:t>
+      </w:r>
+      <w:proofErr w:type="spellStart"/>
+      <w:r>
+        <w:t>seguimiento</w:t>
+      </w:r>
+      <w:proofErr w:type="spellEnd"/>
+      <w:r>
+        <w:t xml:space="preserve"> y control </w:t>
+      </w:r>
+      <w:proofErr w:type="spellStart"/>
+      <w:r>
+        <w:t>permite</w:t>
+      </w:r>
+      <w:proofErr w:type="spellEnd"/>
+      <w:r>
+        <w:t xml:space="preserve"> </w:t>
+      </w:r>
+      <w:proofErr w:type="spellStart"/>
+      <w:r>
+        <w:t>organizar</w:t>
+      </w:r>
+      <w:proofErr w:type="spellEnd"/>
+      <w:r>
+        <w:t xml:space="preserve"> </w:t>
+      </w:r>
+      <w:proofErr w:type="spellStart"/>
+      <w:r>
+        <w:t>mejor</w:t>
+      </w:r>
+      <w:proofErr w:type="spellEnd"/>
+      <w:r>
+        <w:t xml:space="preserve"> las </w:t>
+      </w:r>
+      <w:proofErr w:type="spellStart"/>
+      <w:r>
+        <w:t>actividades</w:t>
+      </w:r>
+      <w:proofErr w:type="spellEnd"/>
+      <w:r>
+        <w:t xml:space="preserve"> y </w:t>
+      </w:r>
+      <w:proofErr w:type="spellStart"/>
+      <w:r>
+        <w:t>detectar</w:t>
+      </w:r>
+      <w:proofErr w:type="spellEnd"/>
+      <w:r>
+        <w:t xml:space="preserve"> </w:t>
+      </w:r>
+      <w:proofErr w:type="spellStart"/>
+      <w:r>
+        <w:t>desviaciones</w:t>
+      </w:r>
+      <w:proofErr w:type="spellEnd"/>
+      <w:r>
+        <w:t xml:space="preserve"> antes de que se </w:t>
+      </w:r>
+      <w:proofErr w:type="spellStart"/>
+      <w:r>
+        <w:t>conviertan</w:t>
+      </w:r>
+      <w:proofErr w:type="spellEnd"/>
+      <w:r>
+        <w:t xml:space="preserve"> </w:t>
+      </w:r>
+      <w:proofErr w:type="spellStart"/>
+      <w:r>
+        <w:t>en</w:t>
+      </w:r>
+      <w:proofErr w:type="spellEnd"/>
+      <w:r>
+        <w:t xml:space="preserve"> </w:t>
+      </w:r>
+      <w:proofErr w:type="spellStart"/>
+      <w:r>
+        <w:t>problemas</w:t>
+      </w:r>
+      <w:proofErr w:type="spellEnd"/>
+      <w:r>
+        <w:t xml:space="preserve"> </w:t>
+      </w:r>
+      <w:proofErr w:type="spellStart"/>
+      <w:r>
+        <w:t>mayores</w:t>
+      </w:r>
+      <w:proofErr w:type="spellEnd"/>
+      <w:r>
+        <w:t xml:space="preserve">. </w:t>
+      </w:r>
+      <w:proofErr w:type="spellStart"/>
+      <w:r>
+        <w:t>Asimismo</w:t>
+      </w:r>
+      <w:proofErr w:type="spellEnd"/>
+      <w:r>
+        <w:t xml:space="preserve">, la </w:t>
+      </w:r>
+      <w:proofErr w:type="spellStart"/>
+      <w:r>
+        <w:t>gestión</w:t>
+      </w:r>
+      <w:proofErr w:type="spellEnd"/>
+      <w:r>
+        <w:t xml:space="preserve"> de </w:t>
+      </w:r>
+      <w:proofErr w:type="spellStart"/>
+      <w:r>
+        <w:t>riesgos</w:t>
+      </w:r>
+      <w:proofErr w:type="spellEnd"/>
+      <w:r>
+        <w:t xml:space="preserve"> </w:t>
+      </w:r>
+      <w:proofErr w:type="spellStart"/>
+      <w:r>
+        <w:t>ayuda</w:t>
+      </w:r>
+      <w:proofErr w:type="spellEnd"/>
+      <w:r>
+        <w:t xml:space="preserve"> a </w:t>
+      </w:r>
+      <w:proofErr w:type="spellStart"/>
+      <w:r>
+        <w:t>identificar</w:t>
+      </w:r>
+      <w:proofErr w:type="spellEnd"/>
+      <w:r>
+        <w:t xml:space="preserve"> </w:t>
+      </w:r>
+      <w:proofErr w:type="spellStart"/>
+      <w:r>
+        <w:t>incertidumbres</w:t>
+      </w:r>
+      <w:proofErr w:type="spellEnd"/>
+      <w:r>
+        <w:t xml:space="preserve">, </w:t>
+      </w:r>
+      <w:proofErr w:type="spellStart"/>
+      <w:r>
+        <w:t>analizar</w:t>
+      </w:r>
+      <w:proofErr w:type="spellEnd"/>
+      <w:r>
+        <w:t xml:space="preserve"> </w:t>
+      </w:r>
+      <w:proofErr w:type="spellStart"/>
+      <w:r>
+        <w:t>su</w:t>
+      </w:r>
+      <w:proofErr w:type="spellEnd"/>
+      <w:r>
+        <w:t xml:space="preserve"> </w:t>
+      </w:r>
+      <w:proofErr w:type="spellStart"/>
+      <w:r>
+        <w:t>probabilidad</w:t>
+      </w:r>
+      <w:proofErr w:type="spellEnd"/>
+      <w:r>
+        <w:t xml:space="preserve"> e </w:t>
+      </w:r>
+      <w:proofErr w:type="spellStart"/>
+      <w:r>
+        <w:t>impacto</w:t>
+      </w:r>
+      <w:proofErr w:type="spellEnd"/>
+      <w:r>
+        <w:t xml:space="preserve"> y </w:t>
+      </w:r>
+      <w:proofErr w:type="spellStart"/>
+      <w:r>
+        <w:t>establecer</w:t>
+      </w:r>
+      <w:proofErr w:type="spellEnd"/>
+      <w:r>
+        <w:t xml:space="preserve"> </w:t>
+      </w:r>
+      <w:proofErr w:type="spellStart"/>
+      <w:r>
+        <w:t>respuestas</w:t>
+      </w:r>
+      <w:proofErr w:type="spellEnd"/>
+      <w:r>
+        <w:t xml:space="preserve"> </w:t>
+      </w:r>
+      <w:proofErr w:type="spellStart"/>
+      <w:r>
+        <w:t>apropiadas</w:t>
+      </w:r>
+      <w:proofErr w:type="spellEnd"/>
+      <w:r>
+        <w:t xml:space="preserve">. Al </w:t>
+      </w:r>
+      <w:proofErr w:type="spellStart"/>
+      <w:r>
+        <w:t>finalizar</w:t>
+      </w:r>
+      <w:proofErr w:type="spellEnd"/>
+      <w:r>
+        <w:t xml:space="preserve">, la </w:t>
+      </w:r>
+      <w:proofErr w:type="spellStart"/>
       <w:r>
         <w:lastRenderedPageBreak/>
-        <w:t>evaluación del proyecto y las lecciones aprendidas permiten aprovechar la experiencia obtenida para mejorar proyectos futuros.</w:t>
+        <w:t>evaluación</w:t>
+      </w:r>
+      <w:proofErr w:type="spellEnd"/>
+      <w:r>
+        <w:t xml:space="preserve"> del </w:t>
+      </w:r>
+      <w:proofErr w:type="spellStart"/>
+      <w:r>
+        <w:t>proyecto</w:t>
+      </w:r>
+      <w:proofErr w:type="spellEnd"/>
+      <w:r>
+        <w:t xml:space="preserve"> y las </w:t>
+      </w:r>
+      <w:proofErr w:type="spellStart"/>
+      <w:r>
+        <w:t>lecciones</w:t>
+      </w:r>
+      <w:proofErr w:type="spellEnd"/>
+      <w:r>
+        <w:t xml:space="preserve"> </w:t>
+      </w:r>
+      <w:proofErr w:type="spellStart"/>
+      <w:r>
+        <w:t>aprendidas</w:t>
+      </w:r>
+      <w:proofErr w:type="spellEnd"/>
+      <w:r>
+        <w:t xml:space="preserve"> </w:t>
+      </w:r>
+      <w:proofErr w:type="spellStart"/>
+      <w:r>
+        <w:t>permiten</w:t>
+      </w:r>
+      <w:proofErr w:type="spellEnd"/>
+      <w:r>
+        <w:t xml:space="preserve"> </w:t>
+      </w:r>
+      <w:proofErr w:type="spellStart"/>
+      <w:r>
+        <w:t>aprovechar</w:t>
+      </w:r>
+      <w:proofErr w:type="spellEnd"/>
+      <w:r>
+        <w:t xml:space="preserve"> la </w:t>
+      </w:r>
+      <w:proofErr w:type="spellStart"/>
+      <w:r>
+        <w:t>experiencia</w:t>
+      </w:r>
+      <w:proofErr w:type="spellEnd"/>
+      <w:r>
+        <w:t xml:space="preserve"> </w:t>
+      </w:r>
+      <w:proofErr w:type="spellStart"/>
+      <w:r>
+        <w:t>obtenida</w:t>
+      </w:r>
+      <w:proofErr w:type="spellEnd"/>
+      <w:r>
+        <w:t xml:space="preserve"> para </w:t>
+      </w:r>
+      <w:proofErr w:type="spellStart"/>
+      <w:r>
+        <w:t>mejorar</w:t>
+      </w:r>
+      <w:proofErr w:type="spellEnd"/>
+      <w:r>
+        <w:t xml:space="preserve"> </w:t>
+      </w:r>
+      <w:proofErr w:type="spellStart"/>
+      <w:r>
+        <w:t>proyectos</w:t>
+      </w:r>
+      <w:proofErr w:type="spellEnd"/>
+      <w:r>
+        <w:t xml:space="preserve"> </w:t>
+      </w:r>
+      <w:proofErr w:type="spellStart"/>
+      <w:r>
+        <w:t>futuros</w:t>
+      </w:r>
+      <w:proofErr w:type="spellEnd"/>
+      <w:r>
+        <w:t>.</w:t>
       </w:r>
     </w:p>
     <w:p>
@@ -794,7 +2553,23 @@
         <w:jc w:val="both"/>
       </w:pPr>
       <w:r>
-        <w:t>1. Fundamentos de la gestión de proyectos TI</w:t>
+        <w:t xml:space="preserve">1. Fundamentos de la </w:t>
+      </w:r>
+      <w:proofErr w:type="spellStart"/>
+      <w:r>
+        <w:t>gestión</w:t>
+      </w:r>
+      <w:proofErr w:type="spellEnd"/>
+      <w:r>
+        <w:t xml:space="preserve"> de </w:t>
+      </w:r>
+      <w:proofErr w:type="spellStart"/>
+      <w:r>
+        <w:t>proyectos</w:t>
+      </w:r>
+      <w:proofErr w:type="spellEnd"/>
+      <w:r>
+        <w:t xml:space="preserve"> TI</w:t>
       </w:r>
     </w:p>
     <w:p>
@@ -802,7 +2577,247 @@
         <w:jc w:val="both"/>
       </w:pPr>
       <w:r>
-        <w:t>Un proyecto es un esfuerzo temporal que se realiza para producir un resultado, servicio o producto determinado. En el ámbito de TI puede consistir, por ejemplo, en desarrollar un sistema de información, implementar una red, migrar información, crear una aplicación, actualizar infraestructura o establecer un servicio tecnológico.</w:t>
+        <w:t xml:space="preserve">Un </w:t>
+      </w:r>
+      <w:proofErr w:type="spellStart"/>
+      <w:r>
+        <w:t>proyecto</w:t>
+      </w:r>
+      <w:proofErr w:type="spellEnd"/>
+      <w:r>
+        <w:t xml:space="preserve"> es un </w:t>
+      </w:r>
+      <w:proofErr w:type="spellStart"/>
+      <w:r>
+        <w:t>esfuerzo</w:t>
+      </w:r>
+      <w:proofErr w:type="spellEnd"/>
+      <w:r>
+        <w:t xml:space="preserve"> temporal que se </w:t>
+      </w:r>
+      <w:proofErr w:type="spellStart"/>
+      <w:r>
+        <w:t>realiza</w:t>
+      </w:r>
+      <w:proofErr w:type="spellEnd"/>
+      <w:r>
+        <w:t xml:space="preserve"> para </w:t>
+      </w:r>
+      <w:proofErr w:type="spellStart"/>
+      <w:r>
+        <w:t>producir</w:t>
+      </w:r>
+      <w:proofErr w:type="spellEnd"/>
+      <w:r>
+        <w:t xml:space="preserve"> un </w:t>
+      </w:r>
+      <w:proofErr w:type="spellStart"/>
+      <w:r>
+        <w:t>resultado</w:t>
+      </w:r>
+      <w:proofErr w:type="spellEnd"/>
+      <w:r>
+        <w:t xml:space="preserve">, </w:t>
+      </w:r>
+      <w:proofErr w:type="spellStart"/>
+      <w:r>
+        <w:t>servicio</w:t>
+      </w:r>
+      <w:proofErr w:type="spellEnd"/>
+      <w:r>
+        <w:t xml:space="preserve"> o </w:t>
+      </w:r>
+      <w:proofErr w:type="spellStart"/>
+      <w:r>
+        <w:t>producto</w:t>
+      </w:r>
+      <w:proofErr w:type="spellEnd"/>
+      <w:r>
+        <w:t xml:space="preserve"> </w:t>
+      </w:r>
+      <w:proofErr w:type="spellStart"/>
+      <w:r>
+        <w:t>determinado</w:t>
+      </w:r>
+      <w:proofErr w:type="spellEnd"/>
+      <w:r>
+        <w:t xml:space="preserve">. En </w:t>
+      </w:r>
+      <w:proofErr w:type="spellStart"/>
+      <w:r>
+        <w:t>el</w:t>
+      </w:r>
+      <w:proofErr w:type="spellEnd"/>
+      <w:r>
+        <w:t xml:space="preserve"> </w:t>
+      </w:r>
+      <w:proofErr w:type="spellStart"/>
+      <w:r>
+        <w:t>ámbito</w:t>
+      </w:r>
+      <w:proofErr w:type="spellEnd"/>
+      <w:r>
+        <w:t xml:space="preserve"> de TI </w:t>
+      </w:r>
+      <w:proofErr w:type="spellStart"/>
+      <w:r>
+        <w:t>puede</w:t>
+      </w:r>
+      <w:proofErr w:type="spellEnd"/>
+      <w:r>
+        <w:t xml:space="preserve"> </w:t>
+      </w:r>
+      <w:proofErr w:type="spellStart"/>
+      <w:r>
+        <w:t>consistir</w:t>
+      </w:r>
+      <w:proofErr w:type="spellEnd"/>
+      <w:r>
+        <w:t xml:space="preserve">, </w:t>
+      </w:r>
+      <w:proofErr w:type="spellStart"/>
+      <w:r>
+        <w:t>por</w:t>
+      </w:r>
+      <w:proofErr w:type="spellEnd"/>
+      <w:r>
+        <w:t xml:space="preserve"> </w:t>
+      </w:r>
+      <w:proofErr w:type="spellStart"/>
+      <w:r>
+        <w:t>ejemplo</w:t>
+      </w:r>
+      <w:proofErr w:type="spellEnd"/>
+      <w:r>
+        <w:t xml:space="preserve">, </w:t>
+      </w:r>
+      <w:proofErr w:type="spellStart"/>
+      <w:r>
+        <w:t>en</w:t>
+      </w:r>
+      <w:proofErr w:type="spellEnd"/>
+      <w:r>
+        <w:t xml:space="preserve"> </w:t>
+      </w:r>
+      <w:proofErr w:type="spellStart"/>
+      <w:r>
+        <w:t>desarrollar</w:t>
+      </w:r>
+      <w:proofErr w:type="spellEnd"/>
+      <w:r>
+        <w:t xml:space="preserve"> un </w:t>
+      </w:r>
+      <w:proofErr w:type="spellStart"/>
+      <w:r>
+        <w:t>sistema</w:t>
+      </w:r>
+      <w:proofErr w:type="spellEnd"/>
+      <w:r>
+        <w:t xml:space="preserve"> de </w:t>
+      </w:r>
+      <w:proofErr w:type="spellStart"/>
+      <w:r>
+        <w:t>información</w:t>
+      </w:r>
+      <w:proofErr w:type="spellEnd"/>
+      <w:r>
+        <w:t xml:space="preserve">, </w:t>
+      </w:r>
+      <w:proofErr w:type="spellStart"/>
+      <w:r>
+        <w:t>implementar</w:t>
+      </w:r>
+      <w:proofErr w:type="spellEnd"/>
+      <w:r>
+        <w:t xml:space="preserve"> </w:t>
+      </w:r>
+      <w:proofErr w:type="spellStart"/>
+      <w:r>
+        <w:t>una</w:t>
+      </w:r>
+      <w:proofErr w:type="spellEnd"/>
+      <w:r>
+        <w:t xml:space="preserve"> red, </w:t>
+      </w:r>
+      <w:proofErr w:type="spellStart"/>
+      <w:r>
+        <w:t>migrar</w:t>
+      </w:r>
+      <w:proofErr w:type="spellEnd"/>
+      <w:r>
+        <w:t xml:space="preserve"> </w:t>
+      </w:r>
+      <w:proofErr w:type="spellStart"/>
+      <w:r>
+        <w:t>información</w:t>
+      </w:r>
+      <w:proofErr w:type="spellEnd"/>
+      <w:r>
+        <w:t xml:space="preserve">, </w:t>
+      </w:r>
+      <w:proofErr w:type="spellStart"/>
+      <w:r>
+        <w:t>crear</w:t>
+      </w:r>
+      <w:proofErr w:type="spellEnd"/>
+      <w:r>
+        <w:t xml:space="preserve"> </w:t>
+      </w:r>
+      <w:proofErr w:type="spellStart"/>
+      <w:r>
+        <w:t>una</w:t>
+      </w:r>
+      <w:proofErr w:type="spellEnd"/>
+      <w:r>
+        <w:t xml:space="preserve"> </w:t>
+      </w:r>
+      <w:proofErr w:type="spellStart"/>
+      <w:r>
+        <w:t>aplicación</w:t>
+      </w:r>
+      <w:proofErr w:type="spellEnd"/>
+      <w:r>
+        <w:t xml:space="preserve">, </w:t>
+      </w:r>
+      <w:proofErr w:type="spellStart"/>
+      <w:r>
+        <w:t>actualizar</w:t>
+      </w:r>
+      <w:proofErr w:type="spellEnd"/>
+      <w:r>
+        <w:t xml:space="preserve"> </w:t>
+      </w:r>
+      <w:proofErr w:type="spellStart"/>
+      <w:r>
+        <w:t>infraestructura</w:t>
+      </w:r>
+      <w:proofErr w:type="spellEnd"/>
+      <w:r>
+        <w:t xml:space="preserve"> o </w:t>
+      </w:r>
+      <w:proofErr w:type="spellStart"/>
+      <w:r>
+        <w:t>establecer</w:t>
+      </w:r>
+      <w:proofErr w:type="spellEnd"/>
+      <w:r>
+        <w:t xml:space="preserve"> un </w:t>
+      </w:r>
+      <w:proofErr w:type="spellStart"/>
+      <w:r>
+        <w:t>servicio</w:t>
+      </w:r>
+      <w:proofErr w:type="spellEnd"/>
+      <w:r>
+        <w:t xml:space="preserve"> </w:t>
+      </w:r>
+      <w:proofErr w:type="spellStart"/>
+      <w:r>
+        <w:t>tecnológico</w:t>
+      </w:r>
+      <w:proofErr w:type="spellEnd"/>
+      <w:r>
+        <w:t>.</w:t>
       </w:r>
     </w:p>
     <w:p>
@@ -810,7 +2825,295 @@
         <w:jc w:val="both"/>
       </w:pPr>
       <w:r>
-        <w:t>La gestión del proyecto busca coordinar las actividades necesarias para alcanzar los objetivos establecidos. Para ello se consideran elementos como el alcance, cronograma, presupuesto, recursos humanos y materiales, calidad, comunicaciones, interesados, riesgos y cambios. El responsable del proyecto debe facilitar la organización del equipo y mantener una visión general del avance.</w:t>
+        <w:t xml:space="preserve">La </w:t>
+      </w:r>
+      <w:proofErr w:type="spellStart"/>
+      <w:r>
+        <w:t>gestión</w:t>
+      </w:r>
+      <w:proofErr w:type="spellEnd"/>
+      <w:r>
+        <w:t xml:space="preserve"> del </w:t>
+      </w:r>
+      <w:proofErr w:type="spellStart"/>
+      <w:r>
+        <w:t>proyecto</w:t>
+      </w:r>
+      <w:proofErr w:type="spellEnd"/>
+      <w:r>
+        <w:t xml:space="preserve"> </w:t>
+      </w:r>
+      <w:proofErr w:type="spellStart"/>
+      <w:r>
+        <w:t>busca</w:t>
+      </w:r>
+      <w:proofErr w:type="spellEnd"/>
+      <w:r>
+        <w:t xml:space="preserve"> </w:t>
+      </w:r>
+      <w:proofErr w:type="spellStart"/>
+      <w:r>
+        <w:t>coordinar</w:t>
+      </w:r>
+      <w:proofErr w:type="spellEnd"/>
+      <w:r>
+        <w:t xml:space="preserve"> las </w:t>
+      </w:r>
+      <w:proofErr w:type="spellStart"/>
+      <w:r>
+        <w:t>actividades</w:t>
+      </w:r>
+      <w:proofErr w:type="spellEnd"/>
+      <w:r>
+        <w:t xml:space="preserve"> </w:t>
+      </w:r>
+      <w:proofErr w:type="spellStart"/>
+      <w:r>
+        <w:t>necesarias</w:t>
+      </w:r>
+      <w:proofErr w:type="spellEnd"/>
+      <w:r>
+        <w:t xml:space="preserve"> para </w:t>
+      </w:r>
+      <w:proofErr w:type="spellStart"/>
+      <w:r>
+        <w:t>alcanzar</w:t>
+      </w:r>
+      <w:proofErr w:type="spellEnd"/>
+      <w:r>
+        <w:t xml:space="preserve"> </w:t>
+      </w:r>
+      <w:proofErr w:type="spellStart"/>
+      <w:r>
+        <w:t>los</w:t>
+      </w:r>
+      <w:proofErr w:type="spellEnd"/>
+      <w:r>
+        <w:t xml:space="preserve"> </w:t>
+      </w:r>
+      <w:proofErr w:type="spellStart"/>
+      <w:r>
+        <w:t>objetivos</w:t>
+      </w:r>
+      <w:proofErr w:type="spellEnd"/>
+      <w:r>
+        <w:t xml:space="preserve"> </w:t>
+      </w:r>
+      <w:proofErr w:type="spellStart"/>
+      <w:r>
+        <w:t>establecidos</w:t>
+      </w:r>
+      <w:proofErr w:type="spellEnd"/>
+      <w:r>
+        <w:t xml:space="preserve">. Para </w:t>
+      </w:r>
+      <w:proofErr w:type="spellStart"/>
+      <w:r>
+        <w:t>ello</w:t>
+      </w:r>
+      <w:proofErr w:type="spellEnd"/>
+      <w:r>
+        <w:t xml:space="preserve"> se </w:t>
+      </w:r>
+      <w:proofErr w:type="spellStart"/>
+      <w:r>
+        <w:t>consideran</w:t>
+      </w:r>
+      <w:proofErr w:type="spellEnd"/>
+      <w:r>
+        <w:t xml:space="preserve"> </w:t>
+      </w:r>
+      <w:proofErr w:type="spellStart"/>
+      <w:r>
+        <w:t>elementos</w:t>
+      </w:r>
+      <w:proofErr w:type="spellEnd"/>
+      <w:r>
+        <w:t xml:space="preserve"> </w:t>
+      </w:r>
+      <w:proofErr w:type="spellStart"/>
+      <w:r>
+        <w:t>como</w:t>
+      </w:r>
+      <w:proofErr w:type="spellEnd"/>
+      <w:r>
+        <w:t xml:space="preserve"> </w:t>
+      </w:r>
+      <w:proofErr w:type="spellStart"/>
+      <w:r>
+        <w:t>el</w:t>
+      </w:r>
+      <w:proofErr w:type="spellEnd"/>
+      <w:r>
+        <w:t xml:space="preserve"> </w:t>
+      </w:r>
+      <w:proofErr w:type="spellStart"/>
+      <w:r>
+        <w:t>alcance</w:t>
+      </w:r>
+      <w:proofErr w:type="spellEnd"/>
+      <w:r>
+        <w:t xml:space="preserve">, </w:t>
+      </w:r>
+      <w:proofErr w:type="spellStart"/>
+      <w:r>
+        <w:t>cronograma</w:t>
+      </w:r>
+      <w:proofErr w:type="spellEnd"/>
+      <w:r>
+        <w:t xml:space="preserve">, </w:t>
+      </w:r>
+      <w:proofErr w:type="spellStart"/>
+      <w:r>
+        <w:t>presupuesto</w:t>
+      </w:r>
+      <w:proofErr w:type="spellEnd"/>
+      <w:r>
+        <w:t xml:space="preserve">, </w:t>
+      </w:r>
+      <w:proofErr w:type="spellStart"/>
+      <w:r>
+        <w:t>recursos</w:t>
+      </w:r>
+      <w:proofErr w:type="spellEnd"/>
+      <w:r>
+        <w:t xml:space="preserve"> </w:t>
+      </w:r>
+      <w:proofErr w:type="spellStart"/>
+      <w:r>
+        <w:t>humanos</w:t>
+      </w:r>
+      <w:proofErr w:type="spellEnd"/>
+      <w:r>
+        <w:t xml:space="preserve"> y </w:t>
+      </w:r>
+      <w:proofErr w:type="spellStart"/>
+      <w:r>
+        <w:t>materiales</w:t>
+      </w:r>
+      <w:proofErr w:type="spellEnd"/>
+      <w:r>
+        <w:t xml:space="preserve">, </w:t>
+      </w:r>
+      <w:proofErr w:type="spellStart"/>
+      <w:r>
+        <w:t>calidad</w:t>
+      </w:r>
+      <w:proofErr w:type="spellEnd"/>
+      <w:r>
+        <w:t xml:space="preserve">, </w:t>
+      </w:r>
+      <w:proofErr w:type="spellStart"/>
+      <w:r>
+        <w:t>comunicaciones</w:t>
+      </w:r>
+      <w:proofErr w:type="spellEnd"/>
+      <w:r>
+        <w:t xml:space="preserve">, </w:t>
+      </w:r>
+      <w:proofErr w:type="spellStart"/>
+      <w:r>
+        <w:t>interesados</w:t>
+      </w:r>
+      <w:proofErr w:type="spellEnd"/>
+      <w:r>
+        <w:t xml:space="preserve">, </w:t>
+      </w:r>
+      <w:proofErr w:type="spellStart"/>
+      <w:r>
+        <w:t>riesgos</w:t>
+      </w:r>
+      <w:proofErr w:type="spellEnd"/>
+      <w:r>
+        <w:t xml:space="preserve"> y </w:t>
+      </w:r>
+      <w:proofErr w:type="spellStart"/>
+      <w:r>
+        <w:t>cambios</w:t>
+      </w:r>
+      <w:proofErr w:type="spellEnd"/>
+      <w:r>
+        <w:t xml:space="preserve">. El </w:t>
+      </w:r>
+      <w:proofErr w:type="spellStart"/>
+      <w:r>
+        <w:t>responsable</w:t>
+      </w:r>
+      <w:proofErr w:type="spellEnd"/>
+      <w:r>
+        <w:t xml:space="preserve"> del </w:t>
+      </w:r>
+      <w:proofErr w:type="spellStart"/>
+      <w:r>
+        <w:t>proyecto</w:t>
+      </w:r>
+      <w:proofErr w:type="spellEnd"/>
+      <w:r>
+        <w:t xml:space="preserve"> </w:t>
+      </w:r>
+      <w:proofErr w:type="spellStart"/>
+      <w:r>
+        <w:t>debe</w:t>
+      </w:r>
+      <w:proofErr w:type="spellEnd"/>
+      <w:r>
+        <w:t xml:space="preserve"> </w:t>
+      </w:r>
+      <w:proofErr w:type="spellStart"/>
+      <w:r>
+        <w:t>facilitar</w:t>
+      </w:r>
+      <w:proofErr w:type="spellEnd"/>
+      <w:r>
+        <w:t xml:space="preserve"> la </w:t>
+      </w:r>
+      <w:proofErr w:type="spellStart"/>
+      <w:r>
+        <w:t>organización</w:t>
+      </w:r>
+      <w:proofErr w:type="spellEnd"/>
+      <w:r>
+        <w:t xml:space="preserve"> del </w:t>
+      </w:r>
+      <w:proofErr w:type="spellStart"/>
+      <w:r>
+        <w:t>equipo</w:t>
+      </w:r>
+      <w:proofErr w:type="spellEnd"/>
+      <w:r>
+        <w:t xml:space="preserve"> y </w:t>
+      </w:r>
+      <w:proofErr w:type="spellStart"/>
+      <w:r>
+        <w:t>mantener</w:t>
+      </w:r>
+      <w:proofErr w:type="spellEnd"/>
+      <w:r>
+        <w:t xml:space="preserve"> </w:t>
+      </w:r>
+      <w:proofErr w:type="spellStart"/>
+      <w:r>
+        <w:t>una</w:t>
+      </w:r>
+      <w:proofErr w:type="spellEnd"/>
+      <w:r>
+        <w:t xml:space="preserve"> </w:t>
+      </w:r>
+      <w:proofErr w:type="spellStart"/>
+      <w:r>
+        <w:t>visión</w:t>
+      </w:r>
+      <w:proofErr w:type="spellEnd"/>
+      <w:r>
+        <w:t xml:space="preserve"> general del </w:t>
+      </w:r>
+      <w:proofErr w:type="spellStart"/>
+      <w:r>
+        <w:t>avance</w:t>
+      </w:r>
+      <w:proofErr w:type="spellEnd"/>
+      <w:r>
+        <w:t>.</w:t>
       </w:r>
     </w:p>
     <w:p>
@@ -819,15 +3122,348 @@
         <w:jc w:val="both"/>
       </w:pPr>
       <w:r>
-        <w:t>2. Planeación y organización del proyecto</w:t>
-      </w:r>
+        <w:t xml:space="preserve">2. </w:t>
+      </w:r>
+      <w:proofErr w:type="spellStart"/>
+      <w:r>
+        <w:t>Planeación</w:t>
+      </w:r>
+      <w:proofErr w:type="spellEnd"/>
+      <w:r>
+        <w:t xml:space="preserve"> y </w:t>
+      </w:r>
+      <w:proofErr w:type="spellStart"/>
+      <w:r>
+        <w:t>organización</w:t>
+      </w:r>
+      <w:proofErr w:type="spellEnd"/>
+      <w:r>
+        <w:t xml:space="preserve"> del </w:t>
+      </w:r>
+      <w:proofErr w:type="spellStart"/>
+      <w:r>
+        <w:t>proyecto</w:t>
+      </w:r>
+      <w:proofErr w:type="spellEnd"/>
     </w:p>
     <w:p>
       <w:pPr>
         <w:jc w:val="both"/>
       </w:pPr>
       <w:r>
-        <w:t>La planeación constituye una de las etapas fundamentales porque establece cómo se realizará el trabajo. Primero se define el problema o necesidad, los objetivos y el alcance. Posteriormente se identifican las actividades, dependencias, responsables, recursos y fechas. Un cronograma permite representar las tareas y sus relaciones, mientras que herramientas como los diagramas de Gantt ayudan a visualizar el avance.</w:t>
+        <w:t xml:space="preserve">La </w:t>
+      </w:r>
+      <w:proofErr w:type="spellStart"/>
+      <w:r>
+        <w:t>planeación</w:t>
+      </w:r>
+      <w:proofErr w:type="spellEnd"/>
+      <w:r>
+        <w:t xml:space="preserve"> </w:t>
+      </w:r>
+      <w:proofErr w:type="spellStart"/>
+      <w:r>
+        <w:t>constituye</w:t>
+      </w:r>
+      <w:proofErr w:type="spellEnd"/>
+      <w:r>
+        <w:t xml:space="preserve"> </w:t>
+      </w:r>
+      <w:proofErr w:type="spellStart"/>
+      <w:r>
+        <w:t>una</w:t>
+      </w:r>
+      <w:proofErr w:type="spellEnd"/>
+      <w:r>
+        <w:t xml:space="preserve"> de las </w:t>
+      </w:r>
+      <w:proofErr w:type="spellStart"/>
+      <w:r>
+        <w:t>etapas</w:t>
+      </w:r>
+      <w:proofErr w:type="spellEnd"/>
+      <w:r>
+        <w:t xml:space="preserve"> </w:t>
+      </w:r>
+      <w:proofErr w:type="spellStart"/>
+      <w:r>
+        <w:t>fundamentales</w:t>
+      </w:r>
+      <w:proofErr w:type="spellEnd"/>
+      <w:r>
+        <w:t xml:space="preserve"> </w:t>
+      </w:r>
+      <w:proofErr w:type="spellStart"/>
+      <w:r>
+        <w:t>porque</w:t>
+      </w:r>
+      <w:proofErr w:type="spellEnd"/>
+      <w:r>
+        <w:t xml:space="preserve"> </w:t>
+      </w:r>
+      <w:proofErr w:type="spellStart"/>
+      <w:r>
+        <w:t>establece</w:t>
+      </w:r>
+      <w:proofErr w:type="spellEnd"/>
+      <w:r>
+        <w:t xml:space="preserve"> </w:t>
+      </w:r>
+      <w:proofErr w:type="spellStart"/>
+      <w:r>
+        <w:t>cómo</w:t>
+      </w:r>
+      <w:proofErr w:type="spellEnd"/>
+      <w:r>
+        <w:t xml:space="preserve"> se </w:t>
+      </w:r>
+      <w:proofErr w:type="spellStart"/>
+      <w:r>
+        <w:t>realizará</w:t>
+      </w:r>
+      <w:proofErr w:type="spellEnd"/>
+      <w:r>
+        <w:t xml:space="preserve"> </w:t>
+      </w:r>
+      <w:proofErr w:type="spellStart"/>
+      <w:r>
+        <w:t>el</w:t>
+      </w:r>
+      <w:proofErr w:type="spellEnd"/>
+      <w:r>
+        <w:t xml:space="preserve"> </w:t>
+      </w:r>
+      <w:proofErr w:type="spellStart"/>
+      <w:r>
+        <w:t>trabajo</w:t>
+      </w:r>
+      <w:proofErr w:type="spellEnd"/>
+      <w:r>
+        <w:t xml:space="preserve">. Primero se define </w:t>
+      </w:r>
+      <w:proofErr w:type="spellStart"/>
+      <w:r>
+        <w:t>el</w:t>
+      </w:r>
+      <w:proofErr w:type="spellEnd"/>
+      <w:r>
+        <w:t xml:space="preserve"> </w:t>
+      </w:r>
+      <w:proofErr w:type="spellStart"/>
+      <w:r>
+        <w:t>problema</w:t>
+      </w:r>
+      <w:proofErr w:type="spellEnd"/>
+      <w:r>
+        <w:t xml:space="preserve"> o </w:t>
+      </w:r>
+      <w:proofErr w:type="spellStart"/>
+      <w:r>
+        <w:t>necesidad</w:t>
+      </w:r>
+      <w:proofErr w:type="spellEnd"/>
+      <w:r>
+        <w:t xml:space="preserve">, </w:t>
+      </w:r>
+      <w:proofErr w:type="spellStart"/>
+      <w:r>
+        <w:t>los</w:t>
+      </w:r>
+      <w:proofErr w:type="spellEnd"/>
+      <w:r>
+        <w:t xml:space="preserve"> </w:t>
+      </w:r>
+      <w:proofErr w:type="spellStart"/>
+      <w:r>
+        <w:t>objetivos</w:t>
+      </w:r>
+      <w:proofErr w:type="spellEnd"/>
+      <w:r>
+        <w:t xml:space="preserve"> y </w:t>
+      </w:r>
+      <w:proofErr w:type="spellStart"/>
+      <w:r>
+        <w:t>el</w:t>
+      </w:r>
+      <w:proofErr w:type="spellEnd"/>
+      <w:r>
+        <w:t xml:space="preserve"> </w:t>
+      </w:r>
+      <w:proofErr w:type="spellStart"/>
+      <w:r>
+        <w:t>alcance</w:t>
+      </w:r>
+      <w:proofErr w:type="spellEnd"/>
+      <w:r>
+        <w:t xml:space="preserve">. </w:t>
+      </w:r>
+      <w:proofErr w:type="spellStart"/>
+      <w:r>
+        <w:t>Posteriormente</w:t>
+      </w:r>
+      <w:proofErr w:type="spellEnd"/>
+      <w:r>
+        <w:t xml:space="preserve"> se </w:t>
+      </w:r>
+      <w:proofErr w:type="spellStart"/>
+      <w:r>
+        <w:t>identifican</w:t>
+      </w:r>
+      <w:proofErr w:type="spellEnd"/>
+      <w:r>
+        <w:t xml:space="preserve"> las </w:t>
+      </w:r>
+      <w:proofErr w:type="spellStart"/>
+      <w:r>
+        <w:t>actividades</w:t>
+      </w:r>
+      <w:proofErr w:type="spellEnd"/>
+      <w:r>
+        <w:t xml:space="preserve">, </w:t>
+      </w:r>
+      <w:proofErr w:type="spellStart"/>
+      <w:r>
+        <w:t>dependencias</w:t>
+      </w:r>
+      <w:proofErr w:type="spellEnd"/>
+      <w:r>
+        <w:t xml:space="preserve">, </w:t>
+      </w:r>
+      <w:proofErr w:type="spellStart"/>
+      <w:r>
+        <w:t>responsables</w:t>
+      </w:r>
+      <w:proofErr w:type="spellEnd"/>
+      <w:r>
+        <w:t xml:space="preserve">, </w:t>
+      </w:r>
+      <w:proofErr w:type="spellStart"/>
+      <w:r>
+        <w:t>recursos</w:t>
+      </w:r>
+      <w:proofErr w:type="spellEnd"/>
+      <w:r>
+        <w:t xml:space="preserve"> y </w:t>
+      </w:r>
+      <w:proofErr w:type="spellStart"/>
+      <w:r>
+        <w:t>fechas</w:t>
+      </w:r>
+      <w:proofErr w:type="spellEnd"/>
+      <w:r>
+        <w:t xml:space="preserve">. Un </w:t>
+      </w:r>
+      <w:proofErr w:type="spellStart"/>
+      <w:r>
+        <w:t>cronograma</w:t>
+      </w:r>
+      <w:proofErr w:type="spellEnd"/>
+      <w:r>
+        <w:t xml:space="preserve"> </w:t>
+      </w:r>
+      <w:proofErr w:type="spellStart"/>
+      <w:r>
+        <w:t>permite</w:t>
+      </w:r>
+      <w:proofErr w:type="spellEnd"/>
+      <w:r>
+        <w:t xml:space="preserve"> </w:t>
+      </w:r>
+      <w:proofErr w:type="spellStart"/>
+      <w:r>
+        <w:t>representar</w:t>
+      </w:r>
+      <w:proofErr w:type="spellEnd"/>
+      <w:r>
+        <w:t xml:space="preserve"> las </w:t>
+      </w:r>
+      <w:proofErr w:type="spellStart"/>
+      <w:r>
+        <w:t>tareas</w:t>
+      </w:r>
+      <w:proofErr w:type="spellEnd"/>
+      <w:r>
+        <w:t xml:space="preserve"> y sus </w:t>
+      </w:r>
+      <w:proofErr w:type="spellStart"/>
+      <w:r>
+        <w:t>relaciones</w:t>
+      </w:r>
+      <w:proofErr w:type="spellEnd"/>
+      <w:r>
+        <w:t xml:space="preserve">, </w:t>
+      </w:r>
+      <w:proofErr w:type="spellStart"/>
+      <w:r>
+        <w:t>mientras</w:t>
+      </w:r>
+      <w:proofErr w:type="spellEnd"/>
+      <w:r>
+        <w:t xml:space="preserve"> que </w:t>
+      </w:r>
+      <w:proofErr w:type="spellStart"/>
+      <w:r>
+        <w:t>herramientas</w:t>
+      </w:r>
+      <w:proofErr w:type="spellEnd"/>
+      <w:r>
+        <w:t xml:space="preserve"> </w:t>
+      </w:r>
+      <w:proofErr w:type="spellStart"/>
+      <w:r>
+        <w:t>como</w:t>
+      </w:r>
+      <w:proofErr w:type="spellEnd"/>
+      <w:r>
+        <w:t xml:space="preserve"> </w:t>
+      </w:r>
+      <w:proofErr w:type="spellStart"/>
+      <w:r>
+        <w:t>los</w:t>
+      </w:r>
+      <w:proofErr w:type="spellEnd"/>
+      <w:r>
+        <w:t xml:space="preserve"> </w:t>
+      </w:r>
+      <w:proofErr w:type="spellStart"/>
+      <w:r>
+        <w:t>diagramas</w:t>
+      </w:r>
+      <w:proofErr w:type="spellEnd"/>
+      <w:r>
+        <w:t xml:space="preserve"> de Gantt </w:t>
+      </w:r>
+      <w:proofErr w:type="spellStart"/>
+      <w:r>
+        <w:t>ayudan</w:t>
+      </w:r>
+      <w:proofErr w:type="spellEnd"/>
+      <w:r>
+        <w:t xml:space="preserve"> a </w:t>
+      </w:r>
+      <w:proofErr w:type="spellStart"/>
+      <w:r>
+        <w:t>visualizar</w:t>
+      </w:r>
+      <w:proofErr w:type="spellEnd"/>
+      <w:r>
+        <w:t xml:space="preserve"> </w:t>
+      </w:r>
+      <w:proofErr w:type="spellStart"/>
+      <w:r>
+        <w:t>el</w:t>
+      </w:r>
+      <w:proofErr w:type="spellEnd"/>
+      <w:r>
+        <w:t xml:space="preserve"> </w:t>
+      </w:r>
+      <w:proofErr w:type="spellStart"/>
+      <w:r>
+        <w:t>avance</w:t>
+      </w:r>
+      <w:proofErr w:type="spellEnd"/>
+      <w:r>
+        <w:t>.</w:t>
       </w:r>
     </w:p>
     <w:p>
@@ -835,7 +3471,263 @@
         <w:jc w:val="both"/>
       </w:pPr>
       <w:r>
-        <w:t>Una buena planeación también contempla criterios de calidad y comunicación. Cada integrante debe conocer sus responsabilidades y los mecanismos para informar avances, problemas y decisiones. Microsoft explica que la gestión de proyectos y el uso de herramientas como Project están relacionados con la planificación y el seguimiento de las actividades del proyecto (Microsoft, s. f.).</w:t>
+        <w:t xml:space="preserve">Una </w:t>
+      </w:r>
+      <w:proofErr w:type="spellStart"/>
+      <w:r>
+        <w:t>buena</w:t>
+      </w:r>
+      <w:proofErr w:type="spellEnd"/>
+      <w:r>
+        <w:t xml:space="preserve"> </w:t>
+      </w:r>
+      <w:proofErr w:type="spellStart"/>
+      <w:r>
+        <w:t>planeación</w:t>
+      </w:r>
+      <w:proofErr w:type="spellEnd"/>
+      <w:r>
+        <w:t xml:space="preserve"> </w:t>
+      </w:r>
+      <w:proofErr w:type="spellStart"/>
+      <w:r>
+        <w:t>también</w:t>
+      </w:r>
+      <w:proofErr w:type="spellEnd"/>
+      <w:r>
+        <w:t xml:space="preserve"> </w:t>
+      </w:r>
+      <w:proofErr w:type="spellStart"/>
+      <w:r>
+        <w:t>contempla</w:t>
+      </w:r>
+      <w:proofErr w:type="spellEnd"/>
+      <w:r>
+        <w:t xml:space="preserve"> </w:t>
+      </w:r>
+      <w:proofErr w:type="spellStart"/>
+      <w:r>
+        <w:t>criterios</w:t>
+      </w:r>
+      <w:proofErr w:type="spellEnd"/>
+      <w:r>
+        <w:t xml:space="preserve"> de </w:t>
+      </w:r>
+      <w:proofErr w:type="spellStart"/>
+      <w:r>
+        <w:t>calidad</w:t>
+      </w:r>
+      <w:proofErr w:type="spellEnd"/>
+      <w:r>
+        <w:t xml:space="preserve"> y </w:t>
+      </w:r>
+      <w:proofErr w:type="spellStart"/>
+      <w:r>
+        <w:t>comunicación</w:t>
+      </w:r>
+      <w:proofErr w:type="spellEnd"/>
+      <w:r>
+        <w:t xml:space="preserve">. </w:t>
+      </w:r>
+      <w:proofErr w:type="spellStart"/>
+      <w:r>
+        <w:t>Cada</w:t>
+      </w:r>
+      <w:proofErr w:type="spellEnd"/>
+      <w:r>
+        <w:t xml:space="preserve"> </w:t>
+      </w:r>
+      <w:proofErr w:type="spellStart"/>
+      <w:r>
+        <w:t>integrante</w:t>
+      </w:r>
+      <w:proofErr w:type="spellEnd"/>
+      <w:r>
+        <w:t xml:space="preserve"> </w:t>
+      </w:r>
+      <w:proofErr w:type="spellStart"/>
+      <w:r>
+        <w:t>debe</w:t>
+      </w:r>
+      <w:proofErr w:type="spellEnd"/>
+      <w:r>
+        <w:t xml:space="preserve"> </w:t>
+      </w:r>
+      <w:proofErr w:type="spellStart"/>
+      <w:r>
+        <w:t>conocer</w:t>
+      </w:r>
+      <w:proofErr w:type="spellEnd"/>
+      <w:r>
+        <w:t xml:space="preserve"> sus </w:t>
+      </w:r>
+      <w:proofErr w:type="spellStart"/>
+      <w:r>
+        <w:t>responsabilidades</w:t>
+      </w:r>
+      <w:proofErr w:type="spellEnd"/>
+      <w:r>
+        <w:t xml:space="preserve"> y </w:t>
+      </w:r>
+      <w:proofErr w:type="spellStart"/>
+      <w:r>
+        <w:t>los</w:t>
+      </w:r>
+      <w:proofErr w:type="spellEnd"/>
+      <w:r>
+        <w:t xml:space="preserve"> </w:t>
+      </w:r>
+      <w:proofErr w:type="spellStart"/>
+      <w:r>
+        <w:t>mecanismos</w:t>
+      </w:r>
+      <w:proofErr w:type="spellEnd"/>
+      <w:r>
+        <w:t xml:space="preserve"> para </w:t>
+      </w:r>
+      <w:proofErr w:type="spellStart"/>
+      <w:r>
+        <w:t>informar</w:t>
+      </w:r>
+      <w:proofErr w:type="spellEnd"/>
+      <w:r>
+        <w:t xml:space="preserve"> </w:t>
+      </w:r>
+      <w:proofErr w:type="spellStart"/>
+      <w:r>
+        <w:t>avances</w:t>
+      </w:r>
+      <w:proofErr w:type="spellEnd"/>
+      <w:r>
+        <w:t xml:space="preserve">, </w:t>
+      </w:r>
+      <w:proofErr w:type="spellStart"/>
+      <w:r>
+        <w:t>problemas</w:t>
+      </w:r>
+      <w:proofErr w:type="spellEnd"/>
+      <w:r>
+        <w:t xml:space="preserve"> y </w:t>
+      </w:r>
+      <w:proofErr w:type="spellStart"/>
+      <w:r>
+        <w:t>decisiones</w:t>
+      </w:r>
+      <w:proofErr w:type="spellEnd"/>
+      <w:r>
+        <w:t xml:space="preserve">. Microsoft </w:t>
+      </w:r>
+      <w:proofErr w:type="spellStart"/>
+      <w:r>
+        <w:t>explica</w:t>
+      </w:r>
+      <w:proofErr w:type="spellEnd"/>
+      <w:r>
+        <w:t xml:space="preserve"> que la </w:t>
+      </w:r>
+      <w:proofErr w:type="spellStart"/>
+      <w:r>
+        <w:t>gestión</w:t>
+      </w:r>
+      <w:proofErr w:type="spellEnd"/>
+      <w:r>
+        <w:t xml:space="preserve"> de </w:t>
+      </w:r>
+      <w:proofErr w:type="spellStart"/>
+      <w:r>
+        <w:t>proyectos</w:t>
+      </w:r>
+      <w:proofErr w:type="spellEnd"/>
+      <w:r>
+        <w:t xml:space="preserve"> y </w:t>
+      </w:r>
+      <w:proofErr w:type="spellStart"/>
+      <w:r>
+        <w:t>el</w:t>
+      </w:r>
+      <w:proofErr w:type="spellEnd"/>
+      <w:r>
+        <w:t xml:space="preserve"> </w:t>
+      </w:r>
+      <w:proofErr w:type="spellStart"/>
+      <w:r>
+        <w:t>uso</w:t>
+      </w:r>
+      <w:proofErr w:type="spellEnd"/>
+      <w:r>
+        <w:t xml:space="preserve"> de </w:t>
+      </w:r>
+      <w:proofErr w:type="spellStart"/>
+      <w:r>
+        <w:t>herramientas</w:t>
+      </w:r>
+      <w:proofErr w:type="spellEnd"/>
+      <w:r>
+        <w:t xml:space="preserve"> </w:t>
+      </w:r>
+      <w:proofErr w:type="spellStart"/>
+      <w:r>
+        <w:t>como</w:t>
+      </w:r>
+      <w:proofErr w:type="spellEnd"/>
+      <w:r>
+        <w:t xml:space="preserve"> Project </w:t>
+      </w:r>
+      <w:proofErr w:type="spellStart"/>
+      <w:r>
+        <w:t>están</w:t>
+      </w:r>
+      <w:proofErr w:type="spellEnd"/>
+      <w:r>
+        <w:t xml:space="preserve"> </w:t>
+      </w:r>
+      <w:proofErr w:type="spellStart"/>
+      <w:r>
+        <w:t>relacionados</w:t>
+      </w:r>
+      <w:proofErr w:type="spellEnd"/>
+      <w:r>
+        <w:t xml:space="preserve"> con la </w:t>
+      </w:r>
+      <w:proofErr w:type="spellStart"/>
+      <w:r>
+        <w:t>planificación</w:t>
+      </w:r>
+      <w:proofErr w:type="spellEnd"/>
+      <w:r>
+        <w:t xml:space="preserve"> y </w:t>
+      </w:r>
+      <w:proofErr w:type="spellStart"/>
+      <w:r>
+        <w:t>el</w:t>
+      </w:r>
+      <w:proofErr w:type="spellEnd"/>
+      <w:r>
+        <w:t xml:space="preserve"> </w:t>
+      </w:r>
+      <w:proofErr w:type="spellStart"/>
+      <w:r>
+        <w:t>seguimiento</w:t>
+      </w:r>
+      <w:proofErr w:type="spellEnd"/>
+      <w:r>
+        <w:t xml:space="preserve"> de las </w:t>
+      </w:r>
+      <w:proofErr w:type="spellStart"/>
+      <w:r>
+        <w:t>actividades</w:t>
+      </w:r>
+      <w:proofErr w:type="spellEnd"/>
+      <w:r>
+        <w:t xml:space="preserve"> del </w:t>
+      </w:r>
+      <w:proofErr w:type="spellStart"/>
+      <w:r>
+        <w:t>proyecto</w:t>
+      </w:r>
+      <w:proofErr w:type="spellEnd"/>
+      <w:r>
+        <w:t xml:space="preserve"> (Microsoft, s. f.).</w:t>
       </w:r>
     </w:p>
     <w:p>
@@ -844,19 +3736,245 @@
         <w:jc w:val="both"/>
       </w:pPr>
       <w:r>
-        <w:t>3. Herramientas tecnológicas para la gestión</w:t>
-      </w:r>
+        <w:t xml:space="preserve">3. </w:t>
+      </w:r>
+      <w:proofErr w:type="spellStart"/>
+      <w:r>
+        <w:t>Herramientas</w:t>
+      </w:r>
+      <w:proofErr w:type="spellEnd"/>
+      <w:r>
+        <w:t xml:space="preserve"> </w:t>
+      </w:r>
+      <w:proofErr w:type="spellStart"/>
+      <w:r>
+        <w:t>tecnológicas</w:t>
+      </w:r>
+      <w:proofErr w:type="spellEnd"/>
+      <w:r>
+        <w:t xml:space="preserve"> para la </w:t>
+      </w:r>
+      <w:proofErr w:type="spellStart"/>
+      <w:r>
+        <w:t>gestión</w:t>
+      </w:r>
+      <w:proofErr w:type="spellEnd"/>
     </w:p>
     <w:p>
       <w:pPr>
         <w:jc w:val="both"/>
       </w:pPr>
       <w:r>
-        <w:t xml:space="preserve">Las herramientas de gestión de proyectos facilitan la organización de tareas, responsables, fechas, avances y documentos. Entre las soluciones utilizadas se encuentran Microsoft Project, Jira y Trello. Aunque cada plataforma tiene </w:t>
-      </w:r>
+        <w:t xml:space="preserve">Las </w:t>
+      </w:r>
+      <w:proofErr w:type="spellStart"/>
+      <w:r>
+        <w:t>herramientas</w:t>
+      </w:r>
+      <w:proofErr w:type="spellEnd"/>
+      <w:r>
+        <w:t xml:space="preserve"> de </w:t>
+      </w:r>
+      <w:proofErr w:type="spellStart"/>
+      <w:r>
+        <w:t>gestión</w:t>
+      </w:r>
+      <w:proofErr w:type="spellEnd"/>
+      <w:r>
+        <w:t xml:space="preserve"> de </w:t>
+      </w:r>
+      <w:proofErr w:type="spellStart"/>
+      <w:r>
+        <w:t>proyectos</w:t>
+      </w:r>
+      <w:proofErr w:type="spellEnd"/>
+      <w:r>
+        <w:t xml:space="preserve"> </w:t>
+      </w:r>
+      <w:proofErr w:type="spellStart"/>
+      <w:r>
+        <w:t>facilitan</w:t>
+      </w:r>
+      <w:proofErr w:type="spellEnd"/>
+      <w:r>
+        <w:t xml:space="preserve"> la </w:t>
+      </w:r>
+      <w:proofErr w:type="spellStart"/>
+      <w:r>
+        <w:t>organización</w:t>
+      </w:r>
+      <w:proofErr w:type="spellEnd"/>
+      <w:r>
+        <w:t xml:space="preserve"> de </w:t>
+      </w:r>
+      <w:proofErr w:type="spellStart"/>
+      <w:r>
+        <w:t>tareas</w:t>
+      </w:r>
+      <w:proofErr w:type="spellEnd"/>
+      <w:r>
+        <w:t xml:space="preserve">, </w:t>
+      </w:r>
+      <w:proofErr w:type="spellStart"/>
+      <w:r>
+        <w:t>responsables</w:t>
+      </w:r>
+      <w:proofErr w:type="spellEnd"/>
+      <w:r>
+        <w:t xml:space="preserve">, </w:t>
+      </w:r>
+      <w:proofErr w:type="spellStart"/>
+      <w:r>
+        <w:t>fechas</w:t>
+      </w:r>
+      <w:proofErr w:type="spellEnd"/>
+      <w:r>
+        <w:t xml:space="preserve">, </w:t>
+      </w:r>
+      <w:proofErr w:type="spellStart"/>
+      <w:r>
+        <w:t>avances</w:t>
+      </w:r>
+      <w:proofErr w:type="spellEnd"/>
+      <w:r>
+        <w:t xml:space="preserve"> y </w:t>
+      </w:r>
+      <w:proofErr w:type="spellStart"/>
+      <w:r>
+        <w:t>documentos</w:t>
+      </w:r>
+      <w:proofErr w:type="spellEnd"/>
+      <w:r>
+        <w:t xml:space="preserve">. Entre las </w:t>
+      </w:r>
+      <w:proofErr w:type="spellStart"/>
+      <w:r>
+        <w:t>soluciones</w:t>
+      </w:r>
+      <w:proofErr w:type="spellEnd"/>
+      <w:r>
+        <w:t xml:space="preserve"> </w:t>
+      </w:r>
+      <w:proofErr w:type="spellStart"/>
+      <w:r>
+        <w:t>utilizadas</w:t>
+      </w:r>
+      <w:proofErr w:type="spellEnd"/>
+      <w:r>
+        <w:t xml:space="preserve"> se </w:t>
+      </w:r>
+      <w:proofErr w:type="spellStart"/>
+      <w:r>
+        <w:t>encuentran</w:t>
+      </w:r>
+      <w:proofErr w:type="spellEnd"/>
+      <w:r>
+        <w:t xml:space="preserve"> Microsoft Project, Jira y Trello. </w:t>
+      </w:r>
+      <w:proofErr w:type="spellStart"/>
+      <w:r>
+        <w:t>Aunque</w:t>
+      </w:r>
+      <w:proofErr w:type="spellEnd"/>
+      <w:r>
+        <w:t xml:space="preserve"> </w:t>
+      </w:r>
+      <w:proofErr w:type="spellStart"/>
+      <w:r>
+        <w:t>cada</w:t>
+      </w:r>
+      <w:proofErr w:type="spellEnd"/>
+      <w:r>
+        <w:t xml:space="preserve"> </w:t>
+      </w:r>
+      <w:proofErr w:type="spellStart"/>
+      <w:r>
+        <w:t>plataforma</w:t>
+      </w:r>
+      <w:proofErr w:type="spellEnd"/>
+      <w:r>
+        <w:t xml:space="preserve"> </w:t>
+      </w:r>
+      <w:proofErr w:type="spellStart"/>
+      <w:r>
+        <w:t>tiene</w:t>
+      </w:r>
+      <w:proofErr w:type="spellEnd"/>
+      <w:r>
+        <w:t xml:space="preserve"> </w:t>
+      </w:r>
+      <w:proofErr w:type="spellStart"/>
       <w:r>
         <w:lastRenderedPageBreak/>
-        <w:t>características diferentes, todas pueden apoyar la planificación y el seguimiento del trabajo.</w:t>
+        <w:t>características</w:t>
+      </w:r>
+      <w:proofErr w:type="spellEnd"/>
+      <w:r>
+        <w:t xml:space="preserve"> </w:t>
+      </w:r>
+      <w:proofErr w:type="spellStart"/>
+      <w:r>
+        <w:t>diferentes</w:t>
+      </w:r>
+      <w:proofErr w:type="spellEnd"/>
+      <w:r>
+        <w:t xml:space="preserve">, </w:t>
+      </w:r>
+      <w:proofErr w:type="spellStart"/>
+      <w:r>
+        <w:t>todas</w:t>
+      </w:r>
+      <w:proofErr w:type="spellEnd"/>
+      <w:r>
+        <w:t xml:space="preserve"> </w:t>
+      </w:r>
+      <w:proofErr w:type="spellStart"/>
+      <w:r>
+        <w:t>pueden</w:t>
+      </w:r>
+      <w:proofErr w:type="spellEnd"/>
+      <w:r>
+        <w:t xml:space="preserve"> </w:t>
+      </w:r>
+      <w:proofErr w:type="spellStart"/>
+      <w:r>
+        <w:t>apoyar</w:t>
+      </w:r>
+      <w:proofErr w:type="spellEnd"/>
+      <w:r>
+        <w:t xml:space="preserve"> la </w:t>
+      </w:r>
+      <w:proofErr w:type="spellStart"/>
+      <w:r>
+        <w:t>planificación</w:t>
+      </w:r>
+      <w:proofErr w:type="spellEnd"/>
+      <w:r>
+        <w:t xml:space="preserve"> y </w:t>
+      </w:r>
+      <w:proofErr w:type="spellStart"/>
+      <w:r>
+        <w:t>el</w:t>
+      </w:r>
+      <w:proofErr w:type="spellEnd"/>
+      <w:r>
+        <w:t xml:space="preserve"> </w:t>
+      </w:r>
+      <w:proofErr w:type="spellStart"/>
+      <w:r>
+        <w:t>seguimiento</w:t>
+      </w:r>
+      <w:proofErr w:type="spellEnd"/>
+      <w:r>
+        <w:t xml:space="preserve"> del </w:t>
+      </w:r>
+      <w:proofErr w:type="spellStart"/>
+      <w:r>
+        <w:t>trabajo</w:t>
+      </w:r>
+      <w:proofErr w:type="spellEnd"/>
+      <w:r>
+        <w:t>.</w:t>
       </w:r>
     </w:p>
     <w:p>
@@ -864,7 +3982,271 @@
         <w:jc w:val="both"/>
       </w:pPr>
       <w:r>
-        <w:t>Microsoft Project se orienta especialmente a la planificación y programación de proyectos. Jira permite organizar y dar seguimiento a trabajo, incidencias y actividades, mientras que Trello utiliza tableros y tarjetas para visualizar tareas y estados. La elección de una herramienta depende de las necesidades del proyecto, el tamaño del equipo, la metodología de trabajo y el nivel de control requerido.</w:t>
+        <w:t xml:space="preserve">Microsoft Project se </w:t>
+      </w:r>
+      <w:proofErr w:type="spellStart"/>
+      <w:r>
+        <w:t>orienta</w:t>
+      </w:r>
+      <w:proofErr w:type="spellEnd"/>
+      <w:r>
+        <w:t xml:space="preserve"> </w:t>
+      </w:r>
+      <w:proofErr w:type="spellStart"/>
+      <w:r>
+        <w:t>especialmente</w:t>
+      </w:r>
+      <w:proofErr w:type="spellEnd"/>
+      <w:r>
+        <w:t xml:space="preserve"> a la </w:t>
+      </w:r>
+      <w:proofErr w:type="spellStart"/>
+      <w:r>
+        <w:t>planificación</w:t>
+      </w:r>
+      <w:proofErr w:type="spellEnd"/>
+      <w:r>
+        <w:t xml:space="preserve"> y </w:t>
+      </w:r>
+      <w:proofErr w:type="spellStart"/>
+      <w:r>
+        <w:t>programación</w:t>
+      </w:r>
+      <w:proofErr w:type="spellEnd"/>
+      <w:r>
+        <w:t xml:space="preserve"> de </w:t>
+      </w:r>
+      <w:proofErr w:type="spellStart"/>
+      <w:r>
+        <w:t>proyectos</w:t>
+      </w:r>
+      <w:proofErr w:type="spellEnd"/>
+      <w:r>
+        <w:t xml:space="preserve">. Jira </w:t>
+      </w:r>
+      <w:proofErr w:type="spellStart"/>
+      <w:r>
+        <w:t>permite</w:t>
+      </w:r>
+      <w:proofErr w:type="spellEnd"/>
+      <w:r>
+        <w:t xml:space="preserve"> </w:t>
+      </w:r>
+      <w:proofErr w:type="spellStart"/>
+      <w:r>
+        <w:t>organizar</w:t>
+      </w:r>
+      <w:proofErr w:type="spellEnd"/>
+      <w:r>
+        <w:t xml:space="preserve"> y </w:t>
+      </w:r>
+      <w:proofErr w:type="spellStart"/>
+      <w:r>
+        <w:t>dar</w:t>
+      </w:r>
+      <w:proofErr w:type="spellEnd"/>
+      <w:r>
+        <w:t xml:space="preserve"> </w:t>
+      </w:r>
+      <w:proofErr w:type="spellStart"/>
+      <w:r>
+        <w:t>seguimiento</w:t>
+      </w:r>
+      <w:proofErr w:type="spellEnd"/>
+      <w:r>
+        <w:t xml:space="preserve"> a </w:t>
+      </w:r>
+      <w:proofErr w:type="spellStart"/>
+      <w:r>
+        <w:t>trabajo</w:t>
+      </w:r>
+      <w:proofErr w:type="spellEnd"/>
+      <w:r>
+        <w:t xml:space="preserve">, </w:t>
+      </w:r>
+      <w:proofErr w:type="spellStart"/>
+      <w:r>
+        <w:t>incidencias</w:t>
+      </w:r>
+      <w:proofErr w:type="spellEnd"/>
+      <w:r>
+        <w:t xml:space="preserve"> y </w:t>
+      </w:r>
+      <w:proofErr w:type="spellStart"/>
+      <w:r>
+        <w:t>actividades</w:t>
+      </w:r>
+      <w:proofErr w:type="spellEnd"/>
+      <w:r>
+        <w:t xml:space="preserve">, </w:t>
+      </w:r>
+      <w:proofErr w:type="spellStart"/>
+      <w:r>
+        <w:t>mientras</w:t>
+      </w:r>
+      <w:proofErr w:type="spellEnd"/>
+      <w:r>
+        <w:t xml:space="preserve"> que Trello </w:t>
+      </w:r>
+      <w:proofErr w:type="spellStart"/>
+      <w:r>
+        <w:t>utiliza</w:t>
+      </w:r>
+      <w:proofErr w:type="spellEnd"/>
+      <w:r>
+        <w:t xml:space="preserve"> </w:t>
+      </w:r>
+      <w:proofErr w:type="spellStart"/>
+      <w:r>
+        <w:t>tableros</w:t>
+      </w:r>
+      <w:proofErr w:type="spellEnd"/>
+      <w:r>
+        <w:t xml:space="preserve"> y </w:t>
+      </w:r>
+      <w:proofErr w:type="spellStart"/>
+      <w:r>
+        <w:t>tarjetas</w:t>
+      </w:r>
+      <w:proofErr w:type="spellEnd"/>
+      <w:r>
+        <w:t xml:space="preserve"> para </w:t>
+      </w:r>
+      <w:proofErr w:type="spellStart"/>
+      <w:r>
+        <w:t>visualizar</w:t>
+      </w:r>
+      <w:proofErr w:type="spellEnd"/>
+      <w:r>
+        <w:t xml:space="preserve"> </w:t>
+      </w:r>
+      <w:proofErr w:type="spellStart"/>
+      <w:r>
+        <w:t>tareas</w:t>
+      </w:r>
+      <w:proofErr w:type="spellEnd"/>
+      <w:r>
+        <w:t xml:space="preserve"> y </w:t>
+      </w:r>
+      <w:proofErr w:type="spellStart"/>
+      <w:r>
+        <w:t>estados</w:t>
+      </w:r>
+      <w:proofErr w:type="spellEnd"/>
+      <w:r>
+        <w:t xml:space="preserve">. La </w:t>
+      </w:r>
+      <w:proofErr w:type="spellStart"/>
+      <w:r>
+        <w:t>elección</w:t>
+      </w:r>
+      <w:proofErr w:type="spellEnd"/>
+      <w:r>
+        <w:t xml:space="preserve"> de </w:t>
+      </w:r>
+      <w:proofErr w:type="spellStart"/>
+      <w:r>
+        <w:t>una</w:t>
+      </w:r>
+      <w:proofErr w:type="spellEnd"/>
+      <w:r>
+        <w:t xml:space="preserve"> </w:t>
+      </w:r>
+      <w:proofErr w:type="spellStart"/>
+      <w:r>
+        <w:t>herramienta</w:t>
+      </w:r>
+      <w:proofErr w:type="spellEnd"/>
+      <w:r>
+        <w:t xml:space="preserve"> </w:t>
+      </w:r>
+      <w:proofErr w:type="spellStart"/>
+      <w:r>
+        <w:t>depende</w:t>
+      </w:r>
+      <w:proofErr w:type="spellEnd"/>
+      <w:r>
+        <w:t xml:space="preserve"> de las </w:t>
+      </w:r>
+      <w:proofErr w:type="spellStart"/>
+      <w:r>
+        <w:t>necesidades</w:t>
+      </w:r>
+      <w:proofErr w:type="spellEnd"/>
+      <w:r>
+        <w:t xml:space="preserve"> del </w:t>
+      </w:r>
+      <w:proofErr w:type="spellStart"/>
+      <w:r>
+        <w:t>proyecto</w:t>
+      </w:r>
+      <w:proofErr w:type="spellEnd"/>
+      <w:r>
+        <w:t xml:space="preserve">, </w:t>
+      </w:r>
+      <w:proofErr w:type="spellStart"/>
+      <w:r>
+        <w:t>el</w:t>
+      </w:r>
+      <w:proofErr w:type="spellEnd"/>
+      <w:r>
+        <w:t xml:space="preserve"> </w:t>
+      </w:r>
+      <w:proofErr w:type="spellStart"/>
+      <w:r>
+        <w:t>tamaño</w:t>
+      </w:r>
+      <w:proofErr w:type="spellEnd"/>
+      <w:r>
+        <w:t xml:space="preserve"> del </w:t>
+      </w:r>
+      <w:proofErr w:type="spellStart"/>
+      <w:r>
+        <w:t>equipo</w:t>
+      </w:r>
+      <w:proofErr w:type="spellEnd"/>
+      <w:r>
+        <w:t xml:space="preserve">, la </w:t>
+      </w:r>
+      <w:proofErr w:type="spellStart"/>
+      <w:r>
+        <w:t>metodología</w:t>
+      </w:r>
+      <w:proofErr w:type="spellEnd"/>
+      <w:r>
+        <w:t xml:space="preserve"> de </w:t>
+      </w:r>
+      <w:proofErr w:type="spellStart"/>
+      <w:r>
+        <w:t>trabajo</w:t>
+      </w:r>
+      <w:proofErr w:type="spellEnd"/>
+      <w:r>
+        <w:t xml:space="preserve"> y </w:t>
+      </w:r>
+      <w:proofErr w:type="spellStart"/>
+      <w:r>
+        <w:t>el</w:t>
+      </w:r>
+      <w:proofErr w:type="spellEnd"/>
+      <w:r>
+        <w:t xml:space="preserve"> </w:t>
+      </w:r>
+      <w:proofErr w:type="spellStart"/>
+      <w:r>
+        <w:t>nivel</w:t>
+      </w:r>
+      <w:proofErr w:type="spellEnd"/>
+      <w:r>
+        <w:t xml:space="preserve"> de control </w:t>
+      </w:r>
+      <w:proofErr w:type="spellStart"/>
+      <w:r>
+        <w:t>requerido</w:t>
+      </w:r>
+      <w:proofErr w:type="spellEnd"/>
+      <w:r>
+        <w:t>.</w:t>
       </w:r>
     </w:p>
     <w:p>
@@ -873,15 +4255,340 @@
         <w:jc w:val="both"/>
       </w:pPr>
       <w:r>
-        <w:t>4. Control de cambios y seguimiento</w:t>
-      </w:r>
+        <w:t xml:space="preserve">4. Control de </w:t>
+      </w:r>
+      <w:proofErr w:type="spellStart"/>
+      <w:r>
+        <w:t>cambios</w:t>
+      </w:r>
+      <w:proofErr w:type="spellEnd"/>
+      <w:r>
+        <w:t xml:space="preserve"> y </w:t>
+      </w:r>
+      <w:proofErr w:type="spellStart"/>
+      <w:r>
+        <w:t>seguimiento</w:t>
+      </w:r>
+      <w:proofErr w:type="spellEnd"/>
     </w:p>
     <w:p>
       <w:pPr>
         <w:jc w:val="both"/>
       </w:pPr>
       <w:r>
-        <w:t>Durante un proyecto de TI pueden surgir solicitudes de modificación relacionadas con requisitos, funciones, fechas, recursos o entregables. Por ello, los cambios deben registrarse, analizarse y aprobarse mediante un proceso definido. El control de cambios permite conocer qué se modifica, por qué se modifica, quién lo solicita y cuáles pueden ser sus efectos sobre el alcance, tiempo, costo y calidad.</w:t>
+        <w:t xml:space="preserve">Durante un </w:t>
+      </w:r>
+      <w:proofErr w:type="spellStart"/>
+      <w:r>
+        <w:t>proyecto</w:t>
+      </w:r>
+      <w:proofErr w:type="spellEnd"/>
+      <w:r>
+        <w:t xml:space="preserve"> de TI </w:t>
+      </w:r>
+      <w:proofErr w:type="spellStart"/>
+      <w:r>
+        <w:t>pueden</w:t>
+      </w:r>
+      <w:proofErr w:type="spellEnd"/>
+      <w:r>
+        <w:t xml:space="preserve"> </w:t>
+      </w:r>
+      <w:proofErr w:type="spellStart"/>
+      <w:r>
+        <w:t>surgir</w:t>
+      </w:r>
+      <w:proofErr w:type="spellEnd"/>
+      <w:r>
+        <w:t xml:space="preserve"> solicitudes de </w:t>
+      </w:r>
+      <w:proofErr w:type="spellStart"/>
+      <w:r>
+        <w:t>modificación</w:t>
+      </w:r>
+      <w:proofErr w:type="spellEnd"/>
+      <w:r>
+        <w:t xml:space="preserve"> </w:t>
+      </w:r>
+      <w:proofErr w:type="spellStart"/>
+      <w:r>
+        <w:t>relacionadas</w:t>
+      </w:r>
+      <w:proofErr w:type="spellEnd"/>
+      <w:r>
+        <w:t xml:space="preserve"> con </w:t>
+      </w:r>
+      <w:proofErr w:type="spellStart"/>
+      <w:r>
+        <w:t>requisitos</w:t>
+      </w:r>
+      <w:proofErr w:type="spellEnd"/>
+      <w:r>
+        <w:t xml:space="preserve">, </w:t>
+      </w:r>
+      <w:proofErr w:type="spellStart"/>
+      <w:r>
+        <w:t>funciones</w:t>
+      </w:r>
+      <w:proofErr w:type="spellEnd"/>
+      <w:r>
+        <w:t xml:space="preserve">, </w:t>
+      </w:r>
+      <w:proofErr w:type="spellStart"/>
+      <w:r>
+        <w:t>fechas</w:t>
+      </w:r>
+      <w:proofErr w:type="spellEnd"/>
+      <w:r>
+        <w:t xml:space="preserve">, </w:t>
+      </w:r>
+      <w:proofErr w:type="spellStart"/>
+      <w:r>
+        <w:t>recursos</w:t>
+      </w:r>
+      <w:proofErr w:type="spellEnd"/>
+      <w:r>
+        <w:t xml:space="preserve"> o </w:t>
+      </w:r>
+      <w:proofErr w:type="spellStart"/>
+      <w:r>
+        <w:t>entregables</w:t>
+      </w:r>
+      <w:proofErr w:type="spellEnd"/>
+      <w:r>
+        <w:t xml:space="preserve">. Por </w:t>
+      </w:r>
+      <w:proofErr w:type="spellStart"/>
+      <w:r>
+        <w:t>ello</w:t>
+      </w:r>
+      <w:proofErr w:type="spellEnd"/>
+      <w:r>
+        <w:t xml:space="preserve">, </w:t>
+      </w:r>
+      <w:proofErr w:type="spellStart"/>
+      <w:r>
+        <w:t>los</w:t>
+      </w:r>
+      <w:proofErr w:type="spellEnd"/>
+      <w:r>
+        <w:t xml:space="preserve"> </w:t>
+      </w:r>
+      <w:proofErr w:type="spellStart"/>
+      <w:r>
+        <w:t>cambios</w:t>
+      </w:r>
+      <w:proofErr w:type="spellEnd"/>
+      <w:r>
+        <w:t xml:space="preserve"> </w:t>
+      </w:r>
+      <w:proofErr w:type="spellStart"/>
+      <w:r>
+        <w:t>deben</w:t>
+      </w:r>
+      <w:proofErr w:type="spellEnd"/>
+      <w:r>
+        <w:t xml:space="preserve"> </w:t>
+      </w:r>
+      <w:proofErr w:type="spellStart"/>
+      <w:r>
+        <w:t>registrarse</w:t>
+      </w:r>
+      <w:proofErr w:type="spellEnd"/>
+      <w:r>
+        <w:t xml:space="preserve">, </w:t>
+      </w:r>
+      <w:proofErr w:type="spellStart"/>
+      <w:r>
+        <w:t>analizarse</w:t>
+      </w:r>
+      <w:proofErr w:type="spellEnd"/>
+      <w:r>
+        <w:t xml:space="preserve"> y </w:t>
+      </w:r>
+      <w:proofErr w:type="spellStart"/>
+      <w:r>
+        <w:t>aprobarse</w:t>
+      </w:r>
+      <w:proofErr w:type="spellEnd"/>
+      <w:r>
+        <w:t xml:space="preserve"> </w:t>
+      </w:r>
+      <w:proofErr w:type="spellStart"/>
+      <w:r>
+        <w:t>mediante</w:t>
+      </w:r>
+      <w:proofErr w:type="spellEnd"/>
+      <w:r>
+        <w:t xml:space="preserve"> un </w:t>
+      </w:r>
+      <w:proofErr w:type="spellStart"/>
+      <w:r>
+        <w:t>proceso</w:t>
+      </w:r>
+      <w:proofErr w:type="spellEnd"/>
+      <w:r>
+        <w:t xml:space="preserve"> </w:t>
+      </w:r>
+      <w:proofErr w:type="spellStart"/>
+      <w:r>
+        <w:t>definido</w:t>
+      </w:r>
+      <w:proofErr w:type="spellEnd"/>
+      <w:r>
+        <w:t xml:space="preserve">. El control de </w:t>
+      </w:r>
+      <w:proofErr w:type="spellStart"/>
+      <w:r>
+        <w:t>cambios</w:t>
+      </w:r>
+      <w:proofErr w:type="spellEnd"/>
+      <w:r>
+        <w:t xml:space="preserve"> </w:t>
+      </w:r>
+      <w:proofErr w:type="spellStart"/>
+      <w:r>
+        <w:t>permite</w:t>
+      </w:r>
+      <w:proofErr w:type="spellEnd"/>
+      <w:r>
+        <w:t xml:space="preserve"> </w:t>
+      </w:r>
+      <w:proofErr w:type="spellStart"/>
+      <w:r>
+        <w:t>conocer</w:t>
+      </w:r>
+      <w:proofErr w:type="spellEnd"/>
+      <w:r>
+        <w:t xml:space="preserve"> </w:t>
+      </w:r>
+      <w:proofErr w:type="spellStart"/>
+      <w:r>
+        <w:t>qué</w:t>
+      </w:r>
+      <w:proofErr w:type="spellEnd"/>
+      <w:r>
+        <w:t xml:space="preserve"> se </w:t>
+      </w:r>
+      <w:proofErr w:type="spellStart"/>
+      <w:r>
+        <w:t>modifica</w:t>
+      </w:r>
+      <w:proofErr w:type="spellEnd"/>
+      <w:r>
+        <w:t xml:space="preserve">, </w:t>
+      </w:r>
+      <w:proofErr w:type="spellStart"/>
+      <w:r>
+        <w:t>por</w:t>
+      </w:r>
+      <w:proofErr w:type="spellEnd"/>
+      <w:r>
+        <w:t xml:space="preserve"> </w:t>
+      </w:r>
+      <w:proofErr w:type="spellStart"/>
+      <w:r>
+        <w:t>qué</w:t>
+      </w:r>
+      <w:proofErr w:type="spellEnd"/>
+      <w:r>
+        <w:t xml:space="preserve"> se </w:t>
+      </w:r>
+      <w:proofErr w:type="spellStart"/>
+      <w:r>
+        <w:t>modifica</w:t>
+      </w:r>
+      <w:proofErr w:type="spellEnd"/>
+      <w:r>
+        <w:t xml:space="preserve">, </w:t>
+      </w:r>
+      <w:proofErr w:type="spellStart"/>
+      <w:r>
+        <w:t>quién</w:t>
+      </w:r>
+      <w:proofErr w:type="spellEnd"/>
+      <w:r>
+        <w:t xml:space="preserve"> lo </w:t>
+      </w:r>
+      <w:proofErr w:type="spellStart"/>
+      <w:r>
+        <w:t>solicita</w:t>
+      </w:r>
+      <w:proofErr w:type="spellEnd"/>
+      <w:r>
+        <w:t xml:space="preserve"> y </w:t>
+      </w:r>
+      <w:proofErr w:type="spellStart"/>
+      <w:r>
+        <w:t>cuáles</w:t>
+      </w:r>
+      <w:proofErr w:type="spellEnd"/>
+      <w:r>
+        <w:t xml:space="preserve"> </w:t>
+      </w:r>
+      <w:proofErr w:type="spellStart"/>
+      <w:r>
+        <w:t>pueden</w:t>
+      </w:r>
+      <w:proofErr w:type="spellEnd"/>
+      <w:r>
+        <w:t xml:space="preserve"> ser sus </w:t>
+      </w:r>
+      <w:proofErr w:type="spellStart"/>
+      <w:r>
+        <w:t>efectos</w:t>
+      </w:r>
+      <w:proofErr w:type="spellEnd"/>
+      <w:r>
+        <w:t xml:space="preserve"> </w:t>
+      </w:r>
+      <w:proofErr w:type="spellStart"/>
+      <w:r>
+        <w:t>sobre</w:t>
+      </w:r>
+      <w:proofErr w:type="spellEnd"/>
+      <w:r>
+        <w:t xml:space="preserve"> </w:t>
+      </w:r>
+      <w:proofErr w:type="spellStart"/>
+      <w:r>
+        <w:t>el</w:t>
+      </w:r>
+      <w:proofErr w:type="spellEnd"/>
+      <w:r>
+        <w:t xml:space="preserve"> </w:t>
+      </w:r>
+      <w:proofErr w:type="spellStart"/>
+      <w:r>
+        <w:t>alcance</w:t>
+      </w:r>
+      <w:proofErr w:type="spellEnd"/>
+      <w:r>
+        <w:t xml:space="preserve">, </w:t>
+      </w:r>
+      <w:proofErr w:type="spellStart"/>
+      <w:r>
+        <w:t>tiempo</w:t>
+      </w:r>
+      <w:proofErr w:type="spellEnd"/>
+      <w:r>
+        <w:t xml:space="preserve">, </w:t>
+      </w:r>
+      <w:proofErr w:type="spellStart"/>
+      <w:r>
+        <w:t>costo</w:t>
+      </w:r>
+      <w:proofErr w:type="spellEnd"/>
+      <w:r>
+        <w:t xml:space="preserve"> y </w:t>
+      </w:r>
+      <w:proofErr w:type="spellStart"/>
+      <w:r>
+        <w:t>calidad</w:t>
+      </w:r>
+      <w:proofErr w:type="spellEnd"/>
+      <w:r>
+        <w:t>.</w:t>
       </w:r>
     </w:p>
     <w:p>
@@ -889,7 +4596,231 @@
         <w:jc w:val="both"/>
       </w:pPr>
       <w:r>
-        <w:t>El seguimiento consiste en comparar periódicamente el desempeño real con lo planeado. Cuando existen desviaciones, el equipo puede proponer acciones correctivas. La supervisión continua ayuda a mantener información actualizada para la toma de decisiones y permite detectar problemas con anticipación.</w:t>
+        <w:t xml:space="preserve">El </w:t>
+      </w:r>
+      <w:proofErr w:type="spellStart"/>
+      <w:r>
+        <w:t>seguimiento</w:t>
+      </w:r>
+      <w:proofErr w:type="spellEnd"/>
+      <w:r>
+        <w:t xml:space="preserve"> </w:t>
+      </w:r>
+      <w:proofErr w:type="spellStart"/>
+      <w:r>
+        <w:t>consiste</w:t>
+      </w:r>
+      <w:proofErr w:type="spellEnd"/>
+      <w:r>
+        <w:t xml:space="preserve"> </w:t>
+      </w:r>
+      <w:proofErr w:type="spellStart"/>
+      <w:r>
+        <w:t>en</w:t>
+      </w:r>
+      <w:proofErr w:type="spellEnd"/>
+      <w:r>
+        <w:t xml:space="preserve"> </w:t>
+      </w:r>
+      <w:proofErr w:type="spellStart"/>
+      <w:r>
+        <w:t>comparar</w:t>
+      </w:r>
+      <w:proofErr w:type="spellEnd"/>
+      <w:r>
+        <w:t xml:space="preserve"> </w:t>
+      </w:r>
+      <w:proofErr w:type="spellStart"/>
+      <w:r>
+        <w:t>periódicamente</w:t>
+      </w:r>
+      <w:proofErr w:type="spellEnd"/>
+      <w:r>
+        <w:t xml:space="preserve"> </w:t>
+      </w:r>
+      <w:proofErr w:type="spellStart"/>
+      <w:r>
+        <w:t>el</w:t>
+      </w:r>
+      <w:proofErr w:type="spellEnd"/>
+      <w:r>
+        <w:t xml:space="preserve"> </w:t>
+      </w:r>
+      <w:proofErr w:type="spellStart"/>
+      <w:r>
+        <w:t>desempeño</w:t>
+      </w:r>
+      <w:proofErr w:type="spellEnd"/>
+      <w:r>
+        <w:t xml:space="preserve"> real con lo </w:t>
+      </w:r>
+      <w:proofErr w:type="spellStart"/>
+      <w:r>
+        <w:t>planeado</w:t>
+      </w:r>
+      <w:proofErr w:type="spellEnd"/>
+      <w:r>
+        <w:t xml:space="preserve">. </w:t>
+      </w:r>
+      <w:proofErr w:type="spellStart"/>
+      <w:r>
+        <w:t>Cuando</w:t>
+      </w:r>
+      <w:proofErr w:type="spellEnd"/>
+      <w:r>
+        <w:t xml:space="preserve"> </w:t>
+      </w:r>
+      <w:proofErr w:type="spellStart"/>
+      <w:r>
+        <w:t>existen</w:t>
+      </w:r>
+      <w:proofErr w:type="spellEnd"/>
+      <w:r>
+        <w:t xml:space="preserve"> </w:t>
+      </w:r>
+      <w:proofErr w:type="spellStart"/>
+      <w:r>
+        <w:t>desviaciones</w:t>
+      </w:r>
+      <w:proofErr w:type="spellEnd"/>
+      <w:r>
+        <w:t xml:space="preserve">, </w:t>
+      </w:r>
+      <w:proofErr w:type="spellStart"/>
+      <w:r>
+        <w:t>el</w:t>
+      </w:r>
+      <w:proofErr w:type="spellEnd"/>
+      <w:r>
+        <w:t xml:space="preserve"> </w:t>
+      </w:r>
+      <w:proofErr w:type="spellStart"/>
+      <w:r>
+        <w:t>equipo</w:t>
+      </w:r>
+      <w:proofErr w:type="spellEnd"/>
+      <w:r>
+        <w:t xml:space="preserve"> </w:t>
+      </w:r>
+      <w:proofErr w:type="spellStart"/>
+      <w:r>
+        <w:t>puede</w:t>
+      </w:r>
+      <w:proofErr w:type="spellEnd"/>
+      <w:r>
+        <w:t xml:space="preserve"> </w:t>
+      </w:r>
+      <w:proofErr w:type="spellStart"/>
+      <w:r>
+        <w:t>proponer</w:t>
+      </w:r>
+      <w:proofErr w:type="spellEnd"/>
+      <w:r>
+        <w:t xml:space="preserve"> </w:t>
+      </w:r>
+      <w:proofErr w:type="spellStart"/>
+      <w:r>
+        <w:t>acciones</w:t>
+      </w:r>
+      <w:proofErr w:type="spellEnd"/>
+      <w:r>
+        <w:t xml:space="preserve"> </w:t>
+      </w:r>
+      <w:proofErr w:type="spellStart"/>
+      <w:r>
+        <w:t>correctivas</w:t>
+      </w:r>
+      <w:proofErr w:type="spellEnd"/>
+      <w:r>
+        <w:t xml:space="preserve">. La </w:t>
+      </w:r>
+      <w:proofErr w:type="spellStart"/>
+      <w:r>
+        <w:t>supervisión</w:t>
+      </w:r>
+      <w:proofErr w:type="spellEnd"/>
+      <w:r>
+        <w:t xml:space="preserve"> continua </w:t>
+      </w:r>
+      <w:proofErr w:type="spellStart"/>
+      <w:r>
+        <w:t>ayuda</w:t>
+      </w:r>
+      <w:proofErr w:type="spellEnd"/>
+      <w:r>
+        <w:t xml:space="preserve"> a </w:t>
+      </w:r>
+      <w:proofErr w:type="spellStart"/>
+      <w:r>
+        <w:t>mantener</w:t>
+      </w:r>
+      <w:proofErr w:type="spellEnd"/>
+      <w:r>
+        <w:t xml:space="preserve"> </w:t>
+      </w:r>
+      <w:proofErr w:type="spellStart"/>
+      <w:r>
+        <w:t>información</w:t>
+      </w:r>
+      <w:proofErr w:type="spellEnd"/>
+      <w:r>
+        <w:t xml:space="preserve"> </w:t>
+      </w:r>
+      <w:proofErr w:type="spellStart"/>
+      <w:r>
+        <w:t>actualizada</w:t>
+      </w:r>
+      <w:proofErr w:type="spellEnd"/>
+      <w:r>
+        <w:t xml:space="preserve"> para la </w:t>
+      </w:r>
+      <w:proofErr w:type="spellStart"/>
+      <w:r>
+        <w:t>toma</w:t>
+      </w:r>
+      <w:proofErr w:type="spellEnd"/>
+      <w:r>
+        <w:t xml:space="preserve"> de </w:t>
+      </w:r>
+      <w:proofErr w:type="spellStart"/>
+      <w:r>
+        <w:t>decisiones</w:t>
+      </w:r>
+      <w:proofErr w:type="spellEnd"/>
+      <w:r>
+        <w:t xml:space="preserve"> y </w:t>
+      </w:r>
+      <w:proofErr w:type="spellStart"/>
+      <w:r>
+        <w:t>permite</w:t>
+      </w:r>
+      <w:proofErr w:type="spellEnd"/>
+      <w:r>
+        <w:t xml:space="preserve"> </w:t>
+      </w:r>
+      <w:proofErr w:type="spellStart"/>
+      <w:r>
+        <w:t>detectar</w:t>
+      </w:r>
+      <w:proofErr w:type="spellEnd"/>
+      <w:r>
+        <w:t xml:space="preserve"> </w:t>
+      </w:r>
+      <w:proofErr w:type="spellStart"/>
+      <w:r>
+        <w:t>problemas</w:t>
+      </w:r>
+      <w:proofErr w:type="spellEnd"/>
+      <w:r>
+        <w:t xml:space="preserve"> con </w:t>
+      </w:r>
+      <w:proofErr w:type="spellStart"/>
+      <w:r>
+        <w:t>anticipación</w:t>
+      </w:r>
+      <w:proofErr w:type="spellEnd"/>
+      <w:r>
+        <w:t>.</w:t>
       </w:r>
     </w:p>
     <w:p>
@@ -898,15 +4829,284 @@
         <w:jc w:val="both"/>
       </w:pPr>
       <w:r>
-        <w:t>5. Gestión de riesgos</w:t>
-      </w:r>
+        <w:t xml:space="preserve">5. </w:t>
+      </w:r>
+      <w:proofErr w:type="spellStart"/>
+      <w:r>
+        <w:t>Gestión</w:t>
+      </w:r>
+      <w:proofErr w:type="spellEnd"/>
+      <w:r>
+        <w:t xml:space="preserve"> de </w:t>
+      </w:r>
+      <w:proofErr w:type="spellStart"/>
+      <w:r>
+        <w:t>riesgos</w:t>
+      </w:r>
+      <w:proofErr w:type="spellEnd"/>
     </w:p>
     <w:p>
       <w:pPr>
         <w:jc w:val="both"/>
       </w:pPr>
       <w:r>
-        <w:t>Un riesgo es una incertidumbre que puede afectar los objetivos del proyecto. En TI pueden presentarse riesgos técnicos, financieros, relacionados con recursos, proveedores, requisitos, seguridad, calendario o cambios organizacionales. La gestión de riesgos es un proceso continuo que comienza desde la planificación y continúa durante las diferentes etapas del proyecto.</w:t>
+        <w:t xml:space="preserve">Un </w:t>
+      </w:r>
+      <w:proofErr w:type="spellStart"/>
+      <w:r>
+        <w:t>riesgo</w:t>
+      </w:r>
+      <w:proofErr w:type="spellEnd"/>
+      <w:r>
+        <w:t xml:space="preserve"> es </w:t>
+      </w:r>
+      <w:proofErr w:type="spellStart"/>
+      <w:r>
+        <w:t>una</w:t>
+      </w:r>
+      <w:proofErr w:type="spellEnd"/>
+      <w:r>
+        <w:t xml:space="preserve"> </w:t>
+      </w:r>
+      <w:proofErr w:type="spellStart"/>
+      <w:r>
+        <w:t>incertidumbre</w:t>
+      </w:r>
+      <w:proofErr w:type="spellEnd"/>
+      <w:r>
+        <w:t xml:space="preserve"> que </w:t>
+      </w:r>
+      <w:proofErr w:type="spellStart"/>
+      <w:r>
+        <w:t>puede</w:t>
+      </w:r>
+      <w:proofErr w:type="spellEnd"/>
+      <w:r>
+        <w:t xml:space="preserve"> </w:t>
+      </w:r>
+      <w:proofErr w:type="spellStart"/>
+      <w:r>
+        <w:t>afectar</w:t>
+      </w:r>
+      <w:proofErr w:type="spellEnd"/>
+      <w:r>
+        <w:t xml:space="preserve"> </w:t>
+      </w:r>
+      <w:proofErr w:type="spellStart"/>
+      <w:r>
+        <w:t>los</w:t>
+      </w:r>
+      <w:proofErr w:type="spellEnd"/>
+      <w:r>
+        <w:t xml:space="preserve"> </w:t>
+      </w:r>
+      <w:proofErr w:type="spellStart"/>
+      <w:r>
+        <w:t>objetivos</w:t>
+      </w:r>
+      <w:proofErr w:type="spellEnd"/>
+      <w:r>
+        <w:t xml:space="preserve"> del </w:t>
+      </w:r>
+      <w:proofErr w:type="spellStart"/>
+      <w:r>
+        <w:t>proyecto</w:t>
+      </w:r>
+      <w:proofErr w:type="spellEnd"/>
+      <w:r>
+        <w:t xml:space="preserve">. En TI </w:t>
+      </w:r>
+      <w:proofErr w:type="spellStart"/>
+      <w:r>
+        <w:t>pueden</w:t>
+      </w:r>
+      <w:proofErr w:type="spellEnd"/>
+      <w:r>
+        <w:t xml:space="preserve"> </w:t>
+      </w:r>
+      <w:proofErr w:type="spellStart"/>
+      <w:r>
+        <w:t>presentarse</w:t>
+      </w:r>
+      <w:proofErr w:type="spellEnd"/>
+      <w:r>
+        <w:t xml:space="preserve"> </w:t>
+      </w:r>
+      <w:proofErr w:type="spellStart"/>
+      <w:r>
+        <w:t>riesgos</w:t>
+      </w:r>
+      <w:proofErr w:type="spellEnd"/>
+      <w:r>
+        <w:t xml:space="preserve"> </w:t>
+      </w:r>
+      <w:proofErr w:type="spellStart"/>
+      <w:r>
+        <w:t>técnicos</w:t>
+      </w:r>
+      <w:proofErr w:type="spellEnd"/>
+      <w:r>
+        <w:t xml:space="preserve">, </w:t>
+      </w:r>
+      <w:proofErr w:type="spellStart"/>
+      <w:r>
+        <w:t>financieros</w:t>
+      </w:r>
+      <w:proofErr w:type="spellEnd"/>
+      <w:r>
+        <w:t xml:space="preserve">, </w:t>
+      </w:r>
+      <w:proofErr w:type="spellStart"/>
+      <w:r>
+        <w:t>relacionados</w:t>
+      </w:r>
+      <w:proofErr w:type="spellEnd"/>
+      <w:r>
+        <w:t xml:space="preserve"> con </w:t>
+      </w:r>
+      <w:proofErr w:type="spellStart"/>
+      <w:r>
+        <w:t>recursos</w:t>
+      </w:r>
+      <w:proofErr w:type="spellEnd"/>
+      <w:r>
+        <w:t xml:space="preserve">, </w:t>
+      </w:r>
+      <w:proofErr w:type="spellStart"/>
+      <w:r>
+        <w:t>proveedores</w:t>
+      </w:r>
+      <w:proofErr w:type="spellEnd"/>
+      <w:r>
+        <w:t xml:space="preserve">, </w:t>
+      </w:r>
+      <w:proofErr w:type="spellStart"/>
+      <w:r>
+        <w:t>requisitos</w:t>
+      </w:r>
+      <w:proofErr w:type="spellEnd"/>
+      <w:r>
+        <w:t xml:space="preserve">, </w:t>
+      </w:r>
+      <w:proofErr w:type="spellStart"/>
+      <w:r>
+        <w:t>seguridad</w:t>
+      </w:r>
+      <w:proofErr w:type="spellEnd"/>
+      <w:r>
+        <w:t xml:space="preserve">, </w:t>
+      </w:r>
+      <w:proofErr w:type="spellStart"/>
+      <w:r>
+        <w:t>calendario</w:t>
+      </w:r>
+      <w:proofErr w:type="spellEnd"/>
+      <w:r>
+        <w:t xml:space="preserve"> o </w:t>
+      </w:r>
+      <w:proofErr w:type="spellStart"/>
+      <w:r>
+        <w:t>cambios</w:t>
+      </w:r>
+      <w:proofErr w:type="spellEnd"/>
+      <w:r>
+        <w:t xml:space="preserve"> </w:t>
+      </w:r>
+      <w:proofErr w:type="spellStart"/>
+      <w:r>
+        <w:t>organizacionales</w:t>
+      </w:r>
+      <w:proofErr w:type="spellEnd"/>
+      <w:r>
+        <w:t xml:space="preserve">. La </w:t>
+      </w:r>
+      <w:proofErr w:type="spellStart"/>
+      <w:r>
+        <w:t>gestión</w:t>
+      </w:r>
+      <w:proofErr w:type="spellEnd"/>
+      <w:r>
+        <w:t xml:space="preserve"> de </w:t>
+      </w:r>
+      <w:proofErr w:type="spellStart"/>
+      <w:r>
+        <w:t>riesgos</w:t>
+      </w:r>
+      <w:proofErr w:type="spellEnd"/>
+      <w:r>
+        <w:t xml:space="preserve"> es un </w:t>
+      </w:r>
+      <w:proofErr w:type="spellStart"/>
+      <w:r>
+        <w:t>proceso</w:t>
+      </w:r>
+      <w:proofErr w:type="spellEnd"/>
+      <w:r>
+        <w:t xml:space="preserve"> continuo que </w:t>
+      </w:r>
+      <w:proofErr w:type="spellStart"/>
+      <w:r>
+        <w:t>comienza</w:t>
+      </w:r>
+      <w:proofErr w:type="spellEnd"/>
+      <w:r>
+        <w:t xml:space="preserve"> </w:t>
+      </w:r>
+      <w:proofErr w:type="spellStart"/>
+      <w:r>
+        <w:t>desde</w:t>
+      </w:r>
+      <w:proofErr w:type="spellEnd"/>
+      <w:r>
+        <w:t xml:space="preserve"> la </w:t>
+      </w:r>
+      <w:proofErr w:type="spellStart"/>
+      <w:r>
+        <w:t>planificación</w:t>
+      </w:r>
+      <w:proofErr w:type="spellEnd"/>
+      <w:r>
+        <w:t xml:space="preserve"> y </w:t>
+      </w:r>
+      <w:proofErr w:type="spellStart"/>
+      <w:r>
+        <w:t>continúa</w:t>
+      </w:r>
+      <w:proofErr w:type="spellEnd"/>
+      <w:r>
+        <w:t xml:space="preserve"> </w:t>
+      </w:r>
+      <w:proofErr w:type="spellStart"/>
+      <w:r>
+        <w:t>durante</w:t>
+      </w:r>
+      <w:proofErr w:type="spellEnd"/>
+      <w:r>
+        <w:t xml:space="preserve"> las </w:t>
+      </w:r>
+      <w:proofErr w:type="spellStart"/>
+      <w:r>
+        <w:t>diferentes</w:t>
+      </w:r>
+      <w:proofErr w:type="spellEnd"/>
+      <w:r>
+        <w:t xml:space="preserve"> </w:t>
+      </w:r>
+      <w:proofErr w:type="spellStart"/>
+      <w:r>
+        <w:t>etapas</w:t>
+      </w:r>
+      <w:proofErr w:type="spellEnd"/>
+      <w:r>
+        <w:t xml:space="preserve"> del </w:t>
+      </w:r>
+      <w:proofErr w:type="spellStart"/>
+      <w:r>
+        <w:t>proyecto</w:t>
+      </w:r>
+      <w:proofErr w:type="spellEnd"/>
+      <w:r>
+        <w:t>.</w:t>
       </w:r>
     </w:p>
     <w:p>
@@ -914,7 +5114,319 @@
         <w:jc w:val="both"/>
       </w:pPr>
       <w:r>
-        <w:t>La identificación de riesgos puede realizarse mediante lluvia de ideas, revisión de proyectos anteriores, entrevistas con expertos y consulta con las partes interesadas. Después se analiza la probabilidad y el impacto. El análisis cualitativo puede clasificar los riesgos como bajos, medios o altos; el cuantitativo utiliza valores numéricos para estimar probabilidades, impactos o costos cuando existe información suficiente (Atlassian, 2026).</w:t>
+        <w:t xml:space="preserve">La </w:t>
+      </w:r>
+      <w:proofErr w:type="spellStart"/>
+      <w:r>
+        <w:t>identificación</w:t>
+      </w:r>
+      <w:proofErr w:type="spellEnd"/>
+      <w:r>
+        <w:t xml:space="preserve"> de </w:t>
+      </w:r>
+      <w:proofErr w:type="spellStart"/>
+      <w:r>
+        <w:t>riesgos</w:t>
+      </w:r>
+      <w:proofErr w:type="spellEnd"/>
+      <w:r>
+        <w:t xml:space="preserve"> </w:t>
+      </w:r>
+      <w:proofErr w:type="spellStart"/>
+      <w:r>
+        <w:t>puede</w:t>
+      </w:r>
+      <w:proofErr w:type="spellEnd"/>
+      <w:r>
+        <w:t xml:space="preserve"> </w:t>
+      </w:r>
+      <w:proofErr w:type="spellStart"/>
+      <w:r>
+        <w:t>realizarse</w:t>
+      </w:r>
+      <w:proofErr w:type="spellEnd"/>
+      <w:r>
+        <w:t xml:space="preserve"> </w:t>
+      </w:r>
+      <w:proofErr w:type="spellStart"/>
+      <w:r>
+        <w:t>mediante</w:t>
+      </w:r>
+      <w:proofErr w:type="spellEnd"/>
+      <w:r>
+        <w:t xml:space="preserve"> </w:t>
+      </w:r>
+      <w:proofErr w:type="spellStart"/>
+      <w:r>
+        <w:t>lluvia</w:t>
+      </w:r>
+      <w:proofErr w:type="spellEnd"/>
+      <w:r>
+        <w:t xml:space="preserve"> de ideas, </w:t>
+      </w:r>
+      <w:proofErr w:type="spellStart"/>
+      <w:r>
+        <w:t>revisión</w:t>
+      </w:r>
+      <w:proofErr w:type="spellEnd"/>
+      <w:r>
+        <w:t xml:space="preserve"> de </w:t>
+      </w:r>
+      <w:proofErr w:type="spellStart"/>
+      <w:r>
+        <w:t>proyectos</w:t>
+      </w:r>
+      <w:proofErr w:type="spellEnd"/>
+      <w:r>
+        <w:t xml:space="preserve"> </w:t>
+      </w:r>
+      <w:proofErr w:type="spellStart"/>
+      <w:r>
+        <w:t>anteriores</w:t>
+      </w:r>
+      <w:proofErr w:type="spellEnd"/>
+      <w:r>
+        <w:t xml:space="preserve">, </w:t>
+      </w:r>
+      <w:proofErr w:type="spellStart"/>
+      <w:r>
+        <w:t>entrevistas</w:t>
+      </w:r>
+      <w:proofErr w:type="spellEnd"/>
+      <w:r>
+        <w:t xml:space="preserve"> con </w:t>
+      </w:r>
+      <w:proofErr w:type="spellStart"/>
+      <w:r>
+        <w:t>expertos</w:t>
+      </w:r>
+      <w:proofErr w:type="spellEnd"/>
+      <w:r>
+        <w:t xml:space="preserve"> y consulta con las partes </w:t>
+      </w:r>
+      <w:proofErr w:type="spellStart"/>
+      <w:r>
+        <w:t>interesadas</w:t>
+      </w:r>
+      <w:proofErr w:type="spellEnd"/>
+      <w:r>
+        <w:t xml:space="preserve">. </w:t>
+      </w:r>
+      <w:proofErr w:type="spellStart"/>
+      <w:r>
+        <w:t>Después</w:t>
+      </w:r>
+      <w:proofErr w:type="spellEnd"/>
+      <w:r>
+        <w:t xml:space="preserve"> se </w:t>
+      </w:r>
+      <w:proofErr w:type="spellStart"/>
+      <w:r>
+        <w:t>analiza</w:t>
+      </w:r>
+      <w:proofErr w:type="spellEnd"/>
+      <w:r>
+        <w:t xml:space="preserve"> la </w:t>
+      </w:r>
+      <w:proofErr w:type="spellStart"/>
+      <w:r>
+        <w:t>probabilidad</w:t>
+      </w:r>
+      <w:proofErr w:type="spellEnd"/>
+      <w:r>
+        <w:t xml:space="preserve"> y </w:t>
+      </w:r>
+      <w:proofErr w:type="spellStart"/>
+      <w:r>
+        <w:t>el</w:t>
+      </w:r>
+      <w:proofErr w:type="spellEnd"/>
+      <w:r>
+        <w:t xml:space="preserve"> </w:t>
+      </w:r>
+      <w:proofErr w:type="spellStart"/>
+      <w:r>
+        <w:t>impacto</w:t>
+      </w:r>
+      <w:proofErr w:type="spellEnd"/>
+      <w:r>
+        <w:t xml:space="preserve">. El </w:t>
+      </w:r>
+      <w:proofErr w:type="spellStart"/>
+      <w:r>
+        <w:t>análisis</w:t>
+      </w:r>
+      <w:proofErr w:type="spellEnd"/>
+      <w:r>
+        <w:t xml:space="preserve"> </w:t>
+      </w:r>
+      <w:proofErr w:type="spellStart"/>
+      <w:r>
+        <w:t>cualitativo</w:t>
+      </w:r>
+      <w:proofErr w:type="spellEnd"/>
+      <w:r>
+        <w:t xml:space="preserve"> </w:t>
+      </w:r>
+      <w:proofErr w:type="spellStart"/>
+      <w:r>
+        <w:t>puede</w:t>
+      </w:r>
+      <w:proofErr w:type="spellEnd"/>
+      <w:r>
+        <w:t xml:space="preserve"> </w:t>
+      </w:r>
+      <w:proofErr w:type="spellStart"/>
+      <w:r>
+        <w:t>clasificar</w:t>
+      </w:r>
+      <w:proofErr w:type="spellEnd"/>
+      <w:r>
+        <w:t xml:space="preserve"> </w:t>
+      </w:r>
+      <w:proofErr w:type="spellStart"/>
+      <w:r>
+        <w:t>los</w:t>
+      </w:r>
+      <w:proofErr w:type="spellEnd"/>
+      <w:r>
+        <w:t xml:space="preserve"> </w:t>
+      </w:r>
+      <w:proofErr w:type="spellStart"/>
+      <w:r>
+        <w:t>riesgos</w:t>
+      </w:r>
+      <w:proofErr w:type="spellEnd"/>
+      <w:r>
+        <w:t xml:space="preserve"> </w:t>
+      </w:r>
+      <w:proofErr w:type="spellStart"/>
+      <w:r>
+        <w:t>como</w:t>
+      </w:r>
+      <w:proofErr w:type="spellEnd"/>
+      <w:r>
+        <w:t xml:space="preserve"> </w:t>
+      </w:r>
+      <w:proofErr w:type="spellStart"/>
+      <w:r>
+        <w:t>bajos</w:t>
+      </w:r>
+      <w:proofErr w:type="spellEnd"/>
+      <w:r>
+        <w:t xml:space="preserve">, </w:t>
+      </w:r>
+      <w:proofErr w:type="spellStart"/>
+      <w:r>
+        <w:t>medios</w:t>
+      </w:r>
+      <w:proofErr w:type="spellEnd"/>
+      <w:r>
+        <w:t xml:space="preserve"> o altos; </w:t>
+      </w:r>
+      <w:proofErr w:type="spellStart"/>
+      <w:r>
+        <w:t>el</w:t>
+      </w:r>
+      <w:proofErr w:type="spellEnd"/>
+      <w:r>
+        <w:t xml:space="preserve"> </w:t>
+      </w:r>
+      <w:proofErr w:type="spellStart"/>
+      <w:r>
+        <w:t>cuantitativo</w:t>
+      </w:r>
+      <w:proofErr w:type="spellEnd"/>
+      <w:r>
+        <w:t xml:space="preserve"> </w:t>
+      </w:r>
+      <w:proofErr w:type="spellStart"/>
+      <w:r>
+        <w:t>utiliza</w:t>
+      </w:r>
+      <w:proofErr w:type="spellEnd"/>
+      <w:r>
+        <w:t xml:space="preserve"> </w:t>
+      </w:r>
+      <w:proofErr w:type="spellStart"/>
+      <w:r>
+        <w:t>valores</w:t>
+      </w:r>
+      <w:proofErr w:type="spellEnd"/>
+      <w:r>
+        <w:t xml:space="preserve"> </w:t>
+      </w:r>
+      <w:proofErr w:type="spellStart"/>
+      <w:r>
+        <w:t>numéricos</w:t>
+      </w:r>
+      <w:proofErr w:type="spellEnd"/>
+      <w:r>
+        <w:t xml:space="preserve"> para </w:t>
+      </w:r>
+      <w:proofErr w:type="spellStart"/>
+      <w:r>
+        <w:t>estimar</w:t>
+      </w:r>
+      <w:proofErr w:type="spellEnd"/>
+      <w:r>
+        <w:t xml:space="preserve"> </w:t>
+      </w:r>
+      <w:proofErr w:type="spellStart"/>
+      <w:r>
+        <w:t>probabilidades</w:t>
+      </w:r>
+      <w:proofErr w:type="spellEnd"/>
+      <w:r>
+        <w:t xml:space="preserve">, </w:t>
+      </w:r>
+      <w:proofErr w:type="spellStart"/>
+      <w:r>
+        <w:t>impactos</w:t>
+      </w:r>
+      <w:proofErr w:type="spellEnd"/>
+      <w:r>
+        <w:t xml:space="preserve"> o </w:t>
+      </w:r>
+      <w:proofErr w:type="spellStart"/>
+      <w:r>
+        <w:t>costos</w:t>
+      </w:r>
+      <w:proofErr w:type="spellEnd"/>
+      <w:r>
+        <w:t xml:space="preserve"> </w:t>
+      </w:r>
+      <w:proofErr w:type="spellStart"/>
+      <w:r>
+        <w:t>cuando</w:t>
+      </w:r>
+      <w:proofErr w:type="spellEnd"/>
+      <w:r>
+        <w:t xml:space="preserve"> </w:t>
+      </w:r>
+      <w:proofErr w:type="spellStart"/>
+      <w:r>
+        <w:t>existe</w:t>
+      </w:r>
+      <w:proofErr w:type="spellEnd"/>
+      <w:r>
+        <w:t xml:space="preserve"> </w:t>
+      </w:r>
+      <w:proofErr w:type="spellStart"/>
+      <w:r>
+        <w:t>información</w:t>
+      </w:r>
+      <w:proofErr w:type="spellEnd"/>
+      <w:r>
+        <w:t xml:space="preserve"> </w:t>
+      </w:r>
+      <w:proofErr w:type="spellStart"/>
+      <w:r>
+        <w:t>suficiente</w:t>
+      </w:r>
+      <w:proofErr w:type="spellEnd"/>
+      <w:r>
+        <w:t xml:space="preserve"> (Atlassian, 2026).</w:t>
       </w:r>
     </w:p>
     <w:p>
@@ -923,7 +5435,335 @@
       </w:pPr>
       <w:r>
         <w:lastRenderedPageBreak/>
-        <w:t>Entre las respuestas habituales se encuentran evitar, mitigar, transferir o aceptar un riesgo. La mitigación busca reducir la probabilidad o el impacto; la transferencia asigna parte de la responsabilidad a un tercero; y la aceptación consiste en reconocer el riesgo y establecer cómo se actuará si ocurre. PMI destaca que la identificación, análisis, respuesta y seguimiento de riesgos deben mantenerse a lo largo del ciclo de vida del proyecto (PMI, 2007).</w:t>
+        <w:t xml:space="preserve">Entre las </w:t>
+      </w:r>
+      <w:proofErr w:type="spellStart"/>
+      <w:r>
+        <w:t>respuestas</w:t>
+      </w:r>
+      <w:proofErr w:type="spellEnd"/>
+      <w:r>
+        <w:t xml:space="preserve"> </w:t>
+      </w:r>
+      <w:proofErr w:type="spellStart"/>
+      <w:r>
+        <w:t>habituales</w:t>
+      </w:r>
+      <w:proofErr w:type="spellEnd"/>
+      <w:r>
+        <w:t xml:space="preserve"> se </w:t>
+      </w:r>
+      <w:proofErr w:type="spellStart"/>
+      <w:r>
+        <w:t>encuentran</w:t>
+      </w:r>
+      <w:proofErr w:type="spellEnd"/>
+      <w:r>
+        <w:t xml:space="preserve"> </w:t>
+      </w:r>
+      <w:proofErr w:type="spellStart"/>
+      <w:r>
+        <w:t>evitar</w:t>
+      </w:r>
+      <w:proofErr w:type="spellEnd"/>
+      <w:r>
+        <w:t xml:space="preserve">, </w:t>
+      </w:r>
+      <w:proofErr w:type="spellStart"/>
+      <w:r>
+        <w:t>mitigar</w:t>
+      </w:r>
+      <w:proofErr w:type="spellEnd"/>
+      <w:r>
+        <w:t xml:space="preserve">, </w:t>
+      </w:r>
+      <w:proofErr w:type="spellStart"/>
+      <w:r>
+        <w:t>transferir</w:t>
+      </w:r>
+      <w:proofErr w:type="spellEnd"/>
+      <w:r>
+        <w:t xml:space="preserve"> o </w:t>
+      </w:r>
+      <w:proofErr w:type="spellStart"/>
+      <w:r>
+        <w:t>aceptar</w:t>
+      </w:r>
+      <w:proofErr w:type="spellEnd"/>
+      <w:r>
+        <w:t xml:space="preserve"> un </w:t>
+      </w:r>
+      <w:proofErr w:type="spellStart"/>
+      <w:r>
+        <w:t>riesgo</w:t>
+      </w:r>
+      <w:proofErr w:type="spellEnd"/>
+      <w:r>
+        <w:t xml:space="preserve">. La </w:t>
+      </w:r>
+      <w:proofErr w:type="spellStart"/>
+      <w:r>
+        <w:t>mitigación</w:t>
+      </w:r>
+      <w:proofErr w:type="spellEnd"/>
+      <w:r>
+        <w:t xml:space="preserve"> </w:t>
+      </w:r>
+      <w:proofErr w:type="spellStart"/>
+      <w:r>
+        <w:t>busca</w:t>
+      </w:r>
+      <w:proofErr w:type="spellEnd"/>
+      <w:r>
+        <w:t xml:space="preserve"> </w:t>
+      </w:r>
+      <w:proofErr w:type="spellStart"/>
+      <w:r>
+        <w:t>reducir</w:t>
+      </w:r>
+      <w:proofErr w:type="spellEnd"/>
+      <w:r>
+        <w:t xml:space="preserve"> la </w:t>
+      </w:r>
+      <w:proofErr w:type="spellStart"/>
+      <w:r>
+        <w:t>probabilidad</w:t>
+      </w:r>
+      <w:proofErr w:type="spellEnd"/>
+      <w:r>
+        <w:t xml:space="preserve"> o </w:t>
+      </w:r>
+      <w:proofErr w:type="spellStart"/>
+      <w:r>
+        <w:t>el</w:t>
+      </w:r>
+      <w:proofErr w:type="spellEnd"/>
+      <w:r>
+        <w:t xml:space="preserve"> </w:t>
+      </w:r>
+      <w:proofErr w:type="spellStart"/>
+      <w:r>
+        <w:t>impacto</w:t>
+      </w:r>
+      <w:proofErr w:type="spellEnd"/>
+      <w:r>
+        <w:t xml:space="preserve">; la </w:t>
+      </w:r>
+      <w:proofErr w:type="spellStart"/>
+      <w:r>
+        <w:t>transferencia</w:t>
+      </w:r>
+      <w:proofErr w:type="spellEnd"/>
+      <w:r>
+        <w:t xml:space="preserve"> </w:t>
+      </w:r>
+      <w:proofErr w:type="spellStart"/>
+      <w:r>
+        <w:t>asigna</w:t>
+      </w:r>
+      <w:proofErr w:type="spellEnd"/>
+      <w:r>
+        <w:t xml:space="preserve"> </w:t>
+      </w:r>
+      <w:proofErr w:type="spellStart"/>
+      <w:r>
+        <w:t>parte</w:t>
+      </w:r>
+      <w:proofErr w:type="spellEnd"/>
+      <w:r>
+        <w:t xml:space="preserve"> de la </w:t>
+      </w:r>
+      <w:proofErr w:type="spellStart"/>
+      <w:r>
+        <w:t>responsabilidad</w:t>
+      </w:r>
+      <w:proofErr w:type="spellEnd"/>
+      <w:r>
+        <w:t xml:space="preserve"> a un </w:t>
+      </w:r>
+      <w:proofErr w:type="spellStart"/>
+      <w:r>
+        <w:t>tercero</w:t>
+      </w:r>
+      <w:proofErr w:type="spellEnd"/>
+      <w:r>
+        <w:t xml:space="preserve">; y la </w:t>
+      </w:r>
+      <w:proofErr w:type="spellStart"/>
+      <w:r>
+        <w:t>aceptación</w:t>
+      </w:r>
+      <w:proofErr w:type="spellEnd"/>
+      <w:r>
+        <w:t xml:space="preserve"> </w:t>
+      </w:r>
+      <w:proofErr w:type="spellStart"/>
+      <w:r>
+        <w:t>consiste</w:t>
+      </w:r>
+      <w:proofErr w:type="spellEnd"/>
+      <w:r>
+        <w:t xml:space="preserve"> </w:t>
+      </w:r>
+      <w:proofErr w:type="spellStart"/>
+      <w:r>
+        <w:t>en</w:t>
+      </w:r>
+      <w:proofErr w:type="spellEnd"/>
+      <w:r>
+        <w:t xml:space="preserve"> </w:t>
+      </w:r>
+      <w:proofErr w:type="spellStart"/>
+      <w:r>
+        <w:t>reconocer</w:t>
+      </w:r>
+      <w:proofErr w:type="spellEnd"/>
+      <w:r>
+        <w:t xml:space="preserve"> </w:t>
+      </w:r>
+      <w:proofErr w:type="spellStart"/>
+      <w:r>
+        <w:t>el</w:t>
+      </w:r>
+      <w:proofErr w:type="spellEnd"/>
+      <w:r>
+        <w:t xml:space="preserve"> </w:t>
+      </w:r>
+      <w:proofErr w:type="spellStart"/>
+      <w:r>
+        <w:t>riesgo</w:t>
+      </w:r>
+      <w:proofErr w:type="spellEnd"/>
+      <w:r>
+        <w:t xml:space="preserve"> y </w:t>
+      </w:r>
+      <w:proofErr w:type="spellStart"/>
+      <w:r>
+        <w:t>establecer</w:t>
+      </w:r>
+      <w:proofErr w:type="spellEnd"/>
+      <w:r>
+        <w:t xml:space="preserve"> </w:t>
+      </w:r>
+      <w:proofErr w:type="spellStart"/>
+      <w:r>
+        <w:t>cómo</w:t>
+      </w:r>
+      <w:proofErr w:type="spellEnd"/>
+      <w:r>
+        <w:t xml:space="preserve"> se </w:t>
+      </w:r>
+      <w:proofErr w:type="spellStart"/>
+      <w:r>
+        <w:t>actuará</w:t>
+      </w:r>
+      <w:proofErr w:type="spellEnd"/>
+      <w:r>
+        <w:t xml:space="preserve"> </w:t>
+      </w:r>
+      <w:proofErr w:type="spellStart"/>
+      <w:r>
+        <w:t>si</w:t>
+      </w:r>
+      <w:proofErr w:type="spellEnd"/>
+      <w:r>
+        <w:t xml:space="preserve"> </w:t>
+      </w:r>
+      <w:proofErr w:type="spellStart"/>
+      <w:r>
+        <w:t>ocurre</w:t>
+      </w:r>
+      <w:proofErr w:type="spellEnd"/>
+      <w:r>
+        <w:t xml:space="preserve">. PMI </w:t>
+      </w:r>
+      <w:proofErr w:type="spellStart"/>
+      <w:r>
+        <w:t>destaca</w:t>
+      </w:r>
+      <w:proofErr w:type="spellEnd"/>
+      <w:r>
+        <w:t xml:space="preserve"> que la </w:t>
+      </w:r>
+      <w:proofErr w:type="spellStart"/>
+      <w:r>
+        <w:t>identificación</w:t>
+      </w:r>
+      <w:proofErr w:type="spellEnd"/>
+      <w:r>
+        <w:t xml:space="preserve">, </w:t>
+      </w:r>
+      <w:proofErr w:type="spellStart"/>
+      <w:r>
+        <w:t>análisis</w:t>
+      </w:r>
+      <w:proofErr w:type="spellEnd"/>
+      <w:r>
+        <w:t xml:space="preserve">, </w:t>
+      </w:r>
+      <w:proofErr w:type="spellStart"/>
+      <w:r>
+        <w:t>respuesta</w:t>
+      </w:r>
+      <w:proofErr w:type="spellEnd"/>
+      <w:r>
+        <w:t xml:space="preserve"> y </w:t>
+      </w:r>
+      <w:proofErr w:type="spellStart"/>
+      <w:r>
+        <w:t>seguimiento</w:t>
+      </w:r>
+      <w:proofErr w:type="spellEnd"/>
+      <w:r>
+        <w:t xml:space="preserve"> de </w:t>
+      </w:r>
+      <w:proofErr w:type="spellStart"/>
+      <w:r>
+        <w:t>riesgos</w:t>
+      </w:r>
+      <w:proofErr w:type="spellEnd"/>
+      <w:r>
+        <w:t xml:space="preserve"> </w:t>
+      </w:r>
+      <w:proofErr w:type="spellStart"/>
+      <w:r>
+        <w:t>deben</w:t>
+      </w:r>
+      <w:proofErr w:type="spellEnd"/>
+      <w:r>
+        <w:t xml:space="preserve"> </w:t>
+      </w:r>
+      <w:proofErr w:type="spellStart"/>
+      <w:r>
+        <w:t>mantenerse</w:t>
+      </w:r>
+      <w:proofErr w:type="spellEnd"/>
+      <w:r>
+        <w:t xml:space="preserve"> a lo largo del </w:t>
+      </w:r>
+      <w:proofErr w:type="spellStart"/>
+      <w:r>
+        <w:t>ciclo</w:t>
+      </w:r>
+      <w:proofErr w:type="spellEnd"/>
+      <w:r>
+        <w:t xml:space="preserve"> de </w:t>
+      </w:r>
+      <w:proofErr w:type="spellStart"/>
+      <w:r>
+        <w:t>vida</w:t>
+      </w:r>
+      <w:proofErr w:type="spellEnd"/>
+      <w:r>
+        <w:t xml:space="preserve"> del </w:t>
+      </w:r>
+      <w:proofErr w:type="spellStart"/>
+      <w:r>
+        <w:t>proyecto</w:t>
+      </w:r>
+      <w:proofErr w:type="spellEnd"/>
+      <w:r>
+        <w:t xml:space="preserve"> (PMI, 2007).</w:t>
       </w:r>
     </w:p>
     <w:p>
@@ -932,15 +5772,316 @@
         <w:jc w:val="both"/>
       </w:pPr>
       <w:r>
-        <w:t>6. Evaluación y cierre de proyectos</w:t>
-      </w:r>
+        <w:t xml:space="preserve">6. </w:t>
+      </w:r>
+      <w:proofErr w:type="spellStart"/>
+      <w:r>
+        <w:t>Evaluación</w:t>
+      </w:r>
+      <w:proofErr w:type="spellEnd"/>
+      <w:r>
+        <w:t xml:space="preserve"> y </w:t>
+      </w:r>
+      <w:proofErr w:type="spellStart"/>
+      <w:r>
+        <w:t>cierre</w:t>
+      </w:r>
+      <w:proofErr w:type="spellEnd"/>
+      <w:r>
+        <w:t xml:space="preserve"> de </w:t>
+      </w:r>
+      <w:proofErr w:type="spellStart"/>
+      <w:r>
+        <w:t>proyectos</w:t>
+      </w:r>
+      <w:proofErr w:type="spellEnd"/>
     </w:p>
     <w:p>
       <w:pPr>
         <w:jc w:val="both"/>
       </w:pPr>
       <w:r>
-        <w:t>La etapa de evaluación y cierre permite determinar si el proyecto cumplió sus objetivos y formalizar su finalización. El cierre no significa solamente terminar las actividades técnicas; también implica verificar los entregables, obtener la aceptación correspondiente, organizar la documentación, registrar las lecciones aprendidas y cerrar los asuntos administrativos.</w:t>
+        <w:t xml:space="preserve">La </w:t>
+      </w:r>
+      <w:proofErr w:type="spellStart"/>
+      <w:r>
+        <w:t>etapa</w:t>
+      </w:r>
+      <w:proofErr w:type="spellEnd"/>
+      <w:r>
+        <w:t xml:space="preserve"> de </w:t>
+      </w:r>
+      <w:proofErr w:type="spellStart"/>
+      <w:r>
+        <w:t>evaluación</w:t>
+      </w:r>
+      <w:proofErr w:type="spellEnd"/>
+      <w:r>
+        <w:t xml:space="preserve"> y </w:t>
+      </w:r>
+      <w:proofErr w:type="spellStart"/>
+      <w:r>
+        <w:t>cierre</w:t>
+      </w:r>
+      <w:proofErr w:type="spellEnd"/>
+      <w:r>
+        <w:t xml:space="preserve"> </w:t>
+      </w:r>
+      <w:proofErr w:type="spellStart"/>
+      <w:r>
+        <w:t>permite</w:t>
+      </w:r>
+      <w:proofErr w:type="spellEnd"/>
+      <w:r>
+        <w:t xml:space="preserve"> </w:t>
+      </w:r>
+      <w:proofErr w:type="spellStart"/>
+      <w:r>
+        <w:t>determinar</w:t>
+      </w:r>
+      <w:proofErr w:type="spellEnd"/>
+      <w:r>
+        <w:t xml:space="preserve"> </w:t>
+      </w:r>
+      <w:proofErr w:type="spellStart"/>
+      <w:r>
+        <w:t>si</w:t>
+      </w:r>
+      <w:proofErr w:type="spellEnd"/>
+      <w:r>
+        <w:t xml:space="preserve"> </w:t>
+      </w:r>
+      <w:proofErr w:type="spellStart"/>
+      <w:r>
+        <w:t>el</w:t>
+      </w:r>
+      <w:proofErr w:type="spellEnd"/>
+      <w:r>
+        <w:t xml:space="preserve"> </w:t>
+      </w:r>
+      <w:proofErr w:type="spellStart"/>
+      <w:r>
+        <w:t>proyecto</w:t>
+      </w:r>
+      <w:proofErr w:type="spellEnd"/>
+      <w:r>
+        <w:t xml:space="preserve"> </w:t>
+      </w:r>
+      <w:proofErr w:type="spellStart"/>
+      <w:r>
+        <w:t>cumplió</w:t>
+      </w:r>
+      <w:proofErr w:type="spellEnd"/>
+      <w:r>
+        <w:t xml:space="preserve"> sus </w:t>
+      </w:r>
+      <w:proofErr w:type="spellStart"/>
+      <w:r>
+        <w:t>objetivos</w:t>
+      </w:r>
+      <w:proofErr w:type="spellEnd"/>
+      <w:r>
+        <w:t xml:space="preserve"> y </w:t>
+      </w:r>
+      <w:proofErr w:type="spellStart"/>
+      <w:r>
+        <w:t>formalizar</w:t>
+      </w:r>
+      <w:proofErr w:type="spellEnd"/>
+      <w:r>
+        <w:t xml:space="preserve"> </w:t>
+      </w:r>
+      <w:proofErr w:type="spellStart"/>
+      <w:r>
+        <w:t>su</w:t>
+      </w:r>
+      <w:proofErr w:type="spellEnd"/>
+      <w:r>
+        <w:t xml:space="preserve"> </w:t>
+      </w:r>
+      <w:proofErr w:type="spellStart"/>
+      <w:r>
+        <w:t>finalización</w:t>
+      </w:r>
+      <w:proofErr w:type="spellEnd"/>
+      <w:r>
+        <w:t xml:space="preserve">. El </w:t>
+      </w:r>
+      <w:proofErr w:type="spellStart"/>
+      <w:r>
+        <w:t>cierre</w:t>
+      </w:r>
+      <w:proofErr w:type="spellEnd"/>
+      <w:r>
+        <w:t xml:space="preserve"> no </w:t>
+      </w:r>
+      <w:proofErr w:type="spellStart"/>
+      <w:r>
+        <w:t>significa</w:t>
+      </w:r>
+      <w:proofErr w:type="spellEnd"/>
+      <w:r>
+        <w:t xml:space="preserve"> </w:t>
+      </w:r>
+      <w:proofErr w:type="spellStart"/>
+      <w:r>
+        <w:t>solamente</w:t>
+      </w:r>
+      <w:proofErr w:type="spellEnd"/>
+      <w:r>
+        <w:t xml:space="preserve"> </w:t>
+      </w:r>
+      <w:proofErr w:type="spellStart"/>
+      <w:r>
+        <w:t>terminar</w:t>
+      </w:r>
+      <w:proofErr w:type="spellEnd"/>
+      <w:r>
+        <w:t xml:space="preserve"> las </w:t>
+      </w:r>
+      <w:proofErr w:type="spellStart"/>
+      <w:r>
+        <w:t>actividades</w:t>
+      </w:r>
+      <w:proofErr w:type="spellEnd"/>
+      <w:r>
+        <w:t xml:space="preserve"> </w:t>
+      </w:r>
+      <w:proofErr w:type="spellStart"/>
+      <w:r>
+        <w:t>técnicas</w:t>
+      </w:r>
+      <w:proofErr w:type="spellEnd"/>
+      <w:r>
+        <w:t xml:space="preserve">; </w:t>
+      </w:r>
+      <w:proofErr w:type="spellStart"/>
+      <w:r>
+        <w:t>también</w:t>
+      </w:r>
+      <w:proofErr w:type="spellEnd"/>
+      <w:r>
+        <w:t xml:space="preserve"> </w:t>
+      </w:r>
+      <w:proofErr w:type="spellStart"/>
+      <w:r>
+        <w:t>implica</w:t>
+      </w:r>
+      <w:proofErr w:type="spellEnd"/>
+      <w:r>
+        <w:t xml:space="preserve"> </w:t>
+      </w:r>
+      <w:proofErr w:type="spellStart"/>
+      <w:r>
+        <w:t>verificar</w:t>
+      </w:r>
+      <w:proofErr w:type="spellEnd"/>
+      <w:r>
+        <w:t xml:space="preserve"> </w:t>
+      </w:r>
+      <w:proofErr w:type="spellStart"/>
+      <w:r>
+        <w:t>los</w:t>
+      </w:r>
+      <w:proofErr w:type="spellEnd"/>
+      <w:r>
+        <w:t xml:space="preserve"> </w:t>
+      </w:r>
+      <w:proofErr w:type="spellStart"/>
+      <w:r>
+        <w:t>entregables</w:t>
+      </w:r>
+      <w:proofErr w:type="spellEnd"/>
+      <w:r>
+        <w:t xml:space="preserve">, </w:t>
+      </w:r>
+      <w:proofErr w:type="spellStart"/>
+      <w:r>
+        <w:t>obtener</w:t>
+      </w:r>
+      <w:proofErr w:type="spellEnd"/>
+      <w:r>
+        <w:t xml:space="preserve"> la </w:t>
+      </w:r>
+      <w:proofErr w:type="spellStart"/>
+      <w:r>
+        <w:t>aceptación</w:t>
+      </w:r>
+      <w:proofErr w:type="spellEnd"/>
+      <w:r>
+        <w:t xml:space="preserve"> </w:t>
+      </w:r>
+      <w:proofErr w:type="spellStart"/>
+      <w:r>
+        <w:t>correspondiente</w:t>
+      </w:r>
+      <w:proofErr w:type="spellEnd"/>
+      <w:r>
+        <w:t xml:space="preserve">, </w:t>
+      </w:r>
+      <w:proofErr w:type="spellStart"/>
+      <w:r>
+        <w:t>organizar</w:t>
+      </w:r>
+      <w:proofErr w:type="spellEnd"/>
+      <w:r>
+        <w:t xml:space="preserve"> la </w:t>
+      </w:r>
+      <w:proofErr w:type="spellStart"/>
+      <w:r>
+        <w:t>documentación</w:t>
+      </w:r>
+      <w:proofErr w:type="spellEnd"/>
+      <w:r>
+        <w:t xml:space="preserve">, registrar las </w:t>
+      </w:r>
+      <w:proofErr w:type="spellStart"/>
+      <w:r>
+        <w:t>lecciones</w:t>
+      </w:r>
+      <w:proofErr w:type="spellEnd"/>
+      <w:r>
+        <w:t xml:space="preserve"> </w:t>
+      </w:r>
+      <w:proofErr w:type="spellStart"/>
+      <w:r>
+        <w:t>aprendidas</w:t>
+      </w:r>
+      <w:proofErr w:type="spellEnd"/>
+      <w:r>
+        <w:t xml:space="preserve"> y </w:t>
+      </w:r>
+      <w:proofErr w:type="spellStart"/>
+      <w:r>
+        <w:t>cerrar</w:t>
+      </w:r>
+      <w:proofErr w:type="spellEnd"/>
+      <w:r>
+        <w:t xml:space="preserve"> </w:t>
+      </w:r>
+      <w:proofErr w:type="spellStart"/>
+      <w:r>
+        <w:t>los</w:t>
+      </w:r>
+      <w:proofErr w:type="spellEnd"/>
+      <w:r>
+        <w:t xml:space="preserve"> </w:t>
+      </w:r>
+      <w:proofErr w:type="spellStart"/>
+      <w:r>
+        <w:t>asuntos</w:t>
+      </w:r>
+      <w:proofErr w:type="spellEnd"/>
+      <w:r>
+        <w:t xml:space="preserve"> </w:t>
+      </w:r>
+      <w:proofErr w:type="spellStart"/>
+      <w:r>
+        <w:t>administrativos</w:t>
+      </w:r>
+      <w:proofErr w:type="spellEnd"/>
+      <w:r>
+        <w:t>.</w:t>
       </w:r>
     </w:p>
     <w:p>
@@ -949,15 +6090,332 @@
         <w:jc w:val="both"/>
       </w:pPr>
       <w:r>
-        <w:t>6.1 Medición de éxito del proyecto</w:t>
-      </w:r>
+        <w:t xml:space="preserve">6.1 </w:t>
+      </w:r>
+      <w:proofErr w:type="spellStart"/>
+      <w:r>
+        <w:t>Medición</w:t>
+      </w:r>
+      <w:proofErr w:type="spellEnd"/>
+      <w:r>
+        <w:t xml:space="preserve"> de </w:t>
+      </w:r>
+      <w:proofErr w:type="spellStart"/>
+      <w:r>
+        <w:t>éxito</w:t>
+      </w:r>
+      <w:proofErr w:type="spellEnd"/>
+      <w:r>
+        <w:t xml:space="preserve"> del </w:t>
+      </w:r>
+      <w:proofErr w:type="spellStart"/>
+      <w:r>
+        <w:t>proyecto</w:t>
+      </w:r>
+      <w:proofErr w:type="spellEnd"/>
     </w:p>
     <w:p>
       <w:pPr>
         <w:jc w:val="both"/>
       </w:pPr>
       <w:r>
-        <w:t>La medición del éxito consiste en comparar los resultados obtenidos con los objetivos y criterios definidos al inicio. Pueden considerarse indicadores como cumplimiento del alcance, tiempo de entrega, presupuesto, calidad, satisfacción de los usuarios y cumplimiento de los beneficios esperados. Los indicadores deben relacionarse con las características y objetivos específicos de cada proyecto.</w:t>
+        <w:t xml:space="preserve">La </w:t>
+      </w:r>
+      <w:proofErr w:type="spellStart"/>
+      <w:r>
+        <w:t>medición</w:t>
+      </w:r>
+      <w:proofErr w:type="spellEnd"/>
+      <w:r>
+        <w:t xml:space="preserve"> del </w:t>
+      </w:r>
+      <w:proofErr w:type="spellStart"/>
+      <w:r>
+        <w:t>éxito</w:t>
+      </w:r>
+      <w:proofErr w:type="spellEnd"/>
+      <w:r>
+        <w:t xml:space="preserve"> </w:t>
+      </w:r>
+      <w:proofErr w:type="spellStart"/>
+      <w:r>
+        <w:t>consiste</w:t>
+      </w:r>
+      <w:proofErr w:type="spellEnd"/>
+      <w:r>
+        <w:t xml:space="preserve"> </w:t>
+      </w:r>
+      <w:proofErr w:type="spellStart"/>
+      <w:r>
+        <w:t>en</w:t>
+      </w:r>
+      <w:proofErr w:type="spellEnd"/>
+      <w:r>
+        <w:t xml:space="preserve"> </w:t>
+      </w:r>
+      <w:proofErr w:type="spellStart"/>
+      <w:r>
+        <w:t>comparar</w:t>
+      </w:r>
+      <w:proofErr w:type="spellEnd"/>
+      <w:r>
+        <w:t xml:space="preserve"> </w:t>
+      </w:r>
+      <w:proofErr w:type="spellStart"/>
+      <w:r>
+        <w:t>los</w:t>
+      </w:r>
+      <w:proofErr w:type="spellEnd"/>
+      <w:r>
+        <w:t xml:space="preserve"> </w:t>
+      </w:r>
+      <w:proofErr w:type="spellStart"/>
+      <w:r>
+        <w:t>resultados</w:t>
+      </w:r>
+      <w:proofErr w:type="spellEnd"/>
+      <w:r>
+        <w:t xml:space="preserve"> </w:t>
+      </w:r>
+      <w:proofErr w:type="spellStart"/>
+      <w:r>
+        <w:t>obtenidos</w:t>
+      </w:r>
+      <w:proofErr w:type="spellEnd"/>
+      <w:r>
+        <w:t xml:space="preserve"> con </w:t>
+      </w:r>
+      <w:proofErr w:type="spellStart"/>
+      <w:r>
+        <w:t>los</w:t>
+      </w:r>
+      <w:proofErr w:type="spellEnd"/>
+      <w:r>
+        <w:t xml:space="preserve"> </w:t>
+      </w:r>
+      <w:proofErr w:type="spellStart"/>
+      <w:r>
+        <w:t>objetivos</w:t>
+      </w:r>
+      <w:proofErr w:type="spellEnd"/>
+      <w:r>
+        <w:t xml:space="preserve"> y </w:t>
+      </w:r>
+      <w:proofErr w:type="spellStart"/>
+      <w:r>
+        <w:t>criterios</w:t>
+      </w:r>
+      <w:proofErr w:type="spellEnd"/>
+      <w:r>
+        <w:t xml:space="preserve"> </w:t>
+      </w:r>
+      <w:proofErr w:type="spellStart"/>
+      <w:r>
+        <w:t>definidos</w:t>
+      </w:r>
+      <w:proofErr w:type="spellEnd"/>
+      <w:r>
+        <w:t xml:space="preserve"> al </w:t>
+      </w:r>
+      <w:proofErr w:type="spellStart"/>
+      <w:r>
+        <w:t>inicio</w:t>
+      </w:r>
+      <w:proofErr w:type="spellEnd"/>
+      <w:r>
+        <w:t xml:space="preserve">. </w:t>
+      </w:r>
+      <w:proofErr w:type="spellStart"/>
+      <w:r>
+        <w:t>Pueden</w:t>
+      </w:r>
+      <w:proofErr w:type="spellEnd"/>
+      <w:r>
+        <w:t xml:space="preserve"> </w:t>
+      </w:r>
+      <w:proofErr w:type="spellStart"/>
+      <w:r>
+        <w:t>considerarse</w:t>
+      </w:r>
+      <w:proofErr w:type="spellEnd"/>
+      <w:r>
+        <w:t xml:space="preserve"> </w:t>
+      </w:r>
+      <w:proofErr w:type="spellStart"/>
+      <w:r>
+        <w:t>indicadores</w:t>
+      </w:r>
+      <w:proofErr w:type="spellEnd"/>
+      <w:r>
+        <w:t xml:space="preserve"> </w:t>
+      </w:r>
+      <w:proofErr w:type="spellStart"/>
+      <w:r>
+        <w:t>como</w:t>
+      </w:r>
+      <w:proofErr w:type="spellEnd"/>
+      <w:r>
+        <w:t xml:space="preserve"> </w:t>
+      </w:r>
+      <w:proofErr w:type="spellStart"/>
+      <w:r>
+        <w:t>cumplimiento</w:t>
+      </w:r>
+      <w:proofErr w:type="spellEnd"/>
+      <w:r>
+        <w:t xml:space="preserve"> del </w:t>
+      </w:r>
+      <w:proofErr w:type="spellStart"/>
+      <w:r>
+        <w:t>alcance</w:t>
+      </w:r>
+      <w:proofErr w:type="spellEnd"/>
+      <w:r>
+        <w:t xml:space="preserve">, </w:t>
+      </w:r>
+      <w:proofErr w:type="spellStart"/>
+      <w:r>
+        <w:t>tiempo</w:t>
+      </w:r>
+      <w:proofErr w:type="spellEnd"/>
+      <w:r>
+        <w:t xml:space="preserve"> de </w:t>
+      </w:r>
+      <w:proofErr w:type="spellStart"/>
+      <w:r>
+        <w:t>entrega</w:t>
+      </w:r>
+      <w:proofErr w:type="spellEnd"/>
+      <w:r>
+        <w:t xml:space="preserve">, </w:t>
+      </w:r>
+      <w:proofErr w:type="spellStart"/>
+      <w:r>
+        <w:t>presupuesto</w:t>
+      </w:r>
+      <w:proofErr w:type="spellEnd"/>
+      <w:r>
+        <w:t xml:space="preserve">, </w:t>
+      </w:r>
+      <w:proofErr w:type="spellStart"/>
+      <w:r>
+        <w:t>calidad</w:t>
+      </w:r>
+      <w:proofErr w:type="spellEnd"/>
+      <w:r>
+        <w:t xml:space="preserve">, </w:t>
+      </w:r>
+      <w:proofErr w:type="spellStart"/>
+      <w:r>
+        <w:t>satisfacción</w:t>
+      </w:r>
+      <w:proofErr w:type="spellEnd"/>
+      <w:r>
+        <w:t xml:space="preserve"> de </w:t>
+      </w:r>
+      <w:proofErr w:type="spellStart"/>
+      <w:r>
+        <w:t>los</w:t>
+      </w:r>
+      <w:proofErr w:type="spellEnd"/>
+      <w:r>
+        <w:t xml:space="preserve"> </w:t>
+      </w:r>
+      <w:proofErr w:type="spellStart"/>
+      <w:r>
+        <w:t>usuarios</w:t>
+      </w:r>
+      <w:proofErr w:type="spellEnd"/>
+      <w:r>
+        <w:t xml:space="preserve"> y </w:t>
+      </w:r>
+      <w:proofErr w:type="spellStart"/>
+      <w:r>
+        <w:t>cumplimiento</w:t>
+      </w:r>
+      <w:proofErr w:type="spellEnd"/>
+      <w:r>
+        <w:t xml:space="preserve"> de </w:t>
+      </w:r>
+      <w:proofErr w:type="spellStart"/>
+      <w:r>
+        <w:t>los</w:t>
+      </w:r>
+      <w:proofErr w:type="spellEnd"/>
+      <w:r>
+        <w:t xml:space="preserve"> </w:t>
+      </w:r>
+      <w:proofErr w:type="spellStart"/>
+      <w:r>
+        <w:t>beneficios</w:t>
+      </w:r>
+      <w:proofErr w:type="spellEnd"/>
+      <w:r>
+        <w:t xml:space="preserve"> </w:t>
+      </w:r>
+      <w:proofErr w:type="spellStart"/>
+      <w:r>
+        <w:t>esperados</w:t>
+      </w:r>
+      <w:proofErr w:type="spellEnd"/>
+      <w:r>
+        <w:t xml:space="preserve">. Los </w:t>
+      </w:r>
+      <w:proofErr w:type="spellStart"/>
+      <w:r>
+        <w:t>indicadores</w:t>
+      </w:r>
+      <w:proofErr w:type="spellEnd"/>
+      <w:r>
+        <w:t xml:space="preserve"> </w:t>
+      </w:r>
+      <w:proofErr w:type="spellStart"/>
+      <w:r>
+        <w:t>deben</w:t>
+      </w:r>
+      <w:proofErr w:type="spellEnd"/>
+      <w:r>
+        <w:t xml:space="preserve"> </w:t>
+      </w:r>
+      <w:proofErr w:type="spellStart"/>
+      <w:r>
+        <w:t>relacionarse</w:t>
+      </w:r>
+      <w:proofErr w:type="spellEnd"/>
+      <w:r>
+        <w:t xml:space="preserve"> con las </w:t>
+      </w:r>
+      <w:proofErr w:type="spellStart"/>
+      <w:r>
+        <w:t>características</w:t>
+      </w:r>
+      <w:proofErr w:type="spellEnd"/>
+      <w:r>
+        <w:t xml:space="preserve"> y </w:t>
+      </w:r>
+      <w:proofErr w:type="spellStart"/>
+      <w:r>
+        <w:t>objetivos</w:t>
+      </w:r>
+      <w:proofErr w:type="spellEnd"/>
+      <w:r>
+        <w:t xml:space="preserve"> específicos de </w:t>
+      </w:r>
+      <w:proofErr w:type="spellStart"/>
+      <w:r>
+        <w:t>cada</w:t>
+      </w:r>
+      <w:proofErr w:type="spellEnd"/>
+      <w:r>
+        <w:t xml:space="preserve"> </w:t>
+      </w:r>
+      <w:proofErr w:type="spellStart"/>
+      <w:r>
+        <w:t>proyecto</w:t>
+      </w:r>
+      <w:proofErr w:type="spellEnd"/>
+      <w:r>
+        <w:t>.</w:t>
       </w:r>
     </w:p>
     <w:p>
@@ -966,15 +6424,284 @@
         <w:jc w:val="both"/>
       </w:pPr>
       <w:r>
-        <w:t>6.2 Lecciones aprendidas</w:t>
-      </w:r>
+        <w:t xml:space="preserve">6.2 </w:t>
+      </w:r>
+      <w:proofErr w:type="spellStart"/>
+      <w:r>
+        <w:t>Lecciones</w:t>
+      </w:r>
+      <w:proofErr w:type="spellEnd"/>
+      <w:r>
+        <w:t xml:space="preserve"> </w:t>
+      </w:r>
+      <w:proofErr w:type="spellStart"/>
+      <w:r>
+        <w:t>aprendidas</w:t>
+      </w:r>
+      <w:proofErr w:type="spellEnd"/>
     </w:p>
     <w:p>
       <w:pPr>
         <w:jc w:val="both"/>
       </w:pPr>
       <w:r>
-        <w:t>Las lecciones aprendidas son conocimientos obtenidos a partir de las experiencias del proyecto. Incluyen aspectos que funcionaron correctamente, dificultades encontradas, decisiones que generaron buenos resultados y situaciones que deberían manejarse de otra manera en proyectos futuros. Documentarlas permite conservar el conocimiento y evitar repetir errores.</w:t>
+        <w:t xml:space="preserve">Las </w:t>
+      </w:r>
+      <w:proofErr w:type="spellStart"/>
+      <w:r>
+        <w:t>lecciones</w:t>
+      </w:r>
+      <w:proofErr w:type="spellEnd"/>
+      <w:r>
+        <w:t xml:space="preserve"> </w:t>
+      </w:r>
+      <w:proofErr w:type="spellStart"/>
+      <w:r>
+        <w:t>aprendidas</w:t>
+      </w:r>
+      <w:proofErr w:type="spellEnd"/>
+      <w:r>
+        <w:t xml:space="preserve"> son </w:t>
+      </w:r>
+      <w:proofErr w:type="spellStart"/>
+      <w:r>
+        <w:t>conocimientos</w:t>
+      </w:r>
+      <w:proofErr w:type="spellEnd"/>
+      <w:r>
+        <w:t xml:space="preserve"> </w:t>
+      </w:r>
+      <w:proofErr w:type="spellStart"/>
+      <w:r>
+        <w:t>obtenidos</w:t>
+      </w:r>
+      <w:proofErr w:type="spellEnd"/>
+      <w:r>
+        <w:t xml:space="preserve"> a </w:t>
+      </w:r>
+      <w:proofErr w:type="spellStart"/>
+      <w:r>
+        <w:t>partir</w:t>
+      </w:r>
+      <w:proofErr w:type="spellEnd"/>
+      <w:r>
+        <w:t xml:space="preserve"> de las </w:t>
+      </w:r>
+      <w:proofErr w:type="spellStart"/>
+      <w:r>
+        <w:t>experiencias</w:t>
+      </w:r>
+      <w:proofErr w:type="spellEnd"/>
+      <w:r>
+        <w:t xml:space="preserve"> del </w:t>
+      </w:r>
+      <w:proofErr w:type="spellStart"/>
+      <w:r>
+        <w:t>proyecto</w:t>
+      </w:r>
+      <w:proofErr w:type="spellEnd"/>
+      <w:r>
+        <w:t xml:space="preserve">. </w:t>
+      </w:r>
+      <w:proofErr w:type="spellStart"/>
+      <w:r>
+        <w:t>Incluyen</w:t>
+      </w:r>
+      <w:proofErr w:type="spellEnd"/>
+      <w:r>
+        <w:t xml:space="preserve"> </w:t>
+      </w:r>
+      <w:proofErr w:type="spellStart"/>
+      <w:r>
+        <w:t>aspectos</w:t>
+      </w:r>
+      <w:proofErr w:type="spellEnd"/>
+      <w:r>
+        <w:t xml:space="preserve"> que </w:t>
+      </w:r>
+      <w:proofErr w:type="spellStart"/>
+      <w:r>
+        <w:t>funcionaron</w:t>
+      </w:r>
+      <w:proofErr w:type="spellEnd"/>
+      <w:r>
+        <w:t xml:space="preserve"> </w:t>
+      </w:r>
+      <w:proofErr w:type="spellStart"/>
+      <w:r>
+        <w:t>correctamente</w:t>
+      </w:r>
+      <w:proofErr w:type="spellEnd"/>
+      <w:r>
+        <w:t xml:space="preserve">, </w:t>
+      </w:r>
+      <w:proofErr w:type="spellStart"/>
+      <w:r>
+        <w:t>dificultades</w:t>
+      </w:r>
+      <w:proofErr w:type="spellEnd"/>
+      <w:r>
+        <w:t xml:space="preserve"> </w:t>
+      </w:r>
+      <w:proofErr w:type="spellStart"/>
+      <w:r>
+        <w:t>encontradas</w:t>
+      </w:r>
+      <w:proofErr w:type="spellEnd"/>
+      <w:r>
+        <w:t xml:space="preserve">, </w:t>
+      </w:r>
+      <w:proofErr w:type="spellStart"/>
+      <w:r>
+        <w:t>decisiones</w:t>
+      </w:r>
+      <w:proofErr w:type="spellEnd"/>
+      <w:r>
+        <w:t xml:space="preserve"> que </w:t>
+      </w:r>
+      <w:proofErr w:type="spellStart"/>
+      <w:r>
+        <w:t>generaron</w:t>
+      </w:r>
+      <w:proofErr w:type="spellEnd"/>
+      <w:r>
+        <w:t xml:space="preserve"> buenos </w:t>
+      </w:r>
+      <w:proofErr w:type="spellStart"/>
+      <w:r>
+        <w:t>resultados</w:t>
+      </w:r>
+      <w:proofErr w:type="spellEnd"/>
+      <w:r>
+        <w:t xml:space="preserve"> y </w:t>
+      </w:r>
+      <w:proofErr w:type="spellStart"/>
+      <w:r>
+        <w:t>situaciones</w:t>
+      </w:r>
+      <w:proofErr w:type="spellEnd"/>
+      <w:r>
+        <w:t xml:space="preserve"> que </w:t>
+      </w:r>
+      <w:proofErr w:type="spellStart"/>
+      <w:r>
+        <w:t>deberían</w:t>
+      </w:r>
+      <w:proofErr w:type="spellEnd"/>
+      <w:r>
+        <w:t xml:space="preserve"> </w:t>
+      </w:r>
+      <w:proofErr w:type="spellStart"/>
+      <w:r>
+        <w:t>manejarse</w:t>
+      </w:r>
+      <w:proofErr w:type="spellEnd"/>
+      <w:r>
+        <w:t xml:space="preserve"> de </w:t>
+      </w:r>
+      <w:proofErr w:type="spellStart"/>
+      <w:r>
+        <w:t>otra</w:t>
+      </w:r>
+      <w:proofErr w:type="spellEnd"/>
+      <w:r>
+        <w:t xml:space="preserve"> </w:t>
+      </w:r>
+      <w:proofErr w:type="spellStart"/>
+      <w:r>
+        <w:t>manera</w:t>
+      </w:r>
+      <w:proofErr w:type="spellEnd"/>
+      <w:r>
+        <w:t xml:space="preserve"> </w:t>
+      </w:r>
+      <w:proofErr w:type="spellStart"/>
+      <w:r>
+        <w:t>en</w:t>
+      </w:r>
+      <w:proofErr w:type="spellEnd"/>
+      <w:r>
+        <w:t xml:space="preserve"> </w:t>
+      </w:r>
+      <w:proofErr w:type="spellStart"/>
+      <w:r>
+        <w:t>proyectos</w:t>
+      </w:r>
+      <w:proofErr w:type="spellEnd"/>
+      <w:r>
+        <w:t xml:space="preserve"> </w:t>
+      </w:r>
+      <w:proofErr w:type="spellStart"/>
+      <w:r>
+        <w:t>futuros</w:t>
+      </w:r>
+      <w:proofErr w:type="spellEnd"/>
+      <w:r>
+        <w:t xml:space="preserve">. </w:t>
+      </w:r>
+      <w:proofErr w:type="spellStart"/>
+      <w:r>
+        <w:t>Documentarlas</w:t>
+      </w:r>
+      <w:proofErr w:type="spellEnd"/>
+      <w:r>
+        <w:t xml:space="preserve"> </w:t>
+      </w:r>
+      <w:proofErr w:type="spellStart"/>
+      <w:r>
+        <w:t>permite</w:t>
+      </w:r>
+      <w:proofErr w:type="spellEnd"/>
+      <w:r>
+        <w:t xml:space="preserve"> </w:t>
+      </w:r>
+      <w:proofErr w:type="spellStart"/>
+      <w:r>
+        <w:t>conservar</w:t>
+      </w:r>
+      <w:proofErr w:type="spellEnd"/>
+      <w:r>
+        <w:t xml:space="preserve"> </w:t>
+      </w:r>
+      <w:proofErr w:type="spellStart"/>
+      <w:r>
+        <w:t>el</w:t>
+      </w:r>
+      <w:proofErr w:type="spellEnd"/>
+      <w:r>
+        <w:t xml:space="preserve"> </w:t>
+      </w:r>
+      <w:proofErr w:type="spellStart"/>
+      <w:r>
+        <w:t>conocimiento</w:t>
+      </w:r>
+      <w:proofErr w:type="spellEnd"/>
+      <w:r>
+        <w:t xml:space="preserve"> y </w:t>
+      </w:r>
+      <w:proofErr w:type="spellStart"/>
+      <w:r>
+        <w:t>evitar</w:t>
+      </w:r>
+      <w:proofErr w:type="spellEnd"/>
+      <w:r>
+        <w:t xml:space="preserve"> </w:t>
+      </w:r>
+      <w:proofErr w:type="spellStart"/>
+      <w:r>
+        <w:t>repetir</w:t>
+      </w:r>
+      <w:proofErr w:type="spellEnd"/>
+      <w:r>
+        <w:t xml:space="preserve"> </w:t>
+      </w:r>
+      <w:proofErr w:type="spellStart"/>
+      <w:r>
+        <w:t>errores</w:t>
+      </w:r>
+      <w:proofErr w:type="spellEnd"/>
+      <w:r>
+        <w:t>.</w:t>
       </w:r>
     </w:p>
     <w:p>
@@ -982,7 +6709,183 @@
         <w:jc w:val="both"/>
       </w:pPr>
       <w:r>
-        <w:t>Las lecciones aprendidas pueden recopilarse mediante reuniones de cierre, entrevistas, encuestas y revisión de resultados. También pueden integrarse en una base de conocimiento de la organización para que otros equipos puedan consultarlas.</w:t>
+        <w:t xml:space="preserve">Las </w:t>
+      </w:r>
+      <w:proofErr w:type="spellStart"/>
+      <w:r>
+        <w:t>lecciones</w:t>
+      </w:r>
+      <w:proofErr w:type="spellEnd"/>
+      <w:r>
+        <w:t xml:space="preserve"> </w:t>
+      </w:r>
+      <w:proofErr w:type="spellStart"/>
+      <w:r>
+        <w:t>aprendidas</w:t>
+      </w:r>
+      <w:proofErr w:type="spellEnd"/>
+      <w:r>
+        <w:t xml:space="preserve"> </w:t>
+      </w:r>
+      <w:proofErr w:type="spellStart"/>
+      <w:r>
+        <w:t>pueden</w:t>
+      </w:r>
+      <w:proofErr w:type="spellEnd"/>
+      <w:r>
+        <w:t xml:space="preserve"> </w:t>
+      </w:r>
+      <w:proofErr w:type="spellStart"/>
+      <w:r>
+        <w:t>recopilarse</w:t>
+      </w:r>
+      <w:proofErr w:type="spellEnd"/>
+      <w:r>
+        <w:t xml:space="preserve"> </w:t>
+      </w:r>
+      <w:proofErr w:type="spellStart"/>
+      <w:r>
+        <w:t>mediante</w:t>
+      </w:r>
+      <w:proofErr w:type="spellEnd"/>
+      <w:r>
+        <w:t xml:space="preserve"> </w:t>
+      </w:r>
+      <w:proofErr w:type="spellStart"/>
+      <w:r>
+        <w:t>reuniones</w:t>
+      </w:r>
+      <w:proofErr w:type="spellEnd"/>
+      <w:r>
+        <w:t xml:space="preserve"> de </w:t>
+      </w:r>
+      <w:proofErr w:type="spellStart"/>
+      <w:r>
+        <w:t>cierre</w:t>
+      </w:r>
+      <w:proofErr w:type="spellEnd"/>
+      <w:r>
+        <w:t xml:space="preserve">, </w:t>
+      </w:r>
+      <w:proofErr w:type="spellStart"/>
+      <w:r>
+        <w:t>entrevistas</w:t>
+      </w:r>
+      <w:proofErr w:type="spellEnd"/>
+      <w:r>
+        <w:t xml:space="preserve">, </w:t>
+      </w:r>
+      <w:proofErr w:type="spellStart"/>
+      <w:r>
+        <w:t>encuestas</w:t>
+      </w:r>
+      <w:proofErr w:type="spellEnd"/>
+      <w:r>
+        <w:t xml:space="preserve"> y </w:t>
+      </w:r>
+      <w:proofErr w:type="spellStart"/>
+      <w:r>
+        <w:t>revisión</w:t>
+      </w:r>
+      <w:proofErr w:type="spellEnd"/>
+      <w:r>
+        <w:t xml:space="preserve"> de </w:t>
+      </w:r>
+      <w:proofErr w:type="spellStart"/>
+      <w:r>
+        <w:t>resultados</w:t>
+      </w:r>
+      <w:proofErr w:type="spellEnd"/>
+      <w:r>
+        <w:t xml:space="preserve">. </w:t>
+      </w:r>
+      <w:proofErr w:type="spellStart"/>
+      <w:r>
+        <w:t>También</w:t>
+      </w:r>
+      <w:proofErr w:type="spellEnd"/>
+      <w:r>
+        <w:t xml:space="preserve"> </w:t>
+      </w:r>
+      <w:proofErr w:type="spellStart"/>
+      <w:r>
+        <w:t>pueden</w:t>
+      </w:r>
+      <w:proofErr w:type="spellEnd"/>
+      <w:r>
+        <w:t xml:space="preserve"> </w:t>
+      </w:r>
+      <w:proofErr w:type="spellStart"/>
+      <w:r>
+        <w:t>integrarse</w:t>
+      </w:r>
+      <w:proofErr w:type="spellEnd"/>
+      <w:r>
+        <w:t xml:space="preserve"> </w:t>
+      </w:r>
+      <w:proofErr w:type="spellStart"/>
+      <w:r>
+        <w:t>en</w:t>
+      </w:r>
+      <w:proofErr w:type="spellEnd"/>
+      <w:r>
+        <w:t xml:space="preserve"> </w:t>
+      </w:r>
+      <w:proofErr w:type="spellStart"/>
+      <w:r>
+        <w:t>una</w:t>
+      </w:r>
+      <w:proofErr w:type="spellEnd"/>
+      <w:r>
+        <w:t xml:space="preserve"> base de </w:t>
+      </w:r>
+      <w:proofErr w:type="spellStart"/>
+      <w:r>
+        <w:t>conocimiento</w:t>
+      </w:r>
+      <w:proofErr w:type="spellEnd"/>
+      <w:r>
+        <w:t xml:space="preserve"> de la </w:t>
+      </w:r>
+      <w:proofErr w:type="spellStart"/>
+      <w:r>
+        <w:t>organización</w:t>
+      </w:r>
+      <w:proofErr w:type="spellEnd"/>
+      <w:r>
+        <w:t xml:space="preserve"> para que </w:t>
+      </w:r>
+      <w:proofErr w:type="spellStart"/>
+      <w:r>
+        <w:t>otros</w:t>
+      </w:r>
+      <w:proofErr w:type="spellEnd"/>
+      <w:r>
+        <w:t xml:space="preserve"> </w:t>
+      </w:r>
+      <w:proofErr w:type="spellStart"/>
+      <w:r>
+        <w:t>equipos</w:t>
+      </w:r>
+      <w:proofErr w:type="spellEnd"/>
+      <w:r>
+        <w:t xml:space="preserve"> </w:t>
+      </w:r>
+      <w:proofErr w:type="spellStart"/>
+      <w:r>
+        <w:t>puedan</w:t>
+      </w:r>
+      <w:proofErr w:type="spellEnd"/>
+      <w:r>
+        <w:t xml:space="preserve"> </w:t>
+      </w:r>
+      <w:proofErr w:type="spellStart"/>
+      <w:r>
+        <w:t>consultarlas</w:t>
+      </w:r>
+      <w:proofErr w:type="spellEnd"/>
+      <w:r>
+        <w:t>.</w:t>
       </w:r>
     </w:p>
     <w:p>
@@ -992,15 +6895,316 @@
       </w:pPr>
       <w:r>
         <w:lastRenderedPageBreak/>
-        <w:t>6.3 Documentación final y cierre</w:t>
-      </w:r>
+        <w:t xml:space="preserve">6.3 </w:t>
+      </w:r>
+      <w:proofErr w:type="spellStart"/>
+      <w:r>
+        <w:t>Documentación</w:t>
+      </w:r>
+      <w:proofErr w:type="spellEnd"/>
+      <w:r>
+        <w:t xml:space="preserve"> final y </w:t>
+      </w:r>
+      <w:proofErr w:type="spellStart"/>
+      <w:r>
+        <w:t>cierre</w:t>
+      </w:r>
+      <w:proofErr w:type="spellEnd"/>
     </w:p>
     <w:p>
       <w:pPr>
         <w:jc w:val="both"/>
       </w:pPr>
       <w:r>
-        <w:t>La documentación final reúne la información que demuestra qué se realizó y cuál fue el resultado. Puede incluir el acta o informe de cierre, entregables finales, manuales, configuraciones, reportes de pruebas, registros de cambios, incidencias, resultados de indicadores y lecciones aprendidas. También se deben cerrar contratos, recursos y actividades pendientes cuando corresponda.</w:t>
+        <w:t xml:space="preserve">La </w:t>
+      </w:r>
+      <w:proofErr w:type="spellStart"/>
+      <w:r>
+        <w:t>documentación</w:t>
+      </w:r>
+      <w:proofErr w:type="spellEnd"/>
+      <w:r>
+        <w:t xml:space="preserve"> final </w:t>
+      </w:r>
+      <w:proofErr w:type="spellStart"/>
+      <w:r>
+        <w:t>reúne</w:t>
+      </w:r>
+      <w:proofErr w:type="spellEnd"/>
+      <w:r>
+        <w:t xml:space="preserve"> la </w:t>
+      </w:r>
+      <w:proofErr w:type="spellStart"/>
+      <w:r>
+        <w:t>información</w:t>
+      </w:r>
+      <w:proofErr w:type="spellEnd"/>
+      <w:r>
+        <w:t xml:space="preserve"> que </w:t>
+      </w:r>
+      <w:proofErr w:type="spellStart"/>
+      <w:r>
+        <w:t>demuestra</w:t>
+      </w:r>
+      <w:proofErr w:type="spellEnd"/>
+      <w:r>
+        <w:t xml:space="preserve"> </w:t>
+      </w:r>
+      <w:proofErr w:type="spellStart"/>
+      <w:r>
+        <w:t>qué</w:t>
+      </w:r>
+      <w:proofErr w:type="spellEnd"/>
+      <w:r>
+        <w:t xml:space="preserve"> se </w:t>
+      </w:r>
+      <w:proofErr w:type="spellStart"/>
+      <w:r>
+        <w:t>realizó</w:t>
+      </w:r>
+      <w:proofErr w:type="spellEnd"/>
+      <w:r>
+        <w:t xml:space="preserve"> y </w:t>
+      </w:r>
+      <w:proofErr w:type="spellStart"/>
+      <w:r>
+        <w:t>cuál</w:t>
+      </w:r>
+      <w:proofErr w:type="spellEnd"/>
+      <w:r>
+        <w:t xml:space="preserve"> </w:t>
+      </w:r>
+      <w:proofErr w:type="spellStart"/>
+      <w:r>
+        <w:t>fue</w:t>
+      </w:r>
+      <w:proofErr w:type="spellEnd"/>
+      <w:r>
+        <w:t xml:space="preserve"> </w:t>
+      </w:r>
+      <w:proofErr w:type="spellStart"/>
+      <w:r>
+        <w:t>el</w:t>
+      </w:r>
+      <w:proofErr w:type="spellEnd"/>
+      <w:r>
+        <w:t xml:space="preserve"> </w:t>
+      </w:r>
+      <w:proofErr w:type="spellStart"/>
+      <w:r>
+        <w:t>resultado</w:t>
+      </w:r>
+      <w:proofErr w:type="spellEnd"/>
+      <w:r>
+        <w:t xml:space="preserve">. </w:t>
+      </w:r>
+      <w:proofErr w:type="spellStart"/>
+      <w:r>
+        <w:t>Puede</w:t>
+      </w:r>
+      <w:proofErr w:type="spellEnd"/>
+      <w:r>
+        <w:t xml:space="preserve"> </w:t>
+      </w:r>
+      <w:proofErr w:type="spellStart"/>
+      <w:r>
+        <w:t>incluir</w:t>
+      </w:r>
+      <w:proofErr w:type="spellEnd"/>
+      <w:r>
+        <w:t xml:space="preserve"> </w:t>
+      </w:r>
+      <w:proofErr w:type="spellStart"/>
+      <w:r>
+        <w:t>el</w:t>
+      </w:r>
+      <w:proofErr w:type="spellEnd"/>
+      <w:r>
+        <w:t xml:space="preserve"> acta o </w:t>
+      </w:r>
+      <w:proofErr w:type="spellStart"/>
+      <w:r>
+        <w:t>informe</w:t>
+      </w:r>
+      <w:proofErr w:type="spellEnd"/>
+      <w:r>
+        <w:t xml:space="preserve"> de </w:t>
+      </w:r>
+      <w:proofErr w:type="spellStart"/>
+      <w:r>
+        <w:t>cierre</w:t>
+      </w:r>
+      <w:proofErr w:type="spellEnd"/>
+      <w:r>
+        <w:t xml:space="preserve">, </w:t>
+      </w:r>
+      <w:proofErr w:type="spellStart"/>
+      <w:r>
+        <w:t>entregables</w:t>
+      </w:r>
+      <w:proofErr w:type="spellEnd"/>
+      <w:r>
+        <w:t xml:space="preserve"> finales, </w:t>
+      </w:r>
+      <w:proofErr w:type="spellStart"/>
+      <w:r>
+        <w:t>manuales</w:t>
+      </w:r>
+      <w:proofErr w:type="spellEnd"/>
+      <w:r>
+        <w:t xml:space="preserve">, </w:t>
+      </w:r>
+      <w:proofErr w:type="spellStart"/>
+      <w:r>
+        <w:t>configuraciones</w:t>
+      </w:r>
+      <w:proofErr w:type="spellEnd"/>
+      <w:r>
+        <w:t xml:space="preserve">, </w:t>
+      </w:r>
+      <w:proofErr w:type="spellStart"/>
+      <w:r>
+        <w:t>reportes</w:t>
+      </w:r>
+      <w:proofErr w:type="spellEnd"/>
+      <w:r>
+        <w:t xml:space="preserve"> de </w:t>
+      </w:r>
+      <w:proofErr w:type="spellStart"/>
+      <w:r>
+        <w:t>pruebas</w:t>
+      </w:r>
+      <w:proofErr w:type="spellEnd"/>
+      <w:r>
+        <w:t xml:space="preserve">, </w:t>
+      </w:r>
+      <w:proofErr w:type="spellStart"/>
+      <w:r>
+        <w:t>registros</w:t>
+      </w:r>
+      <w:proofErr w:type="spellEnd"/>
+      <w:r>
+        <w:t xml:space="preserve"> de </w:t>
+      </w:r>
+      <w:proofErr w:type="spellStart"/>
+      <w:r>
+        <w:t>cambios</w:t>
+      </w:r>
+      <w:proofErr w:type="spellEnd"/>
+      <w:r>
+        <w:t xml:space="preserve">, </w:t>
+      </w:r>
+      <w:proofErr w:type="spellStart"/>
+      <w:r>
+        <w:t>incidencias</w:t>
+      </w:r>
+      <w:proofErr w:type="spellEnd"/>
+      <w:r>
+        <w:t xml:space="preserve">, </w:t>
+      </w:r>
+      <w:proofErr w:type="spellStart"/>
+      <w:r>
+        <w:t>resultados</w:t>
+      </w:r>
+      <w:proofErr w:type="spellEnd"/>
+      <w:r>
+        <w:t xml:space="preserve"> de </w:t>
+      </w:r>
+      <w:proofErr w:type="spellStart"/>
+      <w:r>
+        <w:t>indicadores</w:t>
+      </w:r>
+      <w:proofErr w:type="spellEnd"/>
+      <w:r>
+        <w:t xml:space="preserve"> y </w:t>
+      </w:r>
+      <w:proofErr w:type="spellStart"/>
+      <w:r>
+        <w:t>lecciones</w:t>
+      </w:r>
+      <w:proofErr w:type="spellEnd"/>
+      <w:r>
+        <w:t xml:space="preserve"> </w:t>
+      </w:r>
+      <w:proofErr w:type="spellStart"/>
+      <w:r>
+        <w:t>aprendidas</w:t>
+      </w:r>
+      <w:proofErr w:type="spellEnd"/>
+      <w:r>
+        <w:t xml:space="preserve">. </w:t>
+      </w:r>
+      <w:proofErr w:type="spellStart"/>
+      <w:r>
+        <w:t>También</w:t>
+      </w:r>
+      <w:proofErr w:type="spellEnd"/>
+      <w:r>
+        <w:t xml:space="preserve"> se </w:t>
+      </w:r>
+      <w:proofErr w:type="spellStart"/>
+      <w:r>
+        <w:t>deben</w:t>
+      </w:r>
+      <w:proofErr w:type="spellEnd"/>
+      <w:r>
+        <w:t xml:space="preserve"> </w:t>
+      </w:r>
+      <w:proofErr w:type="spellStart"/>
+      <w:r>
+        <w:t>cerrar</w:t>
+      </w:r>
+      <w:proofErr w:type="spellEnd"/>
+      <w:r>
+        <w:t xml:space="preserve"> </w:t>
+      </w:r>
+      <w:proofErr w:type="spellStart"/>
+      <w:r>
+        <w:t>contratos</w:t>
+      </w:r>
+      <w:proofErr w:type="spellEnd"/>
+      <w:r>
+        <w:t xml:space="preserve">, </w:t>
+      </w:r>
+      <w:proofErr w:type="spellStart"/>
+      <w:r>
+        <w:t>recursos</w:t>
+      </w:r>
+      <w:proofErr w:type="spellEnd"/>
+      <w:r>
+        <w:t xml:space="preserve"> y </w:t>
+      </w:r>
+      <w:proofErr w:type="spellStart"/>
+      <w:r>
+        <w:t>actividades</w:t>
+      </w:r>
+      <w:proofErr w:type="spellEnd"/>
+      <w:r>
+        <w:t xml:space="preserve"> </w:t>
+      </w:r>
+      <w:proofErr w:type="spellStart"/>
+      <w:r>
+        <w:t>pendientes</w:t>
+      </w:r>
+      <w:proofErr w:type="spellEnd"/>
+      <w:r>
+        <w:t xml:space="preserve"> </w:t>
+      </w:r>
+      <w:proofErr w:type="spellStart"/>
+      <w:r>
+        <w:t>cuando</w:t>
+      </w:r>
+      <w:proofErr w:type="spellEnd"/>
+      <w:r>
+        <w:t xml:space="preserve"> </w:t>
+      </w:r>
+      <w:proofErr w:type="spellStart"/>
+      <w:r>
+        <w:t>corresponda</w:t>
+      </w:r>
+      <w:proofErr w:type="spellEnd"/>
+      <w:r>
+        <w:t>.</w:t>
       </w:r>
     </w:p>
     <w:p>
@@ -1008,7 +7212,231 @@
         <w:jc w:val="both"/>
       </w:pPr>
       <w:r>
-        <w:t>El cierre formal permite transferir el producto o servicio a la operación y confirmar que las obligaciones del proyecto fueron atendidas. PMI señala que el cierre contempla culminar formalmente el proyecto y transferir el producto terminado a la operación o cerrar un proyecto cancelado (PMI, s. f.)</w:t>
+        <w:t xml:space="preserve">El </w:t>
+      </w:r>
+      <w:proofErr w:type="spellStart"/>
+      <w:r>
+        <w:t>cierre</w:t>
+      </w:r>
+      <w:proofErr w:type="spellEnd"/>
+      <w:r>
+        <w:t xml:space="preserve"> formal </w:t>
+      </w:r>
+      <w:proofErr w:type="spellStart"/>
+      <w:r>
+        <w:t>permite</w:t>
+      </w:r>
+      <w:proofErr w:type="spellEnd"/>
+      <w:r>
+        <w:t xml:space="preserve"> </w:t>
+      </w:r>
+      <w:proofErr w:type="spellStart"/>
+      <w:r>
+        <w:t>transferir</w:t>
+      </w:r>
+      <w:proofErr w:type="spellEnd"/>
+      <w:r>
+        <w:t xml:space="preserve"> </w:t>
+      </w:r>
+      <w:proofErr w:type="spellStart"/>
+      <w:r>
+        <w:t>el</w:t>
+      </w:r>
+      <w:proofErr w:type="spellEnd"/>
+      <w:r>
+        <w:t xml:space="preserve"> </w:t>
+      </w:r>
+      <w:proofErr w:type="spellStart"/>
+      <w:r>
+        <w:t>producto</w:t>
+      </w:r>
+      <w:proofErr w:type="spellEnd"/>
+      <w:r>
+        <w:t xml:space="preserve"> o </w:t>
+      </w:r>
+      <w:proofErr w:type="spellStart"/>
+      <w:r>
+        <w:t>servicio</w:t>
+      </w:r>
+      <w:proofErr w:type="spellEnd"/>
+      <w:r>
+        <w:t xml:space="preserve"> a la </w:t>
+      </w:r>
+      <w:proofErr w:type="spellStart"/>
+      <w:r>
+        <w:t>operación</w:t>
+      </w:r>
+      <w:proofErr w:type="spellEnd"/>
+      <w:r>
+        <w:t xml:space="preserve"> y </w:t>
+      </w:r>
+      <w:proofErr w:type="spellStart"/>
+      <w:r>
+        <w:t>confirmar</w:t>
+      </w:r>
+      <w:proofErr w:type="spellEnd"/>
+      <w:r>
+        <w:t xml:space="preserve"> que las </w:t>
+      </w:r>
+      <w:proofErr w:type="spellStart"/>
+      <w:r>
+        <w:t>obligaciones</w:t>
+      </w:r>
+      <w:proofErr w:type="spellEnd"/>
+      <w:r>
+        <w:t xml:space="preserve"> del </w:t>
+      </w:r>
+      <w:proofErr w:type="spellStart"/>
+      <w:r>
+        <w:t>proyecto</w:t>
+      </w:r>
+      <w:proofErr w:type="spellEnd"/>
+      <w:r>
+        <w:t xml:space="preserve"> </w:t>
+      </w:r>
+      <w:proofErr w:type="spellStart"/>
+      <w:r>
+        <w:t>fueron</w:t>
+      </w:r>
+      <w:proofErr w:type="spellEnd"/>
+      <w:r>
+        <w:t xml:space="preserve"> </w:t>
+      </w:r>
+      <w:proofErr w:type="spellStart"/>
+      <w:r>
+        <w:t>atendidas</w:t>
+      </w:r>
+      <w:proofErr w:type="spellEnd"/>
+      <w:r>
+        <w:t xml:space="preserve">. PMI </w:t>
+      </w:r>
+      <w:proofErr w:type="spellStart"/>
+      <w:r>
+        <w:t>señala</w:t>
+      </w:r>
+      <w:proofErr w:type="spellEnd"/>
+      <w:r>
+        <w:t xml:space="preserve"> que </w:t>
+      </w:r>
+      <w:proofErr w:type="spellStart"/>
+      <w:r>
+        <w:t>el</w:t>
+      </w:r>
+      <w:proofErr w:type="spellEnd"/>
+      <w:r>
+        <w:t xml:space="preserve"> </w:t>
+      </w:r>
+      <w:proofErr w:type="spellStart"/>
+      <w:r>
+        <w:t>cierre</w:t>
+      </w:r>
+      <w:proofErr w:type="spellEnd"/>
+      <w:r>
+        <w:t xml:space="preserve"> </w:t>
+      </w:r>
+      <w:proofErr w:type="spellStart"/>
+      <w:r>
+        <w:t>contempla</w:t>
+      </w:r>
+      <w:proofErr w:type="spellEnd"/>
+      <w:r>
+        <w:t xml:space="preserve"> </w:t>
+      </w:r>
+      <w:proofErr w:type="spellStart"/>
+      <w:r>
+        <w:t>culminar</w:t>
+      </w:r>
+      <w:proofErr w:type="spellEnd"/>
+      <w:r>
+        <w:t xml:space="preserve"> </w:t>
+      </w:r>
+      <w:proofErr w:type="spellStart"/>
+      <w:r>
+        <w:t>formalmente</w:t>
+      </w:r>
+      <w:proofErr w:type="spellEnd"/>
+      <w:r>
+        <w:t xml:space="preserve"> </w:t>
+      </w:r>
+      <w:proofErr w:type="spellStart"/>
+      <w:r>
+        <w:t>el</w:t>
+      </w:r>
+      <w:proofErr w:type="spellEnd"/>
+      <w:r>
+        <w:t xml:space="preserve"> </w:t>
+      </w:r>
+      <w:proofErr w:type="spellStart"/>
+      <w:r>
+        <w:t>proyecto</w:t>
+      </w:r>
+      <w:proofErr w:type="spellEnd"/>
+      <w:r>
+        <w:t xml:space="preserve"> y </w:t>
+      </w:r>
+      <w:proofErr w:type="spellStart"/>
+      <w:r>
+        <w:t>transferir</w:t>
+      </w:r>
+      <w:proofErr w:type="spellEnd"/>
+      <w:r>
+        <w:t xml:space="preserve"> </w:t>
+      </w:r>
+      <w:proofErr w:type="spellStart"/>
+      <w:r>
+        <w:t>el</w:t>
+      </w:r>
+      <w:proofErr w:type="spellEnd"/>
+      <w:r>
+        <w:t xml:space="preserve"> </w:t>
+      </w:r>
+      <w:proofErr w:type="spellStart"/>
+      <w:r>
+        <w:t>producto</w:t>
+      </w:r>
+      <w:proofErr w:type="spellEnd"/>
+      <w:r>
+        <w:t xml:space="preserve"> </w:t>
+      </w:r>
+      <w:proofErr w:type="spellStart"/>
+      <w:r>
+        <w:t>terminado</w:t>
+      </w:r>
+      <w:proofErr w:type="spellEnd"/>
+      <w:r>
+        <w:t xml:space="preserve"> a la </w:t>
+      </w:r>
+      <w:proofErr w:type="spellStart"/>
+      <w:r>
+        <w:t>operación</w:t>
+      </w:r>
+      <w:proofErr w:type="spellEnd"/>
+      <w:r>
+        <w:t xml:space="preserve"> o </w:t>
+      </w:r>
+      <w:proofErr w:type="spellStart"/>
+      <w:r>
+        <w:t>cerrar</w:t>
+      </w:r>
+      <w:proofErr w:type="spellEnd"/>
+      <w:r>
+        <w:t xml:space="preserve"> un </w:t>
+      </w:r>
+      <w:proofErr w:type="spellStart"/>
+      <w:r>
+        <w:t>proyecto</w:t>
+      </w:r>
+      <w:proofErr w:type="spellEnd"/>
+      <w:r>
+        <w:t xml:space="preserve"> </w:t>
+      </w:r>
+      <w:proofErr w:type="spellStart"/>
+      <w:r>
+        <w:t>cancelado</w:t>
+      </w:r>
+      <w:proofErr w:type="spellEnd"/>
+      <w:r>
+        <w:t xml:space="preserve"> (PMI, s. f.)</w:t>
       </w:r>
     </w:p>
     <w:p>
@@ -1082,25 +7510,648 @@
         <w:pStyle w:val="Ttulo1"/>
         <w:jc w:val="both"/>
       </w:pPr>
+      <w:proofErr w:type="spellStart"/>
       <w:r>
         <w:lastRenderedPageBreak/>
         <w:t>Conclusión</w:t>
       </w:r>
+      <w:proofErr w:type="spellEnd"/>
     </w:p>
     <w:p>
       <w:pPr>
         <w:jc w:val="both"/>
       </w:pPr>
       <w:r>
-        <w:t>La gestión de proyectos TI es una disciplina que permite organizar y dirigir los recursos necesarios para alcanzar objetivos tecnológicos de manera estructurada. Su importancia se encuentra en integrar la planificación, ejecución, seguimiento, control de cambios y gestión de riesgos para mantener el proyecto orientado hacia los resultados esperados.</w:t>
+        <w:t xml:space="preserve">La </w:t>
+      </w:r>
+      <w:proofErr w:type="spellStart"/>
+      <w:r>
+        <w:t>gestión</w:t>
+      </w:r>
+      <w:proofErr w:type="spellEnd"/>
+      <w:r>
+        <w:t xml:space="preserve"> de </w:t>
+      </w:r>
+      <w:proofErr w:type="spellStart"/>
+      <w:r>
+        <w:t>proyectos</w:t>
+      </w:r>
+      <w:proofErr w:type="spellEnd"/>
+      <w:r>
+        <w:t xml:space="preserve"> TI es </w:t>
+      </w:r>
+      <w:proofErr w:type="spellStart"/>
+      <w:r>
+        <w:t>una</w:t>
+      </w:r>
+      <w:proofErr w:type="spellEnd"/>
+      <w:r>
+        <w:t xml:space="preserve"> </w:t>
+      </w:r>
+      <w:proofErr w:type="spellStart"/>
+      <w:r>
+        <w:t>disciplina</w:t>
+      </w:r>
+      <w:proofErr w:type="spellEnd"/>
+      <w:r>
+        <w:t xml:space="preserve"> que </w:t>
+      </w:r>
+      <w:proofErr w:type="spellStart"/>
+      <w:r>
+        <w:t>permite</w:t>
+      </w:r>
+      <w:proofErr w:type="spellEnd"/>
+      <w:r>
+        <w:t xml:space="preserve"> </w:t>
+      </w:r>
+      <w:proofErr w:type="spellStart"/>
+      <w:r>
+        <w:t>organizar</w:t>
+      </w:r>
+      <w:proofErr w:type="spellEnd"/>
+      <w:r>
+        <w:t xml:space="preserve"> y </w:t>
+      </w:r>
+      <w:proofErr w:type="spellStart"/>
+      <w:r>
+        <w:t>dirigir</w:t>
+      </w:r>
+      <w:proofErr w:type="spellEnd"/>
+      <w:r>
+        <w:t xml:space="preserve"> </w:t>
+      </w:r>
+      <w:proofErr w:type="spellStart"/>
+      <w:r>
+        <w:t>los</w:t>
+      </w:r>
+      <w:proofErr w:type="spellEnd"/>
+      <w:r>
+        <w:t xml:space="preserve"> </w:t>
+      </w:r>
+      <w:proofErr w:type="spellStart"/>
+      <w:r>
+        <w:t>recursos</w:t>
+      </w:r>
+      <w:proofErr w:type="spellEnd"/>
+      <w:r>
+        <w:t xml:space="preserve"> </w:t>
+      </w:r>
+      <w:proofErr w:type="spellStart"/>
+      <w:r>
+        <w:t>necesarios</w:t>
+      </w:r>
+      <w:proofErr w:type="spellEnd"/>
+      <w:r>
+        <w:t xml:space="preserve"> para </w:t>
+      </w:r>
+      <w:proofErr w:type="spellStart"/>
+      <w:r>
+        <w:t>alcanzar</w:t>
+      </w:r>
+      <w:proofErr w:type="spellEnd"/>
+      <w:r>
+        <w:t xml:space="preserve"> </w:t>
+      </w:r>
+      <w:proofErr w:type="spellStart"/>
+      <w:r>
+        <w:t>objetivos</w:t>
+      </w:r>
+      <w:proofErr w:type="spellEnd"/>
+      <w:r>
+        <w:t xml:space="preserve"> </w:t>
+      </w:r>
+      <w:proofErr w:type="spellStart"/>
+      <w:r>
+        <w:t>tecnológicos</w:t>
+      </w:r>
+      <w:proofErr w:type="spellEnd"/>
+      <w:r>
+        <w:t xml:space="preserve"> de </w:t>
+      </w:r>
+      <w:proofErr w:type="spellStart"/>
+      <w:r>
+        <w:t>manera</w:t>
+      </w:r>
+      <w:proofErr w:type="spellEnd"/>
+      <w:r>
+        <w:t xml:space="preserve"> </w:t>
+      </w:r>
+      <w:proofErr w:type="spellStart"/>
+      <w:r>
+        <w:t>estructurada</w:t>
+      </w:r>
+      <w:proofErr w:type="spellEnd"/>
+      <w:r>
+        <w:t xml:space="preserve">. Su </w:t>
+      </w:r>
+      <w:proofErr w:type="spellStart"/>
+      <w:r>
+        <w:t>importancia</w:t>
+      </w:r>
+      <w:proofErr w:type="spellEnd"/>
+      <w:r>
+        <w:t xml:space="preserve"> se </w:t>
+      </w:r>
+      <w:proofErr w:type="spellStart"/>
+      <w:r>
+        <w:t>encuentra</w:t>
+      </w:r>
+      <w:proofErr w:type="spellEnd"/>
+      <w:r>
+        <w:t xml:space="preserve"> </w:t>
+      </w:r>
+      <w:proofErr w:type="spellStart"/>
+      <w:r>
+        <w:t>en</w:t>
+      </w:r>
+      <w:proofErr w:type="spellEnd"/>
+      <w:r>
+        <w:t xml:space="preserve"> </w:t>
+      </w:r>
+      <w:proofErr w:type="spellStart"/>
+      <w:r>
+        <w:t>integrar</w:t>
+      </w:r>
+      <w:proofErr w:type="spellEnd"/>
+      <w:r>
+        <w:t xml:space="preserve"> la </w:t>
+      </w:r>
+      <w:proofErr w:type="spellStart"/>
+      <w:r>
+        <w:t>planificación</w:t>
+      </w:r>
+      <w:proofErr w:type="spellEnd"/>
+      <w:r>
+        <w:t xml:space="preserve">, </w:t>
+      </w:r>
+      <w:proofErr w:type="spellStart"/>
+      <w:r>
+        <w:t>ejecución</w:t>
+      </w:r>
+      <w:proofErr w:type="spellEnd"/>
+      <w:r>
+        <w:t xml:space="preserve">, </w:t>
+      </w:r>
+      <w:proofErr w:type="spellStart"/>
+      <w:r>
+        <w:t>seguimiento</w:t>
+      </w:r>
+      <w:proofErr w:type="spellEnd"/>
+      <w:r>
+        <w:t xml:space="preserve">, control de </w:t>
+      </w:r>
+      <w:proofErr w:type="spellStart"/>
+      <w:r>
+        <w:t>cambios</w:t>
+      </w:r>
+      <w:proofErr w:type="spellEnd"/>
+      <w:r>
+        <w:t xml:space="preserve"> y </w:t>
+      </w:r>
+      <w:proofErr w:type="spellStart"/>
+      <w:r>
+        <w:t>gestión</w:t>
+      </w:r>
+      <w:proofErr w:type="spellEnd"/>
+      <w:r>
+        <w:t xml:space="preserve"> de </w:t>
+      </w:r>
+      <w:proofErr w:type="spellStart"/>
+      <w:r>
+        <w:t>riesgos</w:t>
+      </w:r>
+      <w:proofErr w:type="spellEnd"/>
+      <w:r>
+        <w:t xml:space="preserve"> para </w:t>
+      </w:r>
+      <w:proofErr w:type="spellStart"/>
+      <w:r>
+        <w:t>mantener</w:t>
+      </w:r>
+      <w:proofErr w:type="spellEnd"/>
+      <w:r>
+        <w:t xml:space="preserve"> </w:t>
+      </w:r>
+      <w:proofErr w:type="spellStart"/>
+      <w:r>
+        <w:t>el</w:t>
+      </w:r>
+      <w:proofErr w:type="spellEnd"/>
+      <w:r>
+        <w:t xml:space="preserve"> </w:t>
+      </w:r>
+      <w:proofErr w:type="spellStart"/>
+      <w:r>
+        <w:t>proyecto</w:t>
+      </w:r>
+      <w:proofErr w:type="spellEnd"/>
+      <w:r>
+        <w:t xml:space="preserve"> </w:t>
+      </w:r>
+      <w:proofErr w:type="spellStart"/>
+      <w:r>
+        <w:t>orientado</w:t>
+      </w:r>
+      <w:proofErr w:type="spellEnd"/>
+      <w:r>
+        <w:t xml:space="preserve"> </w:t>
+      </w:r>
+      <w:proofErr w:type="spellStart"/>
+      <w:r>
+        <w:t>hacia</w:t>
+      </w:r>
+      <w:proofErr w:type="spellEnd"/>
+      <w:r>
+        <w:t xml:space="preserve"> </w:t>
+      </w:r>
+      <w:proofErr w:type="spellStart"/>
+      <w:r>
+        <w:t>los</w:t>
+      </w:r>
+      <w:proofErr w:type="spellEnd"/>
+      <w:r>
+        <w:t xml:space="preserve"> </w:t>
+      </w:r>
+      <w:proofErr w:type="spellStart"/>
+      <w:r>
+        <w:t>resultados</w:t>
+      </w:r>
+      <w:proofErr w:type="spellEnd"/>
+      <w:r>
+        <w:t xml:space="preserve"> </w:t>
+      </w:r>
+      <w:proofErr w:type="spellStart"/>
+      <w:r>
+        <w:t>esperados</w:t>
+      </w:r>
+      <w:proofErr w:type="spellEnd"/>
+      <w:r>
+        <w:t>.</w:t>
       </w:r>
     </w:p>
     <w:p>
       <w:pPr>
         <w:jc w:val="both"/>
       </w:pPr>
-      <w:r>
-        <w:t>Asimismo, el éxito de un proyecto no debe analizarse únicamente por haber terminado las actividades. Es necesario comprobar si los entregables cumplen con los requisitos, si se utilizaron adecuadamente los recursos y si se alcanzaron los objetivos definidos. La etapa de cierre tiene especial importancia porque permite documentar los resultados y convertir la experiencia en conocimiento útil para futuros proyectos.</w:t>
+      <w:proofErr w:type="spellStart"/>
+      <w:r>
+        <w:t>Asimismo</w:t>
+      </w:r>
+      <w:proofErr w:type="spellEnd"/>
+      <w:r>
+        <w:t xml:space="preserve">, </w:t>
+      </w:r>
+      <w:proofErr w:type="spellStart"/>
+      <w:r>
+        <w:t>el</w:t>
+      </w:r>
+      <w:proofErr w:type="spellEnd"/>
+      <w:r>
+        <w:t xml:space="preserve"> </w:t>
+      </w:r>
+      <w:proofErr w:type="spellStart"/>
+      <w:r>
+        <w:t>éxito</w:t>
+      </w:r>
+      <w:proofErr w:type="spellEnd"/>
+      <w:r>
+        <w:t xml:space="preserve"> de un </w:t>
+      </w:r>
+      <w:proofErr w:type="spellStart"/>
+      <w:r>
+        <w:t>proyecto</w:t>
+      </w:r>
+      <w:proofErr w:type="spellEnd"/>
+      <w:r>
+        <w:t xml:space="preserve"> no </w:t>
+      </w:r>
+      <w:proofErr w:type="spellStart"/>
+      <w:r>
+        <w:t>debe</w:t>
+      </w:r>
+      <w:proofErr w:type="spellEnd"/>
+      <w:r>
+        <w:t xml:space="preserve"> </w:t>
+      </w:r>
+      <w:proofErr w:type="spellStart"/>
+      <w:r>
+        <w:t>analizarse</w:t>
+      </w:r>
+      <w:proofErr w:type="spellEnd"/>
+      <w:r>
+        <w:t xml:space="preserve"> </w:t>
+      </w:r>
+      <w:proofErr w:type="spellStart"/>
+      <w:r>
+        <w:t>únicamente</w:t>
+      </w:r>
+      <w:proofErr w:type="spellEnd"/>
+      <w:r>
+        <w:t xml:space="preserve"> </w:t>
+      </w:r>
+      <w:proofErr w:type="spellStart"/>
+      <w:r>
+        <w:t>por</w:t>
+      </w:r>
+      <w:proofErr w:type="spellEnd"/>
+      <w:r>
+        <w:t xml:space="preserve"> </w:t>
+      </w:r>
+      <w:proofErr w:type="spellStart"/>
+      <w:r>
+        <w:t>haber</w:t>
+      </w:r>
+      <w:proofErr w:type="spellEnd"/>
+      <w:r>
+        <w:t xml:space="preserve"> </w:t>
+      </w:r>
+      <w:proofErr w:type="spellStart"/>
+      <w:r>
+        <w:t>terminado</w:t>
+      </w:r>
+      <w:proofErr w:type="spellEnd"/>
+      <w:r>
+        <w:t xml:space="preserve"> las </w:t>
+      </w:r>
+      <w:proofErr w:type="spellStart"/>
+      <w:r>
+        <w:t>actividades</w:t>
+      </w:r>
+      <w:proofErr w:type="spellEnd"/>
+      <w:r>
+        <w:t xml:space="preserve">. Es </w:t>
+      </w:r>
+      <w:proofErr w:type="spellStart"/>
+      <w:r>
+        <w:t>necesario</w:t>
+      </w:r>
+      <w:proofErr w:type="spellEnd"/>
+      <w:r>
+        <w:t xml:space="preserve"> </w:t>
+      </w:r>
+      <w:proofErr w:type="spellStart"/>
+      <w:r>
+        <w:t>comprobar</w:t>
+      </w:r>
+      <w:proofErr w:type="spellEnd"/>
+      <w:r>
+        <w:t xml:space="preserve"> </w:t>
+      </w:r>
+      <w:proofErr w:type="spellStart"/>
+      <w:r>
+        <w:t>si</w:t>
+      </w:r>
+      <w:proofErr w:type="spellEnd"/>
+      <w:r>
+        <w:t xml:space="preserve"> </w:t>
+      </w:r>
+      <w:proofErr w:type="spellStart"/>
+      <w:r>
+        <w:t>los</w:t>
+      </w:r>
+      <w:proofErr w:type="spellEnd"/>
+      <w:r>
+        <w:t xml:space="preserve"> </w:t>
+      </w:r>
+      <w:proofErr w:type="spellStart"/>
+      <w:r>
+        <w:t>entregables</w:t>
+      </w:r>
+      <w:proofErr w:type="spellEnd"/>
+      <w:r>
+        <w:t xml:space="preserve"> </w:t>
+      </w:r>
+      <w:proofErr w:type="spellStart"/>
+      <w:r>
+        <w:t>cumplen</w:t>
+      </w:r>
+      <w:proofErr w:type="spellEnd"/>
+      <w:r>
+        <w:t xml:space="preserve"> con </w:t>
+      </w:r>
+      <w:proofErr w:type="spellStart"/>
+      <w:r>
+        <w:t>los</w:t>
+      </w:r>
+      <w:proofErr w:type="spellEnd"/>
+      <w:r>
+        <w:t xml:space="preserve"> </w:t>
+      </w:r>
+      <w:proofErr w:type="spellStart"/>
+      <w:r>
+        <w:t>requisitos</w:t>
+      </w:r>
+      <w:proofErr w:type="spellEnd"/>
+      <w:r>
+        <w:t xml:space="preserve">, </w:t>
+      </w:r>
+      <w:proofErr w:type="spellStart"/>
+      <w:r>
+        <w:t>si</w:t>
+      </w:r>
+      <w:proofErr w:type="spellEnd"/>
+      <w:r>
+        <w:t xml:space="preserve"> se </w:t>
+      </w:r>
+      <w:proofErr w:type="spellStart"/>
+      <w:r>
+        <w:t>utilizaron</w:t>
+      </w:r>
+      <w:proofErr w:type="spellEnd"/>
+      <w:r>
+        <w:t xml:space="preserve"> </w:t>
+      </w:r>
+      <w:proofErr w:type="spellStart"/>
+      <w:r>
+        <w:t>adecuadamente</w:t>
+      </w:r>
+      <w:proofErr w:type="spellEnd"/>
+      <w:r>
+        <w:t xml:space="preserve"> </w:t>
+      </w:r>
+      <w:proofErr w:type="spellStart"/>
+      <w:r>
+        <w:t>los</w:t>
+      </w:r>
+      <w:proofErr w:type="spellEnd"/>
+      <w:r>
+        <w:t xml:space="preserve"> </w:t>
+      </w:r>
+      <w:proofErr w:type="spellStart"/>
+      <w:r>
+        <w:t>recursos</w:t>
+      </w:r>
+      <w:proofErr w:type="spellEnd"/>
+      <w:r>
+        <w:t xml:space="preserve"> y </w:t>
+      </w:r>
+      <w:proofErr w:type="spellStart"/>
+      <w:r>
+        <w:t>si</w:t>
+      </w:r>
+      <w:proofErr w:type="spellEnd"/>
+      <w:r>
+        <w:t xml:space="preserve"> se </w:t>
+      </w:r>
+      <w:proofErr w:type="spellStart"/>
+      <w:r>
+        <w:t>alcanzaron</w:t>
+      </w:r>
+      <w:proofErr w:type="spellEnd"/>
+      <w:r>
+        <w:t xml:space="preserve"> </w:t>
+      </w:r>
+      <w:proofErr w:type="spellStart"/>
+      <w:r>
+        <w:t>los</w:t>
+      </w:r>
+      <w:proofErr w:type="spellEnd"/>
+      <w:r>
+        <w:t xml:space="preserve"> </w:t>
+      </w:r>
+      <w:proofErr w:type="spellStart"/>
+      <w:r>
+        <w:t>objetivos</w:t>
+      </w:r>
+      <w:proofErr w:type="spellEnd"/>
+      <w:r>
+        <w:t xml:space="preserve"> </w:t>
+      </w:r>
+      <w:proofErr w:type="spellStart"/>
+      <w:r>
+        <w:t>definidos</w:t>
+      </w:r>
+      <w:proofErr w:type="spellEnd"/>
+      <w:r>
+        <w:t xml:space="preserve">. La </w:t>
+      </w:r>
+      <w:proofErr w:type="spellStart"/>
+      <w:r>
+        <w:t>etapa</w:t>
+      </w:r>
+      <w:proofErr w:type="spellEnd"/>
+      <w:r>
+        <w:t xml:space="preserve"> de </w:t>
+      </w:r>
+      <w:proofErr w:type="spellStart"/>
+      <w:r>
+        <w:t>cierre</w:t>
+      </w:r>
+      <w:proofErr w:type="spellEnd"/>
+      <w:r>
+        <w:t xml:space="preserve"> </w:t>
+      </w:r>
+      <w:proofErr w:type="spellStart"/>
+      <w:r>
+        <w:t>tiene</w:t>
+      </w:r>
+      <w:proofErr w:type="spellEnd"/>
+      <w:r>
+        <w:t xml:space="preserve"> especial </w:t>
+      </w:r>
+      <w:proofErr w:type="spellStart"/>
+      <w:r>
+        <w:t>importancia</w:t>
+      </w:r>
+      <w:proofErr w:type="spellEnd"/>
+      <w:r>
+        <w:t xml:space="preserve"> </w:t>
+      </w:r>
+      <w:proofErr w:type="spellStart"/>
+      <w:r>
+        <w:t>porque</w:t>
+      </w:r>
+      <w:proofErr w:type="spellEnd"/>
+      <w:r>
+        <w:t xml:space="preserve"> </w:t>
+      </w:r>
+      <w:proofErr w:type="spellStart"/>
+      <w:r>
+        <w:t>permite</w:t>
+      </w:r>
+      <w:proofErr w:type="spellEnd"/>
+      <w:r>
+        <w:t xml:space="preserve"> </w:t>
+      </w:r>
+      <w:proofErr w:type="spellStart"/>
+      <w:r>
+        <w:t>documentar</w:t>
+      </w:r>
+      <w:proofErr w:type="spellEnd"/>
+      <w:r>
+        <w:t xml:space="preserve"> </w:t>
+      </w:r>
+      <w:proofErr w:type="spellStart"/>
+      <w:r>
+        <w:t>los</w:t>
+      </w:r>
+      <w:proofErr w:type="spellEnd"/>
+      <w:r>
+        <w:t xml:space="preserve"> </w:t>
+      </w:r>
+      <w:proofErr w:type="spellStart"/>
+      <w:r>
+        <w:t>resultados</w:t>
+      </w:r>
+      <w:proofErr w:type="spellEnd"/>
+      <w:r>
+        <w:t xml:space="preserve"> y </w:t>
+      </w:r>
+      <w:proofErr w:type="spellStart"/>
+      <w:r>
+        <w:t>convertir</w:t>
+      </w:r>
+      <w:proofErr w:type="spellEnd"/>
+      <w:r>
+        <w:t xml:space="preserve"> la </w:t>
+      </w:r>
+      <w:proofErr w:type="spellStart"/>
+      <w:r>
+        <w:t>experiencia</w:t>
+      </w:r>
+      <w:proofErr w:type="spellEnd"/>
+      <w:r>
+        <w:t xml:space="preserve"> </w:t>
+      </w:r>
+      <w:proofErr w:type="spellStart"/>
+      <w:r>
+        <w:t>en</w:t>
+      </w:r>
+      <w:proofErr w:type="spellEnd"/>
+      <w:r>
+        <w:t xml:space="preserve"> </w:t>
+      </w:r>
+      <w:proofErr w:type="spellStart"/>
+      <w:r>
+        <w:t>conocimiento</w:t>
+      </w:r>
+      <w:proofErr w:type="spellEnd"/>
+      <w:r>
+        <w:t xml:space="preserve"> </w:t>
+      </w:r>
+      <w:proofErr w:type="spellStart"/>
+      <w:r>
+        <w:t>útil</w:t>
+      </w:r>
+      <w:proofErr w:type="spellEnd"/>
+      <w:r>
+        <w:t xml:space="preserve"> para </w:t>
+      </w:r>
+      <w:proofErr w:type="spellStart"/>
+      <w:r>
+        <w:t>futuros</w:t>
+      </w:r>
+      <w:proofErr w:type="spellEnd"/>
+      <w:r>
+        <w:t xml:space="preserve"> </w:t>
+      </w:r>
+      <w:proofErr w:type="spellStart"/>
+      <w:r>
+        <w:t>proyectos</w:t>
+      </w:r>
+      <w:proofErr w:type="spellEnd"/>
+      <w:r>
+        <w:t>.</w:t>
       </w:r>
     </w:p>
     <w:p>
@@ -1108,7 +8159,263 @@
         <w:jc w:val="both"/>
       </w:pPr>
       <w:r>
-        <w:t>En conjunto, una gestión ordenada y un seguimiento constante ayudan a mejorar la toma de decisiones, responder a los cambios y aprovechar mejor los recursos. Por ello, conocer los fundamentos de la gestión de proyectos TI es una competencia importante para quienes participan en el desarrollo e implementación de soluciones tecnológicas.</w:t>
+        <w:t xml:space="preserve">En conjunto, </w:t>
+      </w:r>
+      <w:proofErr w:type="spellStart"/>
+      <w:r>
+        <w:t>una</w:t>
+      </w:r>
+      <w:proofErr w:type="spellEnd"/>
+      <w:r>
+        <w:t xml:space="preserve"> </w:t>
+      </w:r>
+      <w:proofErr w:type="spellStart"/>
+      <w:r>
+        <w:t>gestión</w:t>
+      </w:r>
+      <w:proofErr w:type="spellEnd"/>
+      <w:r>
+        <w:t xml:space="preserve"> </w:t>
+      </w:r>
+      <w:proofErr w:type="spellStart"/>
+      <w:r>
+        <w:t>ordenada</w:t>
+      </w:r>
+      <w:proofErr w:type="spellEnd"/>
+      <w:r>
+        <w:t xml:space="preserve"> y un </w:t>
+      </w:r>
+      <w:proofErr w:type="spellStart"/>
+      <w:r>
+        <w:t>seguimiento</w:t>
+      </w:r>
+      <w:proofErr w:type="spellEnd"/>
+      <w:r>
+        <w:t xml:space="preserve"> </w:t>
+      </w:r>
+      <w:proofErr w:type="spellStart"/>
+      <w:r>
+        <w:t>constante</w:t>
+      </w:r>
+      <w:proofErr w:type="spellEnd"/>
+      <w:r>
+        <w:t xml:space="preserve"> </w:t>
+      </w:r>
+      <w:proofErr w:type="spellStart"/>
+      <w:r>
+        <w:t>ayudan</w:t>
+      </w:r>
+      <w:proofErr w:type="spellEnd"/>
+      <w:r>
+        <w:t xml:space="preserve"> a </w:t>
+      </w:r>
+      <w:proofErr w:type="spellStart"/>
+      <w:r>
+        <w:t>mejorar</w:t>
+      </w:r>
+      <w:proofErr w:type="spellEnd"/>
+      <w:r>
+        <w:t xml:space="preserve"> la </w:t>
+      </w:r>
+      <w:proofErr w:type="spellStart"/>
+      <w:r>
+        <w:t>toma</w:t>
+      </w:r>
+      <w:proofErr w:type="spellEnd"/>
+      <w:r>
+        <w:t xml:space="preserve"> de </w:t>
+      </w:r>
+      <w:proofErr w:type="spellStart"/>
+      <w:r>
+        <w:t>decisiones</w:t>
+      </w:r>
+      <w:proofErr w:type="spellEnd"/>
+      <w:r>
+        <w:t xml:space="preserve">, responder a </w:t>
+      </w:r>
+      <w:proofErr w:type="spellStart"/>
+      <w:r>
+        <w:t>los</w:t>
+      </w:r>
+      <w:proofErr w:type="spellEnd"/>
+      <w:r>
+        <w:t xml:space="preserve"> </w:t>
+      </w:r>
+      <w:proofErr w:type="spellStart"/>
+      <w:r>
+        <w:t>cambios</w:t>
+      </w:r>
+      <w:proofErr w:type="spellEnd"/>
+      <w:r>
+        <w:t xml:space="preserve"> y </w:t>
+      </w:r>
+      <w:proofErr w:type="spellStart"/>
+      <w:r>
+        <w:t>aprovechar</w:t>
+      </w:r>
+      <w:proofErr w:type="spellEnd"/>
+      <w:r>
+        <w:t xml:space="preserve"> </w:t>
+      </w:r>
+      <w:proofErr w:type="spellStart"/>
+      <w:r>
+        <w:t>mejor</w:t>
+      </w:r>
+      <w:proofErr w:type="spellEnd"/>
+      <w:r>
+        <w:t xml:space="preserve"> </w:t>
+      </w:r>
+      <w:proofErr w:type="spellStart"/>
+      <w:r>
+        <w:t>los</w:t>
+      </w:r>
+      <w:proofErr w:type="spellEnd"/>
+      <w:r>
+        <w:t xml:space="preserve"> </w:t>
+      </w:r>
+      <w:proofErr w:type="spellStart"/>
+      <w:r>
+        <w:t>recursos</w:t>
+      </w:r>
+      <w:proofErr w:type="spellEnd"/>
+      <w:r>
+        <w:t xml:space="preserve">. Por </w:t>
+      </w:r>
+      <w:proofErr w:type="spellStart"/>
+      <w:r>
+        <w:t>ello</w:t>
+      </w:r>
+      <w:proofErr w:type="spellEnd"/>
+      <w:r>
+        <w:t xml:space="preserve">, </w:t>
+      </w:r>
+      <w:proofErr w:type="spellStart"/>
+      <w:r>
+        <w:t>conocer</w:t>
+      </w:r>
+      <w:proofErr w:type="spellEnd"/>
+      <w:r>
+        <w:t xml:space="preserve"> </w:t>
+      </w:r>
+      <w:proofErr w:type="spellStart"/>
+      <w:r>
+        <w:t>los</w:t>
+      </w:r>
+      <w:proofErr w:type="spellEnd"/>
+      <w:r>
+        <w:t xml:space="preserve"> </w:t>
+      </w:r>
+      <w:proofErr w:type="spellStart"/>
+      <w:r>
+        <w:t>fundamentos</w:t>
+      </w:r>
+      <w:proofErr w:type="spellEnd"/>
+      <w:r>
+        <w:t xml:space="preserve"> de la </w:t>
+      </w:r>
+      <w:proofErr w:type="spellStart"/>
+      <w:r>
+        <w:t>gestión</w:t>
+      </w:r>
+      <w:proofErr w:type="spellEnd"/>
+      <w:r>
+        <w:t xml:space="preserve"> de </w:t>
+      </w:r>
+      <w:proofErr w:type="spellStart"/>
+      <w:r>
+        <w:t>proyectos</w:t>
+      </w:r>
+      <w:proofErr w:type="spellEnd"/>
+      <w:r>
+        <w:t xml:space="preserve"> TI es </w:t>
+      </w:r>
+      <w:proofErr w:type="spellStart"/>
+      <w:r>
+        <w:t>una</w:t>
+      </w:r>
+      <w:proofErr w:type="spellEnd"/>
+      <w:r>
+        <w:t xml:space="preserve"> </w:t>
+      </w:r>
+      <w:proofErr w:type="spellStart"/>
+      <w:r>
+        <w:t>competencia</w:t>
+      </w:r>
+      <w:proofErr w:type="spellEnd"/>
+      <w:r>
+        <w:t xml:space="preserve"> </w:t>
+      </w:r>
+      <w:proofErr w:type="spellStart"/>
+      <w:r>
+        <w:t>importante</w:t>
+      </w:r>
+      <w:proofErr w:type="spellEnd"/>
+      <w:r>
+        <w:t xml:space="preserve"> para </w:t>
+      </w:r>
+      <w:proofErr w:type="spellStart"/>
+      <w:r>
+        <w:t>quienes</w:t>
+      </w:r>
+      <w:proofErr w:type="spellEnd"/>
+      <w:r>
+        <w:t xml:space="preserve"> </w:t>
+      </w:r>
+      <w:proofErr w:type="spellStart"/>
+      <w:r>
+        <w:t>participan</w:t>
+      </w:r>
+      <w:proofErr w:type="spellEnd"/>
+      <w:r>
+        <w:t xml:space="preserve"> </w:t>
+      </w:r>
+      <w:proofErr w:type="spellStart"/>
+      <w:r>
+        <w:t>en</w:t>
+      </w:r>
+      <w:proofErr w:type="spellEnd"/>
+      <w:r>
+        <w:t xml:space="preserve"> </w:t>
+      </w:r>
+      <w:proofErr w:type="spellStart"/>
+      <w:r>
+        <w:t>el</w:t>
+      </w:r>
+      <w:proofErr w:type="spellEnd"/>
+      <w:r>
+        <w:t xml:space="preserve"> </w:t>
+      </w:r>
+      <w:proofErr w:type="spellStart"/>
+      <w:r>
+        <w:t>desarrollo</w:t>
+      </w:r>
+      <w:proofErr w:type="spellEnd"/>
+      <w:r>
+        <w:t xml:space="preserve"> e </w:t>
+      </w:r>
+      <w:proofErr w:type="spellStart"/>
+      <w:r>
+        <w:t>implementación</w:t>
+      </w:r>
+      <w:proofErr w:type="spellEnd"/>
+      <w:r>
+        <w:t xml:space="preserve"> de </w:t>
+      </w:r>
+      <w:proofErr w:type="spellStart"/>
+      <w:r>
+        <w:t>soluciones</w:t>
+      </w:r>
+      <w:proofErr w:type="spellEnd"/>
+      <w:r>
+        <w:t xml:space="preserve"> </w:t>
+      </w:r>
+      <w:proofErr w:type="spellStart"/>
+      <w:r>
+        <w:t>tecnológicas</w:t>
+      </w:r>
+      <w:proofErr w:type="spellEnd"/>
+      <w:r>
+        <w:t>.</w:t>
       </w:r>
     </w:p>
     <w:p>
@@ -1163,8 +8470,13 @@
       </w:pPr>
       <w:r>
         <w:lastRenderedPageBreak/>
-        <w:t>Fuentes de Informacion</w:t>
-      </w:r>
+        <w:t xml:space="preserve">Fuentes de </w:t>
+      </w:r>
+      <w:proofErr w:type="spellStart"/>
+      <w:r>
+        <w:t>Informacion</w:t>
+      </w:r>
+      <w:proofErr w:type="spellEnd"/>
     </w:p>
     <w:p>
       <w:pPr>
@@ -1177,8 +8489,61 @@
         </w:rPr>
         <w:t xml:space="preserve">Atlassian. (2026). </w:t>
       </w:r>
-      <w:r>
-        <w:t>Cómo gestionar los riesgos de un proyecto: guía paso a paso. Disponible en: https://www.atlassian.com/es/work-management/project-management/project-risk-management</w:t>
+      <w:proofErr w:type="spellStart"/>
+      <w:r>
+        <w:t>Cómo</w:t>
+      </w:r>
+      <w:proofErr w:type="spellEnd"/>
+      <w:r>
+        <w:t xml:space="preserve"> </w:t>
+      </w:r>
+      <w:proofErr w:type="spellStart"/>
+      <w:r>
+        <w:t>gestionar</w:t>
+      </w:r>
+      <w:proofErr w:type="spellEnd"/>
+      <w:r>
+        <w:t xml:space="preserve"> </w:t>
+      </w:r>
+      <w:proofErr w:type="spellStart"/>
+      <w:r>
+        <w:t>los</w:t>
+      </w:r>
+      <w:proofErr w:type="spellEnd"/>
+      <w:r>
+        <w:t xml:space="preserve"> </w:t>
+      </w:r>
+      <w:proofErr w:type="spellStart"/>
+      <w:r>
+        <w:t>riesgos</w:t>
+      </w:r>
+      <w:proofErr w:type="spellEnd"/>
+      <w:r>
+        <w:t xml:space="preserve"> de un </w:t>
+      </w:r>
+      <w:proofErr w:type="spellStart"/>
+      <w:r>
+        <w:t>proyecto</w:t>
+      </w:r>
+      <w:proofErr w:type="spellEnd"/>
+      <w:r>
+        <w:t xml:space="preserve">: </w:t>
+      </w:r>
+      <w:proofErr w:type="spellStart"/>
+      <w:r>
+        <w:t>guía</w:t>
+      </w:r>
+      <w:proofErr w:type="spellEnd"/>
+      <w:r>
+        <w:t xml:space="preserve"> paso a paso. Disponible </w:t>
+      </w:r>
+      <w:proofErr w:type="spellStart"/>
+      <w:r>
+        <w:t>en</w:t>
+      </w:r>
+      <w:proofErr w:type="spellEnd"/>
+      <w:r>
+        <w:t>: https://www.atlassian.com/es/work-management/project-management/project-risk-management</w:t>
       </w:r>
     </w:p>
     <w:p>
@@ -1192,8 +8557,61 @@
         </w:rPr>
         <w:t xml:space="preserve">Atlassian. (2026). </w:t>
       </w:r>
-      <w:r>
-        <w:t>Análisis de riesgos en la gestión de proyectos: pasos y herramientas clave. Disponible en: https://www.atlassian.com/es/agile/project-management/risk-analysis</w:t>
+      <w:proofErr w:type="spellStart"/>
+      <w:r>
+        <w:t>Análisis</w:t>
+      </w:r>
+      <w:proofErr w:type="spellEnd"/>
+      <w:r>
+        <w:t xml:space="preserve"> de </w:t>
+      </w:r>
+      <w:proofErr w:type="spellStart"/>
+      <w:r>
+        <w:t>riesgos</w:t>
+      </w:r>
+      <w:proofErr w:type="spellEnd"/>
+      <w:r>
+        <w:t xml:space="preserve"> </w:t>
+      </w:r>
+      <w:proofErr w:type="spellStart"/>
+      <w:r>
+        <w:t>en</w:t>
+      </w:r>
+      <w:proofErr w:type="spellEnd"/>
+      <w:r>
+        <w:t xml:space="preserve"> la </w:t>
+      </w:r>
+      <w:proofErr w:type="spellStart"/>
+      <w:r>
+        <w:t>gestión</w:t>
+      </w:r>
+      <w:proofErr w:type="spellEnd"/>
+      <w:r>
+        <w:t xml:space="preserve"> de </w:t>
+      </w:r>
+      <w:proofErr w:type="spellStart"/>
+      <w:r>
+        <w:t>proyectos</w:t>
+      </w:r>
+      <w:proofErr w:type="spellEnd"/>
+      <w:r>
+        <w:t xml:space="preserve">: pasos y </w:t>
+      </w:r>
+      <w:proofErr w:type="spellStart"/>
+      <w:r>
+        <w:t>herramientas</w:t>
+      </w:r>
+      <w:proofErr w:type="spellEnd"/>
+      <w:r>
+        <w:t xml:space="preserve"> clave. Disponible </w:t>
+      </w:r>
+      <w:proofErr w:type="spellStart"/>
+      <w:r>
+        <w:t>en</w:t>
+      </w:r>
+      <w:proofErr w:type="spellEnd"/>
+      <w:r>
+        <w:t>: https://www.atlassian.com/es/agile/project-management/risk-analysis</w:t>
       </w:r>
     </w:p>
     <w:p>
@@ -1208,7 +8626,15 @@
         <w:t xml:space="preserve">Microsoft. (s. f.). </w:t>
       </w:r>
       <w:r>
-        <w:t>Getting started: Introduction to project management. Disponible en: https://support.microsoft.com/en-us/project/getting-started-introduction-to-project-management</w:t>
+        <w:t xml:space="preserve">Getting started: Introduction to project management. Disponible </w:t>
+      </w:r>
+      <w:proofErr w:type="spellStart"/>
+      <w:r>
+        <w:t>en</w:t>
+      </w:r>
+      <w:proofErr w:type="spellEnd"/>
+      <w:r>
+        <w:t>: https://support.microsoft.com/en-us/project/getting-started-introduction-to-project-management</w:t>
       </w:r>
     </w:p>
     <w:p>
@@ -1223,7 +8649,47 @@
         <w:t xml:space="preserve">Project Management Institute. (s. f.). </w:t>
       </w:r>
       <w:r>
-        <w:t>El modelo de desarrollo del gerente de proyecto. Disponible en: https://www.pmi.org/learning/library/2022/07/12/21/03/es-marco-de-desarrollo-de-competencias-del-gerente-de-proyecto-7088</w:t>
+        <w:t xml:space="preserve">El </w:t>
+      </w:r>
+      <w:proofErr w:type="spellStart"/>
+      <w:r>
+        <w:t>modelo</w:t>
+      </w:r>
+      <w:proofErr w:type="spellEnd"/>
+      <w:r>
+        <w:t xml:space="preserve"> de </w:t>
+      </w:r>
+      <w:proofErr w:type="spellStart"/>
+      <w:r>
+        <w:t>desarrollo</w:t>
+      </w:r>
+      <w:proofErr w:type="spellEnd"/>
+      <w:r>
+        <w:t xml:space="preserve"> del </w:t>
+      </w:r>
+      <w:proofErr w:type="spellStart"/>
+      <w:r>
+        <w:t>gerente</w:t>
+      </w:r>
+      <w:proofErr w:type="spellEnd"/>
+      <w:r>
+        <w:t xml:space="preserve"> de </w:t>
+      </w:r>
+      <w:proofErr w:type="spellStart"/>
+      <w:r>
+        <w:t>proyecto</w:t>
+      </w:r>
+      <w:proofErr w:type="spellEnd"/>
+      <w:r>
+        <w:t xml:space="preserve">. Disponible </w:t>
+      </w:r>
+      <w:proofErr w:type="spellStart"/>
+      <w:r>
+        <w:t>en</w:t>
+      </w:r>
+      <w:proofErr w:type="spellEnd"/>
+      <w:r>
+        <w:t>: https://www.pmi.org/learning/library/2022/07/12/21/03/es-marco-de-desarrollo-de-competencias-del-gerente-de-proyecto-7088</w:t>
       </w:r>
     </w:p>
     <w:p>
@@ -1237,8 +8703,45 @@
         </w:rPr>
         <w:t xml:space="preserve">Gómez Meléndez, M. (2007). </w:t>
       </w:r>
-      <w:r>
-        <w:t>Administración de proyectos y análisis de riesgos. PMI Global Congress 2007—Latin America. Disponible en: https://www.pmi.org/learning/library/es-gestionando-proyectos-analizando-riesgos-7166</w:t>
+      <w:proofErr w:type="spellStart"/>
+      <w:r>
+        <w:t>Administración</w:t>
+      </w:r>
+      <w:proofErr w:type="spellEnd"/>
+      <w:r>
+        <w:t xml:space="preserve"> de </w:t>
+      </w:r>
+      <w:proofErr w:type="spellStart"/>
+      <w:r>
+        <w:t>proyectos</w:t>
+      </w:r>
+      <w:proofErr w:type="spellEnd"/>
+      <w:r>
+        <w:t xml:space="preserve"> y </w:t>
+      </w:r>
+      <w:proofErr w:type="spellStart"/>
+      <w:r>
+        <w:t>análisis</w:t>
+      </w:r>
+      <w:proofErr w:type="spellEnd"/>
+      <w:r>
+        <w:t xml:space="preserve"> de </w:t>
+      </w:r>
+      <w:proofErr w:type="spellStart"/>
+      <w:r>
+        <w:t>riesgos</w:t>
+      </w:r>
+      <w:proofErr w:type="spellEnd"/>
+      <w:r>
+        <w:t xml:space="preserve">. PMI Global Congress 2007—Latin America. Disponible </w:t>
+      </w:r>
+      <w:proofErr w:type="spellStart"/>
+      <w:r>
+        <w:t>en</w:t>
+      </w:r>
+      <w:proofErr w:type="spellEnd"/>
+      <w:r>
+        <w:t>: https://www.pmi.org/learning/library/es-gestionando-proyectos-analizando-riesgos-7166</w:t>
       </w:r>
     </w:p>
     <w:p>
@@ -1253,11 +8756,38 @@
         <w:t xml:space="preserve">Lazar, O. &amp; Serono, M. (2010). </w:t>
       </w:r>
       <w:r>
-        <w:t>Project closing process: modular risk based closure. PMI Global Congress 2010—EMEA. Disponible en: https://www.pmi.org/learning/library/project-closing-modular-risk-based-6806</w:t>
-      </w:r>
+        <w:t xml:space="preserve">Project closing process: modular risk based closure. PMI Global Congress 2010—EMEA. Disponible </w:t>
+      </w:r>
+      <w:proofErr w:type="spellStart"/>
+      <w:r>
+        <w:t>en</w:t>
+      </w:r>
+      <w:proofErr w:type="spellEnd"/>
+      <w:r>
+        <w:t>: https://www.pmi.org/learning/library/project-closing-modular-risk-based-6806</w:t>
+      </w:r>
+    </w:p>
+    <w:p/>
+    <w:p>
+      <w:pPr>
+        <w:ind w:firstLine="720"/>
+      </w:pPr>
+      <w:r>
+        <w:t>ANEXO LINK DE LA ACTIVIDAD SOLICITADA Y ENVIADA POR GITHUB:</w:t>
+      </w:r>
+    </w:p>
+    <w:p>
+      <w:hyperlink r:id="rId14" w:history="1">
+        <w:r>
+          <w:rPr>
+            <w:rStyle w:val="Hipervnculo"/>
+          </w:rPr>
+          <w:t>https://github.com/Cynthia21Morales/GPTI_CynthiaJasmineMT/blob/main/GPTI-Tema-6/Actividad%206.1%20Sintesis_CynthiaMorales_GPTI_7ISCM.docx</w:t>
+        </w:r>
+      </w:hyperlink>
     </w:p>
     <w:sectPr>
-      <w:footerReference w:type="default" r:id="rId14"/>
+      <w:footerReference w:type="default" r:id="rId15"/>
       <w:pgSz w:w="12240" w:h="15840"/>
       <w:pgMar w:top="1417" w:right="1417" w:bottom="1417" w:left="1701" w:header="720" w:footer="720" w:gutter="0"/>
       <w:cols w:space="720"/>
@@ -12910,6 +20440,29 @@
       </w:tcPr>
     </w:tblStylePr>
   </w:style>
+  <w:style w:type="character" w:styleId="Hipervnculo">
+    <w:name w:val="Hyperlink"/>
+    <w:basedOn w:val="Fuentedeprrafopredeter"/>
+    <w:uiPriority w:val="99"/>
+    <w:unhideWhenUsed/>
+    <w:rsid w:val="00210D8C"/>
+    <w:rPr>
+      <w:color w:val="0000FF" w:themeColor="hyperlink"/>
+      <w:u w:val="single"/>
+    </w:rPr>
+  </w:style>
+  <w:style w:type="character" w:styleId="Mencinsinresolver">
+    <w:name w:val="Unresolved Mention"/>
+    <w:basedOn w:val="Fuentedeprrafopredeter"/>
+    <w:uiPriority w:val="99"/>
+    <w:semiHidden/>
+    <w:unhideWhenUsed/>
+    <w:rsid w:val="00210D8C"/>
+    <w:rPr>
+      <w:color w:val="605E5C"/>
+      <w:shd w:val="clear" w:color="auto" w:fill="E1DFDD"/>
+    </w:rPr>
+  </w:style>
 </w:styles>
 </file>
 
